--- a/Fase 1/Evidencias Individuales/Santiagos_Diego_1.1_APT122_AutoevaluacionCompetenciasFase1.docx
+++ b/Fase 1/Evidencias Individuales/Santiagos_Diego_1.1_APT122_AutoevaluacionCompetenciasFase1.docx
@@ -4,7 +4,7 @@
   <w:body>
     <w:p>
       <w:pPr>
-        <w:pStyle w:val="1003"/>
+        <w:pStyle w:val="1178"/>
         <w:pBdr/>
         <w:spacing/>
         <w:ind/>
@@ -64,6 +64,13 @@
           <w:szCs w:val="26"/>
         </w:rPr>
       </w:r>
+      <w:r>
+        <w:rPr>
+          <w:color w:val="2e74b5" w:themeColor="accent1" w:themeShade="BF"/>
+          <w:sz w:val="26"/>
+          <w:szCs w:val="26"/>
+        </w:rPr>
+      </w:r>
     </w:p>
     <w:p>
       <w:pPr>
@@ -91,6 +98,11 @@
           <w:color w:val="auto"/>
         </w:rPr>
       </w:r>
+      <w:r>
+        <w:rPr>
+          <w:color w:val="auto"/>
+        </w:rPr>
+      </w:r>
     </w:p>
     <w:p>
       <w:pPr>
@@ -105,6 +117,14 @@
           <w:szCs w:val="24"/>
         </w:rPr>
       </w:pPr>
+      <w:r>
+        <w:rPr>
+          <w:rFonts w:cs="Calibri" w:eastAsiaTheme="majorEastAsia" w:cstheme="minorAscii"/>
+          <w:color w:val="auto" w:themeColor="background2" w:themeShade="80"/>
+          <w:sz w:val="24"/>
+          <w:szCs w:val="24"/>
+        </w:rPr>
+      </w:r>
       <w:r>
         <w:rPr>
           <w:rFonts w:cs="Calibri" w:eastAsiaTheme="majorEastAsia" w:cstheme="minorAscii"/>
@@ -143,6 +163,14 @@
           <w:szCs w:val="24"/>
         </w:rPr>
         <w:t xml:space="preserve">Objetivo: </w:t>
+      </w:r>
+      <w:r>
+        <w:rPr>
+          <w:rFonts w:cs="Calibri" w:eastAsiaTheme="majorEastAsia" w:cstheme="minorAscii"/>
+          <w:color w:val="auto" w:themeColor="background2" w:themeShade="80"/>
+          <w:sz w:val="24"/>
+          <w:szCs w:val="24"/>
+        </w:rPr>
       </w:r>
       <w:r>
         <w:rPr>
@@ -192,6 +220,14 @@
           <w:szCs w:val="24"/>
         </w:rPr>
       </w:r>
+      <w:r>
+        <w:rPr>
+          <w:rFonts w:cs="Calibri" w:eastAsiaTheme="majorEastAsia" w:cstheme="minorAscii"/>
+          <w:color w:val="auto" w:themeColor="background2" w:themeShade="80"/>
+          <w:sz w:val="24"/>
+          <w:szCs w:val="24"/>
+        </w:rPr>
+      </w:r>
     </w:p>
     <w:p>
       <w:pPr>
@@ -223,10 +259,18 @@
           <w:szCs w:val="24"/>
         </w:rPr>
       </w:r>
+      <w:r>
+        <w:rPr>
+          <w:rFonts w:cs="Calibri" w:eastAsiaTheme="majorEastAsia" w:cstheme="minorAscii"/>
+          <w:color w:val="auto" w:themeColor="background2" w:themeShade="80"/>
+          <w:sz w:val="24"/>
+          <w:szCs w:val="24"/>
+        </w:rPr>
+      </w:r>
     </w:p>
     <w:p>
       <w:pPr>
-        <w:pStyle w:val="1017"/>
+        <w:pStyle w:val="1192"/>
         <w:numPr>
           <w:ilvl w:val="0"/>
           <w:numId w:val="41"/>
@@ -277,10 +321,18 @@
           <w:szCs w:val="24"/>
         </w:rPr>
       </w:r>
+      <w:r>
+        <w:rPr>
+          <w:rFonts w:cs="Calibri" w:eastAsiaTheme="majorEastAsia" w:cstheme="minorAscii"/>
+          <w:color w:val="auto" w:themeColor="background2" w:themeShade="80"/>
+          <w:sz w:val="24"/>
+          <w:szCs w:val="24"/>
+        </w:rPr>
+      </w:r>
     </w:p>
     <w:p>
       <w:pPr>
-        <w:pStyle w:val="1017"/>
+        <w:pStyle w:val="1192"/>
         <w:numPr>
           <w:ilvl w:val="0"/>
           <w:numId w:val="41"/>
@@ -313,10 +365,18 @@
           <w:szCs w:val="24"/>
         </w:rPr>
       </w:r>
+      <w:r>
+        <w:rPr>
+          <w:rFonts w:cs="Calibri" w:eastAsiaTheme="majorEastAsia" w:cstheme="minorAscii"/>
+          <w:color w:val="auto" w:themeColor="background2" w:themeShade="80"/>
+          <w:sz w:val="24"/>
+          <w:szCs w:val="24"/>
+        </w:rPr>
+      </w:r>
     </w:p>
     <w:p>
       <w:pPr>
-        <w:pStyle w:val="1017"/>
+        <w:pStyle w:val="1192"/>
         <w:numPr>
           <w:ilvl w:val="0"/>
           <w:numId w:val="41"/>
@@ -349,10 +409,18 @@
           <w:szCs w:val="24"/>
         </w:rPr>
       </w:r>
+      <w:r>
+        <w:rPr>
+          <w:rFonts w:cs="Calibri" w:eastAsiaTheme="majorEastAsia" w:cstheme="minorAscii"/>
+          <w:color w:val="auto" w:themeColor="background2" w:themeShade="80"/>
+          <w:sz w:val="24"/>
+          <w:szCs w:val="24"/>
+        </w:rPr>
+      </w:r>
     </w:p>
     <w:p>
       <w:pPr>
-        <w:pStyle w:val="1017"/>
+        <w:pStyle w:val="1192"/>
         <w:pBdr/>
         <w:spacing/>
         <w:ind w:left="435"/>
@@ -361,6 +429,11 @@
           <w:color w:val="auto"/>
         </w:rPr>
       </w:pPr>
+      <w:r>
+        <w:rPr>
+          <w:color w:val="auto"/>
+        </w:rPr>
+      </w:r>
       <w:r>
         <w:rPr>
           <w:color w:val="auto"/>
@@ -374,7 +447,7 @@
     </w:p>
     <w:tbl>
       <w:tblPr>
-        <w:tblStyle w:val="1011"/>
+        <w:tblStyle w:val="1186"/>
         <w:tblInd w:w="421" w:type="dxa"/>
         <w:tblW w:w="9780" w:type="dxa"/>
         <w:tblBorders>
@@ -418,6 +491,13 @@
                 <w:color w:val="auto"/>
               </w:rPr>
               <w:t xml:space="preserve">Categoría</w:t>
+            </w:r>
+            <w:r>
+              <w:rPr>
+                <w:b/>
+                <w:bCs/>
+                <w:color w:val="auto"/>
+              </w:rPr>
             </w:r>
             <w:r>
               <w:rPr>
@@ -460,6 +540,13 @@
                 <w:color w:val="auto"/>
               </w:rPr>
             </w:r>
+            <w:r>
+              <w:rPr>
+                <w:b/>
+                <w:bCs/>
+                <w:color w:val="auto"/>
+              </w:rPr>
+            </w:r>
           </w:p>
         </w:tc>
       </w:tr>
@@ -474,7 +561,7 @@
           </w:tcPr>
           <w:p>
             <w:pPr>
-              <w:pStyle w:val="1050"/>
+              <w:pStyle w:val="1225"/>
               <w:pBdr/>
               <w:spacing/>
               <w:ind/>
@@ -490,6 +577,12 @@
                 <w:color w:val="auto"/>
               </w:rPr>
               <w:t xml:space="preserve">Excelente Dominio (ED)</w:t>
+            </w:r>
+            <w:r>
+              <w:rPr>
+                <w:rFonts w:ascii="Calibri" w:hAnsi="Calibri" w:cs="Calibri" w:asciiTheme="minorAscii" w:hAnsiTheme="minorAscii" w:eastAsiaTheme="majorEastAsia" w:cstheme="minorAscii"/>
+                <w:color w:val="auto" w:themeColor="background2" w:themeShade="80"/>
+              </w:rPr>
             </w:r>
             <w:r>
               <w:rPr>
@@ -534,6 +627,14 @@
                 <w:szCs w:val="24"/>
               </w:rPr>
             </w:r>
+            <w:r>
+              <w:rPr>
+                <w:rFonts w:cs="Calibri" w:eastAsiaTheme="majorEastAsia" w:cstheme="minorAscii"/>
+                <w:color w:val="auto" w:themeColor="background2" w:themeShade="80"/>
+                <w:sz w:val="24"/>
+                <w:szCs w:val="24"/>
+              </w:rPr>
+            </w:r>
           </w:p>
         </w:tc>
       </w:tr>
@@ -548,7 +649,7 @@
           </w:tcPr>
           <w:p>
             <w:pPr>
-              <w:pStyle w:val="1050"/>
+              <w:pStyle w:val="1225"/>
               <w:pBdr/>
               <w:spacing/>
               <w:ind/>
@@ -564,6 +665,12 @@
                 <w:color w:val="auto"/>
               </w:rPr>
               <w:t xml:space="preserve">Alto Dominio (AD) </w:t>
+            </w:r>
+            <w:r>
+              <w:rPr>
+                <w:rFonts w:ascii="Calibri" w:hAnsi="Calibri" w:cs="Calibri" w:asciiTheme="minorAscii" w:hAnsiTheme="minorAscii" w:eastAsiaTheme="majorEastAsia" w:cstheme="minorAscii"/>
+                <w:color w:val="auto" w:themeColor="background2" w:themeShade="80"/>
+              </w:rPr>
             </w:r>
             <w:r>
               <w:rPr>
@@ -608,6 +715,14 @@
                 <w:szCs w:val="24"/>
               </w:rPr>
             </w:r>
+            <w:r>
+              <w:rPr>
+                <w:rFonts w:cs="Calibri" w:eastAsiaTheme="majorEastAsia" w:cstheme="minorAscii"/>
+                <w:color w:val="auto" w:themeColor="background2" w:themeShade="80"/>
+                <w:sz w:val="24"/>
+                <w:szCs w:val="24"/>
+              </w:rPr>
+            </w:r>
           </w:p>
         </w:tc>
       </w:tr>
@@ -622,7 +737,7 @@
           </w:tcPr>
           <w:p>
             <w:pPr>
-              <w:pStyle w:val="1050"/>
+              <w:pStyle w:val="1225"/>
               <w:pBdr/>
               <w:spacing/>
               <w:ind/>
@@ -638,6 +753,12 @@
                 <w:color w:val="auto"/>
               </w:rPr>
               <w:t xml:space="preserve">Dominio Aceptable (DA) </w:t>
+            </w:r>
+            <w:r>
+              <w:rPr>
+                <w:rFonts w:ascii="Calibri" w:hAnsi="Calibri" w:cs="Calibri" w:asciiTheme="minorAscii" w:hAnsiTheme="minorAscii" w:eastAsiaTheme="majorEastAsia" w:cstheme="minorAscii"/>
+                <w:color w:val="auto" w:themeColor="background2" w:themeShade="80"/>
+              </w:rPr>
             </w:r>
             <w:r>
               <w:rPr>
@@ -682,6 +803,14 @@
                 <w:szCs w:val="24"/>
               </w:rPr>
             </w:r>
+            <w:r>
+              <w:rPr>
+                <w:rFonts w:cs="Calibri" w:eastAsiaTheme="majorEastAsia" w:cstheme="minorAscii"/>
+                <w:color w:val="auto" w:themeColor="background2" w:themeShade="80"/>
+                <w:sz w:val="24"/>
+                <w:szCs w:val="24"/>
+              </w:rPr>
+            </w:r>
           </w:p>
         </w:tc>
       </w:tr>
@@ -694,7 +823,7 @@
           </w:tcPr>
           <w:p>
             <w:pPr>
-              <w:pStyle w:val="1050"/>
+              <w:pStyle w:val="1225"/>
               <w:pBdr/>
               <w:spacing/>
               <w:ind/>
@@ -710,6 +839,12 @@
                 <w:color w:val="auto"/>
               </w:rPr>
               <w:t xml:space="preserve">Dominio insuficiente (DP)</w:t>
+            </w:r>
+            <w:r>
+              <w:rPr>
+                <w:rFonts w:ascii="Calibri" w:hAnsi="Calibri" w:cs="Calibri" w:asciiTheme="minorAscii" w:hAnsiTheme="minorAscii" w:eastAsiaTheme="majorEastAsia" w:cstheme="minorAscii"/>
+                <w:color w:val="auto" w:themeColor="background2" w:themeShade="80"/>
+              </w:rPr>
             </w:r>
             <w:r>
               <w:rPr>
@@ -772,6 +907,14 @@
                 <w:szCs w:val="24"/>
               </w:rPr>
             </w:r>
+            <w:r>
+              <w:rPr>
+                <w:rFonts w:cs="Calibri" w:eastAsiaTheme="majorEastAsia" w:cstheme="minorAscii"/>
+                <w:color w:val="auto" w:themeColor="background2" w:themeShade="80"/>
+                <w:sz w:val="24"/>
+                <w:szCs w:val="24"/>
+              </w:rPr>
+            </w:r>
           </w:p>
         </w:tc>
       </w:tr>
@@ -786,7 +929,7 @@
           </w:tcPr>
           <w:p>
             <w:pPr>
-              <w:pStyle w:val="1050"/>
+              <w:pStyle w:val="1225"/>
               <w:pBdr/>
               <w:spacing/>
               <w:ind/>
@@ -823,6 +966,12 @@
                 <w:color w:val="auto" w:themeColor="background2" w:themeShade="80"/>
               </w:rPr>
             </w:r>
+            <w:r>
+              <w:rPr>
+                <w:rFonts w:ascii="Calibri" w:hAnsi="Calibri" w:cs="Calibri" w:asciiTheme="minorAscii" w:hAnsiTheme="minorAscii" w:eastAsiaTheme="majorEastAsia" w:cstheme="minorAscii"/>
+                <w:color w:val="auto" w:themeColor="background2" w:themeShade="80"/>
+              </w:rPr>
+            </w:r>
           </w:p>
         </w:tc>
         <w:tc>
@@ -832,7 +981,7 @@
           </w:tcPr>
           <w:p>
             <w:pPr>
-              <w:pStyle w:val="1050"/>
+              <w:pStyle w:val="1225"/>
               <w:pBdr/>
               <w:spacing/>
               <w:ind/>
@@ -869,13 +1018,19 @@
                 <w:color w:val="auto" w:themeColor="background2" w:themeShade="80"/>
               </w:rPr>
             </w:r>
+            <w:r>
+              <w:rPr>
+                <w:rFonts w:ascii="Calibri" w:hAnsi="Calibri" w:cs="Calibri" w:asciiTheme="minorAscii" w:hAnsiTheme="minorAscii" w:eastAsiaTheme="majorEastAsia" w:cstheme="minorAscii"/>
+                <w:color w:val="auto" w:themeColor="background2" w:themeShade="80"/>
+              </w:rPr>
+            </w:r>
           </w:p>
         </w:tc>
       </w:tr>
     </w:tbl>
     <w:p>
       <w:pPr>
-        <w:pStyle w:val="1017"/>
+        <w:pStyle w:val="1192"/>
         <w:pBdr/>
         <w:spacing/>
         <w:ind w:left="435"/>
@@ -884,6 +1039,11 @@
           <w:color w:val="auto"/>
         </w:rPr>
       </w:pPr>
+      <w:r>
+        <w:rPr>
+          <w:color w:val="auto"/>
+        </w:rPr>
+      </w:r>
       <w:r>
         <w:rPr>
           <w:color w:val="auto"/>
@@ -897,7 +1057,7 @@
     </w:p>
     <w:p>
       <w:pPr>
-        <w:pStyle w:val="1017"/>
+        <w:pStyle w:val="1192"/>
         <w:pBdr/>
         <w:spacing/>
         <w:ind w:left="435"/>
@@ -909,6 +1069,14 @@
           <w:szCs w:val="24"/>
         </w:rPr>
       </w:pPr>
+      <w:r>
+        <w:rPr>
+          <w:rFonts w:cs="Calibri" w:eastAsiaTheme="majorEastAsia" w:cstheme="minorAscii"/>
+          <w:color w:val="auto" w:themeColor="background2" w:themeShade="80"/>
+          <w:sz w:val="24"/>
+          <w:szCs w:val="24"/>
+        </w:rPr>
+      </w:r>
       <w:r>
         <w:rPr>
           <w:rFonts w:cs="Calibri" w:eastAsiaTheme="majorEastAsia" w:cstheme="minorAscii"/>
@@ -928,7 +1096,7 @@
     </w:p>
     <w:p>
       <w:pPr>
-        <w:pStyle w:val="1017"/>
+        <w:pStyle w:val="1192"/>
         <w:numPr>
           <w:ilvl w:val="0"/>
           <w:numId w:val="41"/>
@@ -953,29 +1121,6 @@
         </w:rPr>
         <w:t xml:space="preserve">En la columna de comentarios escribe por qué marcaste cada nivel.</w:t>
       </w:r>
-      <w:r>
-        <w:rPr>
-          <w:rFonts w:cs="Calibri" w:eastAsiaTheme="majorEastAsia" w:cstheme="minorAscii"/>
-          <w:color w:val="auto" w:themeColor="background2" w:themeShade="80"/>
-          <w:sz w:val="24"/>
-          <w:szCs w:val="24"/>
-        </w:rPr>
-      </w:r>
-    </w:p>
-    <w:p>
-      <w:pPr>
-        <w:pStyle w:val="1017"/>
-        <w:pBdr/>
-        <w:spacing/>
-        <w:ind w:left="435"/>
-        <w:jc w:val="both"/>
-        <w:rPr>
-          <w:rFonts w:cs="Calibri" w:eastAsiaTheme="majorEastAsia" w:cstheme="minorAscii"/>
-          <w:color w:val="auto" w:themeColor="background2" w:themeShade="80"/>
-          <w:sz w:val="24"/>
-          <w:szCs w:val="24"/>
-        </w:rPr>
-      </w:pPr>
       <w:r>
         <w:rPr>
           <w:rFonts w:cs="Calibri" w:eastAsiaTheme="majorEastAsia" w:cstheme="minorAscii"/>
@@ -995,7 +1140,7 @@
     </w:p>
     <w:p>
       <w:pPr>
-        <w:pStyle w:val="1017"/>
+        <w:pStyle w:val="1192"/>
         <w:pBdr/>
         <w:spacing/>
         <w:ind w:left="435"/>
@@ -1007,6 +1152,14 @@
           <w:szCs w:val="24"/>
         </w:rPr>
       </w:pPr>
+      <w:r>
+        <w:rPr>
+          <w:rFonts w:cs="Calibri" w:eastAsiaTheme="majorEastAsia" w:cstheme="minorAscii"/>
+          <w:color w:val="auto" w:themeColor="background2" w:themeShade="80"/>
+          <w:sz w:val="24"/>
+          <w:szCs w:val="24"/>
+        </w:rPr>
+      </w:r>
       <w:r>
         <w:rPr>
           <w:rFonts w:cs="Calibri" w:eastAsiaTheme="majorEastAsia" w:cstheme="minorAscii"/>
@@ -1026,7 +1179,46 @@
     </w:p>
     <w:p>
       <w:pPr>
-        <w:pStyle w:val="1017"/>
+        <w:pStyle w:val="1192"/>
+        <w:pBdr/>
+        <w:spacing/>
+        <w:ind w:left="435"/>
+        <w:jc w:val="both"/>
+        <w:rPr>
+          <w:rFonts w:cs="Calibri" w:eastAsiaTheme="majorEastAsia" w:cstheme="minorAscii"/>
+          <w:color w:val="auto" w:themeColor="background2" w:themeShade="80"/>
+          <w:sz w:val="24"/>
+          <w:szCs w:val="24"/>
+        </w:rPr>
+      </w:pPr>
+      <w:r>
+        <w:rPr>
+          <w:rFonts w:cs="Calibri" w:eastAsiaTheme="majorEastAsia" w:cstheme="minorAscii"/>
+          <w:color w:val="auto" w:themeColor="background2" w:themeShade="80"/>
+          <w:sz w:val="24"/>
+          <w:szCs w:val="24"/>
+        </w:rPr>
+      </w:r>
+      <w:r>
+        <w:rPr>
+          <w:rFonts w:cs="Calibri" w:eastAsiaTheme="majorEastAsia" w:cstheme="minorAscii"/>
+          <w:color w:val="auto" w:themeColor="background2" w:themeShade="80"/>
+          <w:sz w:val="24"/>
+          <w:szCs w:val="24"/>
+        </w:rPr>
+      </w:r>
+      <w:r>
+        <w:rPr>
+          <w:rFonts w:cs="Calibri" w:eastAsiaTheme="majorEastAsia" w:cstheme="minorAscii"/>
+          <w:color w:val="auto" w:themeColor="background2" w:themeShade="80"/>
+          <w:sz w:val="24"/>
+          <w:szCs w:val="24"/>
+        </w:rPr>
+      </w:r>
+    </w:p>
+    <w:p>
+      <w:pPr>
+        <w:pStyle w:val="1192"/>
         <w:pBdr/>
         <w:spacing/>
         <w:ind w:left="435"/>
@@ -1038,6 +1230,14 @@
           <w:szCs w:val="24"/>
         </w:rPr>
       </w:pPr>
+      <w:r>
+        <w:rPr>
+          <w:rFonts w:cs="Calibri" w:eastAsiaTheme="majorEastAsia" w:cstheme="minorAscii"/>
+          <w:color w:val="auto"/>
+          <w:sz w:val="24"/>
+          <w:szCs w:val="24"/>
+        </w:rPr>
+      </w:r>
       <w:r>
         <w:rPr>
           <w:rFonts w:cs="Calibri" w:eastAsiaTheme="majorEastAsia" w:cstheme="minorAscii"/>
@@ -1057,7 +1257,7 @@
     </w:p>
     <w:p>
       <w:pPr>
-        <w:pStyle w:val="1017"/>
+        <w:pStyle w:val="1192"/>
         <w:pBdr/>
         <w:spacing/>
         <w:ind w:left="435"/>
@@ -1069,6 +1269,14 @@
           <w:szCs w:val="24"/>
         </w:rPr>
       </w:pPr>
+      <w:r>
+        <w:rPr>
+          <w:rFonts w:cs="Calibri" w:eastAsiaTheme="majorEastAsia" w:cstheme="minorAscii"/>
+          <w:color w:val="auto"/>
+          <w:sz w:val="24"/>
+          <w:szCs w:val="24"/>
+        </w:rPr>
+      </w:r>
       <w:r>
         <w:rPr>
           <w:rFonts w:cs="Calibri" w:eastAsiaTheme="majorEastAsia" w:cstheme="minorAscii"/>
@@ -1088,7 +1296,7 @@
     </w:p>
     <w:p>
       <w:pPr>
-        <w:pStyle w:val="1017"/>
+        <w:pStyle w:val="1192"/>
         <w:pBdr/>
         <w:spacing/>
         <w:ind w:left="435"/>
@@ -1100,6 +1308,14 @@
           <w:szCs w:val="24"/>
         </w:rPr>
       </w:pPr>
+      <w:r>
+        <w:rPr>
+          <w:rFonts w:cs="Calibri" w:eastAsiaTheme="majorEastAsia" w:cstheme="minorAscii"/>
+          <w:color w:val="auto"/>
+          <w:sz w:val="24"/>
+          <w:szCs w:val="24"/>
+        </w:rPr>
+      </w:r>
       <w:r>
         <w:rPr>
           <w:rFonts w:cs="Calibri" w:eastAsiaTheme="majorEastAsia" w:cstheme="minorAscii"/>
@@ -1119,7 +1335,7 @@
     </w:p>
     <w:p>
       <w:pPr>
-        <w:pStyle w:val="1017"/>
+        <w:pStyle w:val="1192"/>
         <w:pBdr/>
         <w:spacing/>
         <w:ind w:left="435"/>
@@ -1131,6 +1347,14 @@
           <w:szCs w:val="24"/>
         </w:rPr>
       </w:pPr>
+      <w:r>
+        <w:rPr>
+          <w:rFonts w:cs="Calibri" w:eastAsiaTheme="majorEastAsia" w:cstheme="minorAscii"/>
+          <w:color w:val="auto"/>
+          <w:sz w:val="24"/>
+          <w:szCs w:val="24"/>
+        </w:rPr>
+      </w:r>
       <w:r>
         <w:rPr>
           <w:rFonts w:cs="Calibri" w:eastAsiaTheme="majorEastAsia" w:cstheme="minorAscii"/>
@@ -1150,7 +1374,7 @@
     </w:p>
     <w:p>
       <w:pPr>
-        <w:pStyle w:val="1017"/>
+        <w:pStyle w:val="1192"/>
         <w:pBdr/>
         <w:spacing/>
         <w:ind w:left="435"/>
@@ -1162,6 +1386,14 @@
           <w:szCs w:val="24"/>
         </w:rPr>
       </w:pPr>
+      <w:r>
+        <w:rPr>
+          <w:rFonts w:cs="Calibri" w:eastAsiaTheme="majorEastAsia" w:cstheme="minorAscii"/>
+          <w:color w:val="auto"/>
+          <w:sz w:val="24"/>
+          <w:szCs w:val="24"/>
+        </w:rPr>
+      </w:r>
       <w:r>
         <w:rPr>
           <w:rFonts w:cs="Calibri" w:eastAsiaTheme="majorEastAsia" w:cstheme="minorAscii"/>
@@ -1181,7 +1413,7 @@
     </w:p>
     <w:p>
       <w:pPr>
-        <w:pStyle w:val="1017"/>
+        <w:pStyle w:val="1192"/>
         <w:pBdr/>
         <w:spacing/>
         <w:ind w:left="435"/>
@@ -1193,6 +1425,14 @@
           <w:szCs w:val="24"/>
         </w:rPr>
       </w:pPr>
+      <w:r>
+        <w:rPr>
+          <w:rFonts w:cs="Calibri" w:eastAsiaTheme="majorEastAsia" w:cstheme="minorAscii"/>
+          <w:color w:val="auto"/>
+          <w:sz w:val="24"/>
+          <w:szCs w:val="24"/>
+        </w:rPr>
+      </w:r>
       <w:r>
         <w:rPr>
           <w:rFonts w:cs="Calibri" w:eastAsiaTheme="majorEastAsia" w:cstheme="minorAscii"/>
@@ -1212,7 +1452,7 @@
     </w:p>
     <w:p>
       <w:pPr>
-        <w:pStyle w:val="1017"/>
+        <w:pStyle w:val="1192"/>
         <w:pBdr/>
         <w:spacing/>
         <w:ind w:left="435"/>
@@ -1224,6 +1464,14 @@
           <w:szCs w:val="24"/>
         </w:rPr>
       </w:pPr>
+      <w:r>
+        <w:rPr>
+          <w:rFonts w:cs="Calibri" w:eastAsiaTheme="majorEastAsia" w:cstheme="minorAscii"/>
+          <w:color w:val="auto"/>
+          <w:sz w:val="24"/>
+          <w:szCs w:val="24"/>
+        </w:rPr>
+      </w:r>
       <w:r>
         <w:rPr>
           <w:rFonts w:cs="Calibri" w:eastAsiaTheme="majorEastAsia" w:cstheme="minorAscii"/>
@@ -1243,7 +1491,7 @@
     </w:p>
     <w:p>
       <w:pPr>
-        <w:pStyle w:val="1017"/>
+        <w:pStyle w:val="1192"/>
         <w:pBdr/>
         <w:spacing/>
         <w:ind w:left="435"/>
@@ -1255,6 +1503,14 @@
           <w:szCs w:val="24"/>
         </w:rPr>
       </w:pPr>
+      <w:r>
+        <w:rPr>
+          <w:rFonts w:cs="Calibri" w:eastAsiaTheme="majorEastAsia" w:cstheme="minorAscii"/>
+          <w:color w:val="auto" w:themeColor="background2" w:themeShade="80"/>
+          <w:sz w:val="24"/>
+          <w:szCs w:val="24"/>
+        </w:rPr>
+      </w:r>
       <w:r>
         <w:rPr>
           <w:rFonts w:cs="Calibri" w:eastAsiaTheme="majorEastAsia" w:cstheme="minorAscii"/>
@@ -1274,7 +1530,7 @@
     </w:p>
     <w:p>
       <w:pPr>
-        <w:pStyle w:val="1017"/>
+        <w:pStyle w:val="1192"/>
         <w:pBdr/>
         <w:spacing/>
         <w:ind w:left="435"/>
@@ -1286,6 +1542,14 @@
           <w:szCs w:val="24"/>
         </w:rPr>
       </w:pPr>
+      <w:r>
+        <w:rPr>
+          <w:rFonts w:cs="Calibri" w:eastAsiaTheme="majorEastAsia" w:cstheme="minorAscii"/>
+          <w:color w:val="auto" w:themeColor="background2" w:themeShade="80"/>
+          <w:sz w:val="24"/>
+          <w:szCs w:val="24"/>
+        </w:rPr>
+      </w:r>
       <w:r>
         <w:rPr>
           <w:rFonts w:cs="Calibri" w:eastAsiaTheme="majorEastAsia" w:cstheme="minorAscii"/>
@@ -1305,7 +1569,7 @@
     </w:p>
     <w:tbl>
       <w:tblPr>
-        <w:tblStyle w:val="1055"/>
+        <w:tblStyle w:val="1230"/>
         <w:tblW w:w="0" w:type="auto"/>
         <w:tblBorders/>
         <w:tblLook w:val="04A0" w:firstRow="1" w:lastRow="0" w:firstColumn="1" w:lastColumn="0" w:noHBand="0" w:noVBand="1"/>
@@ -1324,7 +1588,7 @@
           </w:tcPr>
           <w:p>
             <w:pPr>
-              <w:pStyle w:val="1017"/>
+              <w:pStyle w:val="1192"/>
               <w:pBdr/>
               <w:spacing/>
               <w:ind w:left="0"/>
@@ -1353,6 +1617,14 @@
                 <w:szCs w:val="24"/>
               </w:rPr>
             </w:r>
+            <w:r>
+              <w:rPr>
+                <w:rFonts w:cs="Calibri" w:eastAsiaTheme="majorEastAsia" w:cstheme="minorAscii"/>
+                <w:color w:val="auto" w:themeColor="background2" w:themeShade="80"/>
+                <w:sz w:val="24"/>
+                <w:szCs w:val="24"/>
+              </w:rPr>
+            </w:r>
           </w:p>
         </w:tc>
       </w:tr>
@@ -1365,7 +1637,7 @@
           </w:tcPr>
           <w:p>
             <w:pPr>
-              <w:pStyle w:val="1017"/>
+              <w:pStyle w:val="1192"/>
               <w:pBdr/>
               <w:spacing/>
               <w:ind w:left="0"/>
@@ -1400,6 +1672,16 @@
                 <w:szCs w:val="24"/>
               </w:rPr>
             </w:r>
+            <w:r>
+              <w:rPr>
+                <w:rFonts w:cs="Calibri" w:eastAsiaTheme="majorEastAsia" w:cstheme="minorAscii"/>
+                <w:b w:val="0"/>
+                <w:bCs w:val="0"/>
+                <w:color w:val="auto" w:themeColor="background2" w:themeShade="80"/>
+                <w:sz w:val="24"/>
+                <w:szCs w:val="24"/>
+              </w:rPr>
+            </w:r>
           </w:p>
         </w:tc>
         <w:tc>
@@ -1409,7 +1691,7 @@
           </w:tcPr>
           <w:p>
             <w:pPr>
-              <w:pStyle w:val="1017"/>
+              <w:pStyle w:val="1192"/>
               <w:pBdr/>
               <w:spacing/>
               <w:ind w:left="0"/>
@@ -1438,6 +1720,14 @@
                 <w:szCs w:val="24"/>
               </w:rPr>
             </w:r>
+            <w:r>
+              <w:rPr>
+                <w:rFonts w:cs="Calibri" w:eastAsiaTheme="majorEastAsia" w:cstheme="minorAscii"/>
+                <w:color w:val="auto" w:themeColor="background2" w:themeShade="80"/>
+                <w:sz w:val="24"/>
+                <w:szCs w:val="24"/>
+              </w:rPr>
+            </w:r>
           </w:p>
         </w:tc>
       </w:tr>
@@ -1450,7 +1740,7 @@
           </w:tcPr>
           <w:p>
             <w:pPr>
-              <w:pStyle w:val="1017"/>
+              <w:pStyle w:val="1192"/>
               <w:pBdr/>
               <w:spacing/>
               <w:ind w:left="0"/>
@@ -1485,6 +1775,16 @@
                 <w:szCs w:val="24"/>
               </w:rPr>
             </w:r>
+            <w:r>
+              <w:rPr>
+                <w:rFonts w:cs="Calibri" w:eastAsiaTheme="majorEastAsia" w:cstheme="minorAscii"/>
+                <w:b w:val="0"/>
+                <w:bCs w:val="0"/>
+                <w:color w:val="auto" w:themeColor="background2" w:themeShade="80"/>
+                <w:sz w:val="24"/>
+                <w:szCs w:val="24"/>
+              </w:rPr>
+            </w:r>
           </w:p>
         </w:tc>
         <w:tc>
@@ -1494,7 +1794,7 @@
           </w:tcPr>
           <w:p>
             <w:pPr>
-              <w:pStyle w:val="1017"/>
+              <w:pStyle w:val="1192"/>
               <w:pBdr/>
               <w:spacing/>
               <w:ind w:left="0"/>
@@ -1523,6 +1823,14 @@
                 <w:szCs w:val="24"/>
               </w:rPr>
             </w:r>
+            <w:r>
+              <w:rPr>
+                <w:rFonts w:cs="Calibri" w:eastAsiaTheme="majorEastAsia" w:cstheme="minorAscii"/>
+                <w:color w:val="auto" w:themeColor="background2" w:themeShade="80"/>
+                <w:sz w:val="24"/>
+                <w:szCs w:val="24"/>
+              </w:rPr>
+            </w:r>
           </w:p>
         </w:tc>
       </w:tr>
@@ -1535,7 +1843,7 @@
           </w:tcPr>
           <w:p>
             <w:pPr>
-              <w:pStyle w:val="1017"/>
+              <w:pStyle w:val="1192"/>
               <w:pBdr/>
               <w:spacing/>
               <w:ind w:left="0"/>
@@ -1570,6 +1878,16 @@
                 <w:szCs w:val="24"/>
               </w:rPr>
             </w:r>
+            <w:r>
+              <w:rPr>
+                <w:rFonts w:cs="Calibri" w:eastAsiaTheme="majorEastAsia" w:cstheme="minorAscii"/>
+                <w:b w:val="0"/>
+                <w:bCs w:val="0"/>
+                <w:color w:val="auto" w:themeColor="background2" w:themeShade="80"/>
+                <w:sz w:val="24"/>
+                <w:szCs w:val="24"/>
+              </w:rPr>
+            </w:r>
           </w:p>
         </w:tc>
         <w:tc>
@@ -1579,7 +1897,7 @@
           </w:tcPr>
           <w:p>
             <w:pPr>
-              <w:pStyle w:val="1017"/>
+              <w:pStyle w:val="1192"/>
               <w:pBdr/>
               <w:spacing/>
               <w:ind w:left="0"/>
@@ -1608,13 +1926,21 @@
                 <w:szCs w:val="24"/>
               </w:rPr>
             </w:r>
+            <w:r>
+              <w:rPr>
+                <w:rFonts w:cs="Calibri" w:eastAsiaTheme="majorEastAsia" w:cstheme="minorAscii"/>
+                <w:color w:val="auto" w:themeColor="background2" w:themeShade="80"/>
+                <w:sz w:val="24"/>
+                <w:szCs w:val="24"/>
+              </w:rPr>
+            </w:r>
           </w:p>
         </w:tc>
       </w:tr>
     </w:tbl>
     <w:p>
       <w:pPr>
-        <w:pStyle w:val="1017"/>
+        <w:pStyle w:val="1192"/>
         <w:pBdr/>
         <w:spacing/>
         <w:ind w:left="435"/>
@@ -1626,6 +1952,14 @@
           <w:szCs w:val="24"/>
         </w:rPr>
       </w:pPr>
+      <w:r>
+        <w:rPr>
+          <w:rFonts w:eastAsiaTheme="majorEastAsia" w:cstheme="minorHAnsi"/>
+          <w:color w:val="767171" w:themeColor="background2" w:themeShade="80"/>
+          <w:sz w:val="24"/>
+          <w:szCs w:val="24"/>
+        </w:rPr>
+      </w:r>
       <w:r>
         <w:rPr>
           <w:rFonts w:eastAsiaTheme="majorEastAsia" w:cstheme="minorHAnsi"/>
@@ -1645,7 +1979,7 @@
     </w:p>
     <w:p>
       <w:pPr>
-        <w:pStyle w:val="1017"/>
+        <w:pStyle w:val="1192"/>
         <w:pBdr/>
         <w:spacing/>
         <w:ind w:left="435"/>
@@ -1657,6 +1991,14 @@
           <w:szCs w:val="24"/>
         </w:rPr>
       </w:pPr>
+      <w:r>
+        <w:rPr>
+          <w:rFonts w:eastAsiaTheme="majorEastAsia" w:cstheme="minorHAnsi"/>
+          <w:color w:val="767171" w:themeColor="background2" w:themeShade="80"/>
+          <w:sz w:val="24"/>
+          <w:szCs w:val="24"/>
+        </w:rPr>
+      </w:r>
       <w:r>
         <w:rPr>
           <w:rFonts w:eastAsiaTheme="majorEastAsia" w:cstheme="minorHAnsi"/>
@@ -1676,7 +2018,7 @@
     </w:p>
     <w:p>
       <w:pPr>
-        <w:pStyle w:val="1017"/>
+        <w:pStyle w:val="1192"/>
         <w:pBdr/>
         <w:spacing/>
         <w:ind w:left="435"/>
@@ -1687,7 +2029,7 @@
     </w:p>
     <w:tbl>
       <w:tblPr>
-        <w:tblStyle w:val="1011"/>
+        <w:tblStyle w:val="1186"/>
         <w:jc w:val="center"/>
         <w:tblW w:w="9923" w:type="dxa"/>
         <w:tblBorders>
@@ -1754,6 +2096,15 @@
                 <w:szCs w:val="18"/>
               </w:rPr>
             </w:r>
+            <w:r>
+              <w:rPr>
+                <w:rFonts w:cs="Calibri" w:cstheme="minorAscii"/>
+                <w:b/>
+                <w:bCs/>
+                <w:sz w:val="18"/>
+                <w:szCs w:val="18"/>
+              </w:rPr>
+            </w:r>
           </w:p>
         </w:tc>
         <w:tc>
@@ -1786,6 +2137,15 @@
                 <w:szCs w:val="18"/>
               </w:rPr>
               <w:t xml:space="preserve">Nivel de logro</w:t>
+            </w:r>
+            <w:r>
+              <w:rPr>
+                <w:rFonts w:cs="Calibri" w:cstheme="minorAscii"/>
+                <w:b/>
+                <w:bCs/>
+                <w:sz w:val="18"/>
+                <w:szCs w:val="18"/>
+              </w:rPr>
             </w:r>
             <w:r>
               <w:rPr>
@@ -1851,6 +2211,15 @@
                 <w:szCs w:val="18"/>
               </w:rPr>
             </w:r>
+            <w:r>
+              <w:rPr>
+                <w:rFonts w:cs="Calibri" w:cstheme="minorAscii"/>
+                <w:b/>
+                <w:bCs/>
+                <w:sz w:val="18"/>
+                <w:szCs w:val="18"/>
+              </w:rPr>
+            </w:r>
           </w:p>
         </w:tc>
       </w:tr>
@@ -1878,6 +2247,14 @@
                 <w:szCs w:val="20"/>
               </w:rPr>
             </w:pPr>
+            <w:r>
+              <w:rPr>
+                <w:rFonts w:cstheme="minorHAnsi"/>
+                <w:b/>
+                <w:sz w:val="20"/>
+                <w:szCs w:val="20"/>
+              </w:rPr>
+            </w:r>
             <w:r>
               <w:rPr>
                 <w:rFonts w:cstheme="minorHAnsi"/>
@@ -1935,6 +2312,15 @@
                 <w:szCs w:val="18"/>
               </w:rPr>
             </w:r>
+            <w:r>
+              <w:rPr>
+                <w:rFonts w:cs="Calibri" w:cstheme="minorAscii"/>
+                <w:b/>
+                <w:bCs/>
+                <w:sz w:val="18"/>
+                <w:szCs w:val="18"/>
+              </w:rPr>
+            </w:r>
           </w:p>
         </w:tc>
         <w:tc>
@@ -1976,6 +2362,15 @@
                 <w:szCs w:val="18"/>
               </w:rPr>
             </w:r>
+            <w:r>
+              <w:rPr>
+                <w:rFonts w:cs="Calibri" w:cstheme="minorAscii"/>
+                <w:b/>
+                <w:bCs/>
+                <w:sz w:val="18"/>
+                <w:szCs w:val="18"/>
+              </w:rPr>
+            </w:r>
           </w:p>
         </w:tc>
         <w:tc>
@@ -2006,6 +2401,15 @@
                 <w:szCs w:val="18"/>
               </w:rPr>
               <w:t xml:space="preserve">Dominio Aceptable</w:t>
+            </w:r>
+            <w:r>
+              <w:rPr>
+                <w:rFonts w:cs="Calibri" w:cstheme="minorAscii"/>
+                <w:b/>
+                <w:bCs/>
+                <w:sz w:val="18"/>
+                <w:szCs w:val="18"/>
+              </w:rPr>
             </w:r>
             <w:r>
               <w:rPr>
@@ -2057,6 +2461,15 @@
                 <w:szCs w:val="18"/>
               </w:rPr>
             </w:r>
+            <w:r>
+              <w:rPr>
+                <w:rFonts w:cs="Calibri" w:cstheme="minorAscii"/>
+                <w:b/>
+                <w:bCs/>
+                <w:sz w:val="18"/>
+                <w:szCs w:val="18"/>
+              </w:rPr>
+            </w:r>
           </w:p>
         </w:tc>
         <w:tc>
@@ -2088,6 +2501,15 @@
                 <w:szCs w:val="18"/>
               </w:rPr>
               <w:t xml:space="preserve">Dominio no logrado</w:t>
+            </w:r>
+            <w:r>
+              <w:rPr>
+                <w:rFonts w:cs="Calibri" w:cstheme="minorAscii"/>
+                <w:b/>
+                <w:bCs/>
+                <w:sz w:val="18"/>
+                <w:szCs w:val="18"/>
+              </w:rPr>
             </w:r>
             <w:r>
               <w:rPr>
@@ -2135,6 +2557,14 @@
                 <w:szCs w:val="20"/>
               </w:rPr>
             </w:r>
+            <w:r>
+              <w:rPr>
+                <w:rFonts w:cstheme="minorHAnsi"/>
+                <w:b/>
+                <w:sz w:val="20"/>
+                <w:szCs w:val="20"/>
+              </w:rPr>
+            </w:r>
           </w:p>
         </w:tc>
       </w:tr>
@@ -2155,7 +2585,6 @@
               <w:ind/>
               <w:jc w:val="center"/>
               <w:rPr>
-                <w:rFonts w:cs="Calibri" w:cstheme="minorAscii"/>
                 <w:b/>
                 <w:bCs/>
                 <w:color w:val="ff0000"/>
@@ -2165,7 +2594,16 @@
             </w:pPr>
             <w:r>
               <w:rPr>
-                <w:rFonts w:cs="Calibri" w:cstheme="minorAscii"/>
+                <w:b/>
+                <w:bCs/>
+                <w:color w:val="ff0000"/>
+                <w:sz w:val="18"/>
+                <w:szCs w:val="18"/>
+              </w:rPr>
+              <w:t xml:space="preserve">Ingles</w:t>
+            </w:r>
+            <w:r>
+              <w:rPr>
                 <w:b/>
                 <w:bCs/>
                 <w:color w:val="ff0000"/>
@@ -2175,7 +2613,6 @@
             </w:r>
             <w:r>
               <w:rPr>
-                <w:rFonts w:cs="Calibri" w:cstheme="minorAscii"/>
                 <w:b/>
                 <w:bCs/>
                 <w:color w:val="ff0000"/>
@@ -2197,7 +2634,6 @@
               <w:ind/>
               <w:jc w:val="center"/>
               <w:rPr>
-                <w:rFonts w:cs="Calibri" w:cstheme="minorAscii"/>
                 <w:b/>
                 <w:bCs/>
                 <w:sz w:val="18"/>
@@ -2206,7 +2642,6 @@
             </w:pPr>
             <w:r>
               <w:rPr>
-                <w:rFonts w:cs="Calibri" w:cstheme="minorAscii"/>
                 <w:b/>
                 <w:bCs/>
                 <w:sz w:val="18"/>
@@ -2215,7 +2650,6 @@
             </w:r>
             <w:r>
               <w:rPr>
-                <w:rFonts w:cs="Calibri" w:cstheme="minorAscii"/>
                 <w:b/>
                 <w:bCs/>
                 <w:sz w:val="18"/>
@@ -2236,7 +2670,6 @@
               <w:ind/>
               <w:jc w:val="center"/>
               <w:rPr>
-                <w:rFonts w:cs="Calibri" w:cstheme="minorAscii"/>
                 <w:b/>
                 <w:bCs/>
                 <w:sz w:val="18"/>
@@ -2245,7 +2678,15 @@
             </w:pPr>
             <w:r>
               <w:rPr>
-                <w:rFonts w:cs="Calibri" w:cstheme="minorAscii"/>
+                <w:b/>
+                <w:bCs/>
+                <w:sz w:val="18"/>
+                <w:szCs w:val="18"/>
+              </w:rPr>
+              <w:t xml:space="preserve">x</w:t>
+            </w:r>
+            <w:r>
+              <w:rPr>
                 <w:b/>
                 <w:bCs/>
                 <w:sz w:val="18"/>
@@ -2254,7 +2695,6 @@
             </w:r>
             <w:r>
               <w:rPr>
-                <w:rFonts w:cs="Calibri" w:cstheme="minorAscii"/>
                 <w:b/>
                 <w:bCs/>
                 <w:sz w:val="18"/>
@@ -2275,7 +2715,6 @@
               <w:ind/>
               <w:jc w:val="center"/>
               <w:rPr>
-                <w:rFonts w:cs="Calibri" w:cstheme="minorAscii"/>
                 <w:b/>
                 <w:bCs/>
                 <w:sz w:val="18"/>
@@ -2284,7 +2723,6 @@
             </w:pPr>
             <w:r>
               <w:rPr>
-                <w:rFonts w:cs="Calibri" w:cstheme="minorAscii"/>
                 <w:b/>
                 <w:bCs/>
                 <w:sz w:val="18"/>
@@ -2293,7 +2731,14 @@
             </w:r>
             <w:r>
               <w:rPr>
-                <w:rFonts w:cs="Calibri" w:cstheme="minorAscii"/>
+                <w:b/>
+                <w:bCs/>
+                <w:sz w:val="18"/>
+                <w:szCs w:val="18"/>
+              </w:rPr>
+            </w:r>
+            <w:r>
+              <w:rPr>
                 <w:b/>
                 <w:bCs/>
                 <w:sz w:val="18"/>
@@ -2314,7 +2759,6 @@
               <w:ind/>
               <w:jc w:val="center"/>
               <w:rPr>
-                <w:rFonts w:cs="Calibri" w:cstheme="minorAscii"/>
                 <w:b/>
                 <w:bCs/>
                 <w:sz w:val="18"/>
@@ -2323,7 +2767,6 @@
             </w:pPr>
             <w:r>
               <w:rPr>
-                <w:rFonts w:cs="Calibri" w:cstheme="minorAscii"/>
                 <w:b/>
                 <w:bCs/>
                 <w:sz w:val="18"/>
@@ -2332,7 +2775,14 @@
             </w:r>
             <w:r>
               <w:rPr>
-                <w:rFonts w:cs="Calibri" w:cstheme="minorAscii"/>
+                <w:b/>
+                <w:bCs/>
+                <w:sz w:val="18"/>
+                <w:szCs w:val="18"/>
+              </w:rPr>
+            </w:r>
+            <w:r>
+              <w:rPr>
                 <w:b/>
                 <w:bCs/>
                 <w:sz w:val="18"/>
@@ -2353,7 +2803,6 @@
               <w:ind/>
               <w:jc w:val="center"/>
               <w:rPr>
-                <w:rFonts w:cs="Calibri" w:cstheme="minorAscii"/>
                 <w:b/>
                 <w:bCs/>
                 <w:sz w:val="18"/>
@@ -2362,7 +2811,6 @@
             </w:pPr>
             <w:r>
               <w:rPr>
-                <w:rFonts w:cs="Calibri" w:cstheme="minorAscii"/>
                 <w:b/>
                 <w:bCs/>
                 <w:sz w:val="18"/>
@@ -2371,7 +2819,14 @@
             </w:r>
             <w:r>
               <w:rPr>
-                <w:rFonts w:cs="Calibri" w:cstheme="minorAscii"/>
+                <w:b/>
+                <w:bCs/>
+                <w:sz w:val="18"/>
+                <w:szCs w:val="18"/>
+              </w:rPr>
+            </w:r>
+            <w:r>
+              <w:rPr>
                 <w:b/>
                 <w:bCs/>
                 <w:sz w:val="18"/>
@@ -2417,6 +2872,15 @@
                 <w:szCs w:val="18"/>
               </w:rPr>
             </w:r>
+            <w:r>
+              <w:rPr>
+                <w:rFonts w:cs="Calibri" w:cstheme="minorAscii"/>
+                <w:b/>
+                <w:bCs/>
+                <w:sz w:val="18"/>
+                <w:szCs w:val="18"/>
+              </w:rPr>
+            </w:r>
           </w:p>
         </w:tc>
       </w:tr>
@@ -2437,7 +2901,6 @@
               <w:ind/>
               <w:jc w:val="center"/>
               <w:rPr>
-                <w:rFonts w:cs="Calibri" w:cstheme="minorAscii"/>
                 <w:b/>
                 <w:bCs/>
                 <w:color w:val="ff0000"/>
@@ -2447,7 +2910,16 @@
             </w:pPr>
             <w:r>
               <w:rPr>
-                <w:rFonts w:cs="Calibri" w:cstheme="minorAscii"/>
+                <w:b/>
+                <w:bCs/>
+                <w:color w:val="ff0000"/>
+                <w:sz w:val="18"/>
+                <w:szCs w:val="18"/>
+              </w:rPr>
+              <w:t xml:space="preserve">Diseño de Software</w:t>
+            </w:r>
+            <w:r>
+              <w:rPr>
                 <w:b/>
                 <w:bCs/>
                 <w:color w:val="ff0000"/>
@@ -2457,7 +2929,6 @@
             </w:r>
             <w:r>
               <w:rPr>
-                <w:rFonts w:cs="Calibri" w:cstheme="minorAscii"/>
                 <w:b/>
                 <w:bCs/>
                 <w:color w:val="ff0000"/>
@@ -2479,7 +2950,6 @@
               <w:ind/>
               <w:jc w:val="center"/>
               <w:rPr>
-                <w:rFonts w:cs="Calibri" w:cstheme="minorAscii"/>
                 <w:b/>
                 <w:bCs/>
                 <w:sz w:val="18"/>
@@ -2488,7 +2958,6 @@
             </w:pPr>
             <w:r>
               <w:rPr>
-                <w:rFonts w:cs="Calibri" w:cstheme="minorAscii"/>
                 <w:b/>
                 <w:bCs/>
                 <w:sz w:val="18"/>
@@ -2497,7 +2966,6 @@
             </w:r>
             <w:r>
               <w:rPr>
-                <w:rFonts w:cs="Calibri" w:cstheme="minorAscii"/>
                 <w:b/>
                 <w:bCs/>
                 <w:sz w:val="18"/>
@@ -2518,7 +2986,6 @@
               <w:ind/>
               <w:jc w:val="center"/>
               <w:rPr>
-                <w:rFonts w:cs="Calibri" w:cstheme="minorAscii"/>
                 <w:b/>
                 <w:bCs/>
                 <w:sz w:val="18"/>
@@ -2527,7 +2994,6 @@
             </w:pPr>
             <w:r>
               <w:rPr>
-                <w:rFonts w:cs="Calibri" w:cstheme="minorAscii"/>
                 <w:b/>
                 <w:bCs/>
                 <w:sz w:val="18"/>
@@ -2536,7 +3002,6 @@
             </w:r>
             <w:r>
               <w:rPr>
-                <w:rFonts w:cs="Calibri" w:cstheme="minorAscii"/>
                 <w:b/>
                 <w:bCs/>
                 <w:sz w:val="18"/>
@@ -2557,7 +3022,6 @@
               <w:ind/>
               <w:jc w:val="center"/>
               <w:rPr>
-                <w:rFonts w:cs="Calibri" w:cstheme="minorAscii"/>
                 <w:b/>
                 <w:bCs/>
                 <w:sz w:val="18"/>
@@ -2566,7 +3030,15 @@
             </w:pPr>
             <w:r>
               <w:rPr>
-                <w:rFonts w:cs="Calibri" w:cstheme="minorAscii"/>
+                <w:b/>
+                <w:bCs/>
+                <w:sz w:val="18"/>
+                <w:szCs w:val="18"/>
+              </w:rPr>
+              <w:t xml:space="preserve">x</w:t>
+            </w:r>
+            <w:r>
+              <w:rPr>
                 <w:b/>
                 <w:bCs/>
                 <w:sz w:val="18"/>
@@ -2575,7 +3047,6 @@
             </w:r>
             <w:r>
               <w:rPr>
-                <w:rFonts w:cs="Calibri" w:cstheme="minorAscii"/>
                 <w:b/>
                 <w:bCs/>
                 <w:sz w:val="18"/>
@@ -2596,7 +3067,6 @@
               <w:ind/>
               <w:jc w:val="center"/>
               <w:rPr>
-                <w:rFonts w:cs="Calibri" w:cstheme="minorAscii"/>
                 <w:b/>
                 <w:bCs/>
                 <w:sz w:val="18"/>
@@ -2605,7 +3075,6 @@
             </w:pPr>
             <w:r>
               <w:rPr>
-                <w:rFonts w:cs="Calibri" w:cstheme="minorAscii"/>
                 <w:b/>
                 <w:bCs/>
                 <w:sz w:val="18"/>
@@ -2614,7 +3083,14 @@
             </w:r>
             <w:r>
               <w:rPr>
-                <w:rFonts w:cs="Calibri" w:cstheme="minorAscii"/>
+                <w:b/>
+                <w:bCs/>
+                <w:sz w:val="18"/>
+                <w:szCs w:val="18"/>
+              </w:rPr>
+            </w:r>
+            <w:r>
+              <w:rPr>
                 <w:b/>
                 <w:bCs/>
                 <w:sz w:val="18"/>
@@ -2635,7 +3111,6 @@
               <w:ind/>
               <w:jc w:val="center"/>
               <w:rPr>
-                <w:rFonts w:cs="Calibri" w:cstheme="minorAscii"/>
                 <w:b/>
                 <w:bCs/>
                 <w:sz w:val="18"/>
@@ -2644,7 +3119,6 @@
             </w:pPr>
             <w:r>
               <w:rPr>
-                <w:rFonts w:cs="Calibri" w:cstheme="minorAscii"/>
                 <w:b/>
                 <w:bCs/>
                 <w:sz w:val="18"/>
@@ -2653,7 +3127,14 @@
             </w:r>
             <w:r>
               <w:rPr>
-                <w:rFonts w:cs="Calibri" w:cstheme="minorAscii"/>
+                <w:b/>
+                <w:bCs/>
+                <w:sz w:val="18"/>
+                <w:szCs w:val="18"/>
+              </w:rPr>
+            </w:r>
+            <w:r>
+              <w:rPr>
                 <w:b/>
                 <w:bCs/>
                 <w:sz w:val="18"/>
@@ -2699,6 +3180,15 @@
                 <w:szCs w:val="18"/>
               </w:rPr>
             </w:r>
+            <w:r>
+              <w:rPr>
+                <w:rFonts w:cs="Calibri" w:cstheme="minorAscii"/>
+                <w:b/>
+                <w:bCs/>
+                <w:sz w:val="18"/>
+                <w:szCs w:val="18"/>
+              </w:rPr>
+            </w:r>
           </w:p>
         </w:tc>
       </w:tr>
@@ -2719,27 +3209,37 @@
               <w:ind/>
               <w:jc w:val="center"/>
               <w:rPr>
-                <w:rFonts w:cs="Calibri" w:cstheme="minorAscii"/>
                 <w:b/>
                 <w:bCs/>
+                <w:color w:val="ee0000"/>
                 <w:sz w:val="18"/>
                 <w:szCs w:val="18"/>
               </w:rPr>
             </w:pPr>
             <w:r>
               <w:rPr>
-                <w:rFonts w:cs="Calibri" w:cstheme="minorAscii"/>
                 <w:b/>
                 <w:bCs/>
+                <w:color w:val="ee0000"/>
+                <w:sz w:val="18"/>
+                <w:szCs w:val="18"/>
+              </w:rPr>
+              <w:t xml:space="preserve">Calidad de software</w:t>
+            </w:r>
+            <w:r>
+              <w:rPr>
+                <w:b/>
+                <w:bCs/>
+                <w:color w:val="ee0000"/>
                 <w:sz w:val="18"/>
                 <w:szCs w:val="18"/>
               </w:rPr>
             </w:r>
             <w:r>
               <w:rPr>
-                <w:rFonts w:cs="Calibri" w:cstheme="minorAscii"/>
                 <w:b/>
                 <w:bCs/>
+                <w:color w:val="ee0000"/>
                 <w:sz w:val="18"/>
                 <w:szCs w:val="18"/>
               </w:rPr>
@@ -2758,7 +3258,6 @@
               <w:ind/>
               <w:jc w:val="center"/>
               <w:rPr>
-                <w:rFonts w:cs="Calibri" w:cstheme="minorAscii"/>
                 <w:b/>
                 <w:bCs/>
                 <w:sz w:val="18"/>
@@ -2767,7 +3266,6 @@
             </w:pPr>
             <w:r>
               <w:rPr>
-                <w:rFonts w:cs="Calibri" w:cstheme="minorAscii"/>
                 <w:b/>
                 <w:bCs/>
                 <w:sz w:val="18"/>
@@ -2776,7 +3274,14 @@
             </w:r>
             <w:r>
               <w:rPr>
-                <w:rFonts w:cs="Calibri" w:cstheme="minorAscii"/>
+                <w:b/>
+                <w:bCs/>
+                <w:sz w:val="18"/>
+                <w:szCs w:val="18"/>
+              </w:rPr>
+            </w:r>
+            <w:r>
+              <w:rPr>
                 <w:b/>
                 <w:bCs/>
                 <w:sz w:val="18"/>
@@ -2797,7 +3302,6 @@
               <w:ind/>
               <w:jc w:val="center"/>
               <w:rPr>
-                <w:rFonts w:cs="Calibri" w:cstheme="minorAscii"/>
                 <w:b/>
                 <w:bCs/>
                 <w:sz w:val="18"/>
@@ -2806,7 +3310,6 @@
             </w:pPr>
             <w:r>
               <w:rPr>
-                <w:rFonts w:cs="Calibri" w:cstheme="minorAscii"/>
                 <w:b/>
                 <w:bCs/>
                 <w:sz w:val="18"/>
@@ -2815,7 +3318,14 @@
             </w:r>
             <w:r>
               <w:rPr>
-                <w:rFonts w:cs="Calibri" w:cstheme="minorAscii"/>
+                <w:b/>
+                <w:bCs/>
+                <w:sz w:val="18"/>
+                <w:szCs w:val="18"/>
+              </w:rPr>
+            </w:r>
+            <w:r>
+              <w:rPr>
                 <w:b/>
                 <w:bCs/>
                 <w:sz w:val="18"/>
@@ -2836,7 +3346,6 @@
               <w:ind/>
               <w:jc w:val="center"/>
               <w:rPr>
-                <w:rFonts w:cs="Calibri" w:cstheme="minorAscii"/>
                 <w:b/>
                 <w:bCs/>
                 <w:sz w:val="18"/>
@@ -2845,16 +3354,15 @@
             </w:pPr>
             <w:r>
               <w:rPr>
-                <w:rFonts w:cs="Calibri" w:cstheme="minorAscii"/>
                 <w:b/>
                 <w:bCs/>
                 <w:sz w:val="18"/>
                 <w:szCs w:val="18"/>
               </w:rPr>
+              <w:t xml:space="preserve">x</w:t>
             </w:r>
             <w:r>
               <w:rPr>
-                <w:rFonts w:cs="Calibri" w:cstheme="minorAscii"/>
                 <w:b/>
                 <w:bCs/>
                 <w:sz w:val="18"/>
@@ -2875,7 +3383,6 @@
               <w:ind/>
               <w:jc w:val="center"/>
               <w:rPr>
-                <w:rFonts w:cs="Calibri" w:cstheme="minorAscii"/>
                 <w:b/>
                 <w:bCs/>
                 <w:sz w:val="18"/>
@@ -2884,7 +3391,6 @@
             </w:pPr>
             <w:r>
               <w:rPr>
-                <w:rFonts w:cs="Calibri" w:cstheme="minorAscii"/>
                 <w:b/>
                 <w:bCs/>
                 <w:sz w:val="18"/>
@@ -2893,7 +3399,14 @@
             </w:r>
             <w:r>
               <w:rPr>
-                <w:rFonts w:cs="Calibri" w:cstheme="minorAscii"/>
+                <w:b/>
+                <w:bCs/>
+                <w:sz w:val="18"/>
+                <w:szCs w:val="18"/>
+              </w:rPr>
+            </w:r>
+            <w:r>
+              <w:rPr>
                 <w:b/>
                 <w:bCs/>
                 <w:sz w:val="18"/>
@@ -2914,7 +3427,6 @@
               <w:ind/>
               <w:jc w:val="center"/>
               <w:rPr>
-                <w:rFonts w:cs="Calibri" w:cstheme="minorAscii"/>
                 <w:b/>
                 <w:bCs/>
                 <w:sz w:val="18"/>
@@ -2923,7 +3435,6 @@
             </w:pPr>
             <w:r>
               <w:rPr>
-                <w:rFonts w:cs="Calibri" w:cstheme="minorAscii"/>
                 <w:b/>
                 <w:bCs/>
                 <w:sz w:val="18"/>
@@ -2932,7 +3443,14 @@
             </w:r>
             <w:r>
               <w:rPr>
-                <w:rFonts w:cs="Calibri" w:cstheme="minorAscii"/>
+                <w:b/>
+                <w:bCs/>
+                <w:sz w:val="18"/>
+                <w:szCs w:val="18"/>
+              </w:rPr>
+            </w:r>
+            <w:r>
+              <w:rPr>
                 <w:b/>
                 <w:bCs/>
                 <w:sz w:val="18"/>
@@ -2978,6 +3496,15 @@
                 <w:szCs w:val="18"/>
               </w:rPr>
             </w:r>
+            <w:r>
+              <w:rPr>
+                <w:rFonts w:cs="Calibri" w:cstheme="minorAscii"/>
+                <w:b/>
+                <w:bCs/>
+                <w:sz w:val="18"/>
+                <w:szCs w:val="18"/>
+              </w:rPr>
+            </w:r>
           </w:p>
         </w:tc>
       </w:tr>
@@ -2998,27 +3525,37 @@
               <w:ind/>
               <w:jc w:val="center"/>
               <w:rPr>
-                <w:rFonts w:cs="Calibri" w:cstheme="minorAscii"/>
                 <w:b/>
                 <w:bCs/>
+                <w:color w:val="ee0000"/>
                 <w:sz w:val="18"/>
                 <w:szCs w:val="18"/>
               </w:rPr>
             </w:pPr>
             <w:r>
               <w:rPr>
-                <w:rFonts w:cs="Calibri" w:cstheme="minorAscii"/>
                 <w:b/>
                 <w:bCs/>
+                <w:color w:val="ee0000"/>
+                <w:sz w:val="18"/>
+                <w:szCs w:val="18"/>
+              </w:rPr>
+              <w:t xml:space="preserve">Ciencia de datos</w:t>
+            </w:r>
+            <w:r>
+              <w:rPr>
+                <w:b/>
+                <w:bCs/>
+                <w:color w:val="ee0000"/>
                 <w:sz w:val="18"/>
                 <w:szCs w:val="18"/>
               </w:rPr>
             </w:r>
             <w:r>
               <w:rPr>
-                <w:rFonts w:cs="Calibri" w:cstheme="minorAscii"/>
                 <w:b/>
                 <w:bCs/>
+                <w:color w:val="ee0000"/>
                 <w:sz w:val="18"/>
                 <w:szCs w:val="18"/>
               </w:rPr>
@@ -3037,7 +3574,6 @@
               <w:ind/>
               <w:jc w:val="center"/>
               <w:rPr>
-                <w:rFonts w:cs="Calibri" w:cstheme="minorAscii"/>
                 <w:b/>
                 <w:bCs/>
                 <w:sz w:val="18"/>
@@ -3046,7 +3582,6 @@
             </w:pPr>
             <w:r>
               <w:rPr>
-                <w:rFonts w:cs="Calibri" w:cstheme="minorAscii"/>
                 <w:b/>
                 <w:bCs/>
                 <w:sz w:val="18"/>
@@ -3055,7 +3590,14 @@
             </w:r>
             <w:r>
               <w:rPr>
-                <w:rFonts w:cs="Calibri" w:cstheme="minorAscii"/>
+                <w:b/>
+                <w:bCs/>
+                <w:sz w:val="18"/>
+                <w:szCs w:val="18"/>
+              </w:rPr>
+            </w:r>
+            <w:r>
+              <w:rPr>
                 <w:b/>
                 <w:bCs/>
                 <w:sz w:val="18"/>
@@ -3076,7 +3618,6 @@
               <w:ind/>
               <w:jc w:val="center"/>
               <w:rPr>
-                <w:rFonts w:cs="Calibri" w:cstheme="minorAscii"/>
                 <w:b/>
                 <w:bCs/>
                 <w:sz w:val="18"/>
@@ -3085,7 +3626,6 @@
             </w:pPr>
             <w:r>
               <w:rPr>
-                <w:rFonts w:cs="Calibri" w:cstheme="minorAscii"/>
                 <w:b/>
                 <w:bCs/>
                 <w:sz w:val="18"/>
@@ -3094,7 +3634,14 @@
             </w:r>
             <w:r>
               <w:rPr>
-                <w:rFonts w:cs="Calibri" w:cstheme="minorAscii"/>
+                <w:b/>
+                <w:bCs/>
+                <w:sz w:val="18"/>
+                <w:szCs w:val="18"/>
+              </w:rPr>
+            </w:r>
+            <w:r>
+              <w:rPr>
                 <w:b/>
                 <w:bCs/>
                 <w:sz w:val="18"/>
@@ -3115,7 +3662,6 @@
               <w:ind/>
               <w:jc w:val="center"/>
               <w:rPr>
-                <w:rFonts w:cs="Calibri" w:cstheme="minorAscii"/>
                 <w:b/>
                 <w:bCs/>
                 <w:sz w:val="18"/>
@@ -3124,7 +3670,15 @@
             </w:pPr>
             <w:r>
               <w:rPr>
-                <w:rFonts w:cs="Calibri" w:cstheme="minorAscii"/>
+                <w:b/>
+                <w:bCs/>
+                <w:sz w:val="18"/>
+                <w:szCs w:val="18"/>
+              </w:rPr>
+              <w:t xml:space="preserve">X</w:t>
+            </w:r>
+            <w:r>
+              <w:rPr>
                 <w:b/>
                 <w:bCs/>
                 <w:sz w:val="18"/>
@@ -3133,7 +3687,6 @@
             </w:r>
             <w:r>
               <w:rPr>
-                <w:rFonts w:cs="Calibri" w:cstheme="minorAscii"/>
                 <w:b/>
                 <w:bCs/>
                 <w:sz w:val="18"/>
@@ -3154,7 +3707,6 @@
               <w:ind/>
               <w:jc w:val="center"/>
               <w:rPr>
-                <w:rFonts w:cs="Calibri" w:cstheme="minorAscii"/>
                 <w:b/>
                 <w:bCs/>
                 <w:sz w:val="18"/>
@@ -3163,7 +3715,6 @@
             </w:pPr>
             <w:r>
               <w:rPr>
-                <w:rFonts w:cs="Calibri" w:cstheme="minorAscii"/>
                 <w:b/>
                 <w:bCs/>
                 <w:sz w:val="18"/>
@@ -3172,7 +3723,14 @@
             </w:r>
             <w:r>
               <w:rPr>
-                <w:rFonts w:cs="Calibri" w:cstheme="minorAscii"/>
+                <w:b/>
+                <w:bCs/>
+                <w:sz w:val="18"/>
+                <w:szCs w:val="18"/>
+              </w:rPr>
+            </w:r>
+            <w:r>
+              <w:rPr>
                 <w:b/>
                 <w:bCs/>
                 <w:sz w:val="18"/>
@@ -3193,7 +3751,6 @@
               <w:ind/>
               <w:jc w:val="center"/>
               <w:rPr>
-                <w:rFonts w:cs="Calibri" w:cstheme="minorAscii"/>
                 <w:b/>
                 <w:bCs/>
                 <w:sz w:val="18"/>
@@ -3202,7 +3759,6 @@
             </w:pPr>
             <w:r>
               <w:rPr>
-                <w:rFonts w:cs="Calibri" w:cstheme="minorAscii"/>
                 <w:b/>
                 <w:bCs/>
                 <w:sz w:val="18"/>
@@ -3211,7 +3767,14 @@
             </w:r>
             <w:r>
               <w:rPr>
-                <w:rFonts w:cs="Calibri" w:cstheme="minorAscii"/>
+                <w:b/>
+                <w:bCs/>
+                <w:sz w:val="18"/>
+                <w:szCs w:val="18"/>
+              </w:rPr>
+            </w:r>
+            <w:r>
+              <w:rPr>
                 <w:b/>
                 <w:bCs/>
                 <w:sz w:val="18"/>
@@ -3257,6 +3820,15 @@
                 <w:szCs w:val="18"/>
               </w:rPr>
             </w:r>
+            <w:r>
+              <w:rPr>
+                <w:rFonts w:cs="Calibri" w:cstheme="minorAscii"/>
+                <w:b/>
+                <w:bCs/>
+                <w:sz w:val="18"/>
+                <w:szCs w:val="18"/>
+              </w:rPr>
+            </w:r>
           </w:p>
         </w:tc>
       </w:tr>
@@ -3277,27 +3849,37 @@
               <w:ind/>
               <w:jc w:val="center"/>
               <w:rPr>
-                <w:rFonts w:cs="Calibri" w:cstheme="minorAscii"/>
                 <w:b/>
                 <w:bCs/>
+                <w:color w:val="ee0000"/>
                 <w:sz w:val="18"/>
                 <w:szCs w:val="18"/>
               </w:rPr>
             </w:pPr>
             <w:r>
               <w:rPr>
-                <w:rFonts w:cs="Calibri" w:cstheme="minorAscii"/>
                 <w:b/>
                 <w:bCs/>
+                <w:color w:val="ee0000"/>
+                <w:sz w:val="18"/>
+                <w:szCs w:val="18"/>
+              </w:rPr>
+              <w:t xml:space="preserve">Modelamiento de base de datos</w:t>
+            </w:r>
+            <w:r>
+              <w:rPr>
+                <w:b/>
+                <w:bCs/>
+                <w:color w:val="ee0000"/>
                 <w:sz w:val="18"/>
                 <w:szCs w:val="18"/>
               </w:rPr>
             </w:r>
             <w:r>
               <w:rPr>
-                <w:rFonts w:cs="Calibri" w:cstheme="minorAscii"/>
                 <w:b/>
                 <w:bCs/>
+                <w:color w:val="ee0000"/>
                 <w:sz w:val="18"/>
                 <w:szCs w:val="18"/>
               </w:rPr>
@@ -3316,7 +3898,6 @@
               <w:ind/>
               <w:jc w:val="center"/>
               <w:rPr>
-                <w:rFonts w:cs="Calibri" w:cstheme="minorAscii"/>
                 <w:b/>
                 <w:bCs/>
                 <w:sz w:val="18"/>
@@ -3325,7 +3906,6 @@
             </w:pPr>
             <w:r>
               <w:rPr>
-                <w:rFonts w:cs="Calibri" w:cstheme="minorAscii"/>
                 <w:b/>
                 <w:bCs/>
                 <w:sz w:val="18"/>
@@ -3334,7 +3914,14 @@
             </w:r>
             <w:r>
               <w:rPr>
-                <w:rFonts w:cs="Calibri" w:cstheme="minorAscii"/>
+                <w:b/>
+                <w:bCs/>
+                <w:sz w:val="18"/>
+                <w:szCs w:val="18"/>
+              </w:rPr>
+            </w:r>
+            <w:r>
+              <w:rPr>
                 <w:b/>
                 <w:bCs/>
                 <w:sz w:val="18"/>
@@ -3355,7 +3942,6 @@
               <w:ind/>
               <w:jc w:val="center"/>
               <w:rPr>
-                <w:rFonts w:cs="Calibri" w:cstheme="minorAscii"/>
                 <w:b/>
                 <w:bCs/>
                 <w:sz w:val="18"/>
@@ -3364,7 +3950,15 @@
             </w:pPr>
             <w:r>
               <w:rPr>
-                <w:rFonts w:cs="Calibri" w:cstheme="minorAscii"/>
+                <w:b/>
+                <w:bCs/>
+                <w:sz w:val="18"/>
+                <w:szCs w:val="18"/>
+              </w:rPr>
+              <w:t xml:space="preserve">x</w:t>
+            </w:r>
+            <w:r>
+              <w:rPr>
                 <w:b/>
                 <w:bCs/>
                 <w:sz w:val="18"/>
@@ -3373,7 +3967,6 @@
             </w:r>
             <w:r>
               <w:rPr>
-                <w:rFonts w:cs="Calibri" w:cstheme="minorAscii"/>
                 <w:b/>
                 <w:bCs/>
                 <w:sz w:val="18"/>
@@ -3394,7 +3987,6 @@
               <w:ind/>
               <w:jc w:val="center"/>
               <w:rPr>
-                <w:rFonts w:cs="Calibri" w:cstheme="minorAscii"/>
                 <w:b/>
                 <w:bCs/>
                 <w:sz w:val="18"/>
@@ -3403,7 +3995,6 @@
             </w:pPr>
             <w:r>
               <w:rPr>
-                <w:rFonts w:cs="Calibri" w:cstheme="minorAscii"/>
                 <w:b/>
                 <w:bCs/>
                 <w:sz w:val="18"/>
@@ -3412,7 +4003,14 @@
             </w:r>
             <w:r>
               <w:rPr>
-                <w:rFonts w:cs="Calibri" w:cstheme="minorAscii"/>
+                <w:b/>
+                <w:bCs/>
+                <w:sz w:val="18"/>
+                <w:szCs w:val="18"/>
+              </w:rPr>
+            </w:r>
+            <w:r>
+              <w:rPr>
                 <w:b/>
                 <w:bCs/>
                 <w:sz w:val="18"/>
@@ -3433,7 +4031,6 @@
               <w:ind/>
               <w:jc w:val="center"/>
               <w:rPr>
-                <w:rFonts w:cs="Calibri" w:cstheme="minorAscii"/>
                 <w:b/>
                 <w:bCs/>
                 <w:sz w:val="18"/>
@@ -3442,7 +4039,6 @@
             </w:pPr>
             <w:r>
               <w:rPr>
-                <w:rFonts w:cs="Calibri" w:cstheme="minorAscii"/>
                 <w:b/>
                 <w:bCs/>
                 <w:sz w:val="18"/>
@@ -3451,7 +4047,6 @@
             </w:r>
             <w:r>
               <w:rPr>
-                <w:rFonts w:cs="Calibri" w:cstheme="minorAscii"/>
                 <w:b/>
                 <w:bCs/>
                 <w:sz w:val="18"/>
@@ -3472,7 +4067,6 @@
               <w:ind/>
               <w:jc w:val="center"/>
               <w:rPr>
-                <w:rFonts w:cs="Calibri" w:cstheme="minorAscii"/>
                 <w:b/>
                 <w:bCs/>
                 <w:sz w:val="18"/>
@@ -3481,7 +4075,6 @@
             </w:pPr>
             <w:r>
               <w:rPr>
-                <w:rFonts w:cs="Calibri" w:cstheme="minorAscii"/>
                 <w:b/>
                 <w:bCs/>
                 <w:sz w:val="18"/>
@@ -3490,7 +4083,14 @@
             </w:r>
             <w:r>
               <w:rPr>
-                <w:rFonts w:cs="Calibri" w:cstheme="minorAscii"/>
+                <w:b/>
+                <w:bCs/>
+                <w:sz w:val="18"/>
+                <w:szCs w:val="18"/>
+              </w:rPr>
+            </w:r>
+            <w:r>
+              <w:rPr>
                 <w:b/>
                 <w:bCs/>
                 <w:sz w:val="18"/>
@@ -3536,6 +4136,15 @@
                 <w:szCs w:val="18"/>
               </w:rPr>
             </w:r>
+            <w:r>
+              <w:rPr>
+                <w:rFonts w:cs="Calibri" w:cstheme="minorAscii"/>
+                <w:b/>
+                <w:bCs/>
+                <w:sz w:val="18"/>
+                <w:szCs w:val="18"/>
+              </w:rPr>
+            </w:r>
           </w:p>
         </w:tc>
       </w:tr>
@@ -3556,27 +4165,37 @@
               <w:ind/>
               <w:jc w:val="center"/>
               <w:rPr>
-                <w:rFonts w:cs="Calibri" w:cstheme="minorAscii"/>
                 <w:b/>
                 <w:bCs/>
+                <w:color w:val="ee0000"/>
                 <w:sz w:val="18"/>
                 <w:szCs w:val="18"/>
               </w:rPr>
             </w:pPr>
             <w:r>
               <w:rPr>
-                <w:rFonts w:cs="Calibri" w:cstheme="minorAscii"/>
                 <w:b/>
                 <w:bCs/>
+                <w:color w:val="ee0000"/>
+                <w:sz w:val="18"/>
+                <w:szCs w:val="18"/>
+              </w:rPr>
+              <w:t xml:space="preserve">Gestión de proyectos</w:t>
+            </w:r>
+            <w:r>
+              <w:rPr>
+                <w:b/>
+                <w:bCs/>
+                <w:color w:val="ee0000"/>
                 <w:sz w:val="18"/>
                 <w:szCs w:val="18"/>
               </w:rPr>
             </w:r>
             <w:r>
               <w:rPr>
-                <w:rFonts w:cs="Calibri" w:cstheme="minorAscii"/>
                 <w:b/>
                 <w:bCs/>
+                <w:color w:val="ee0000"/>
                 <w:sz w:val="18"/>
                 <w:szCs w:val="18"/>
               </w:rPr>
@@ -3595,7 +4214,6 @@
               <w:ind/>
               <w:jc w:val="center"/>
               <w:rPr>
-                <w:rFonts w:cs="Calibri" w:cstheme="minorAscii"/>
                 <w:b/>
                 <w:bCs/>
                 <w:sz w:val="18"/>
@@ -3604,7 +4222,6 @@
             </w:pPr>
             <w:r>
               <w:rPr>
-                <w:rFonts w:cs="Calibri" w:cstheme="minorAscii"/>
                 <w:b/>
                 <w:bCs/>
                 <w:sz w:val="18"/>
@@ -3613,7 +4230,14 @@
             </w:r>
             <w:r>
               <w:rPr>
-                <w:rFonts w:cs="Calibri" w:cstheme="minorAscii"/>
+                <w:b/>
+                <w:bCs/>
+                <w:sz w:val="18"/>
+                <w:szCs w:val="18"/>
+              </w:rPr>
+            </w:r>
+            <w:r>
+              <w:rPr>
                 <w:b/>
                 <w:bCs/>
                 <w:sz w:val="18"/>
@@ -3634,7 +4258,6 @@
               <w:ind/>
               <w:jc w:val="center"/>
               <w:rPr>
-                <w:rFonts w:cs="Calibri" w:cstheme="minorAscii"/>
                 <w:b/>
                 <w:bCs/>
                 <w:sz w:val="18"/>
@@ -3643,7 +4266,6 @@
             </w:pPr>
             <w:r>
               <w:rPr>
-                <w:rFonts w:cs="Calibri" w:cstheme="minorAscii"/>
                 <w:b/>
                 <w:bCs/>
                 <w:sz w:val="18"/>
@@ -3652,7 +4274,14 @@
             </w:r>
             <w:r>
               <w:rPr>
-                <w:rFonts w:cs="Calibri" w:cstheme="minorAscii"/>
+                <w:b/>
+                <w:bCs/>
+                <w:sz w:val="18"/>
+                <w:szCs w:val="18"/>
+              </w:rPr>
+            </w:r>
+            <w:r>
+              <w:rPr>
                 <w:b/>
                 <w:bCs/>
                 <w:sz w:val="18"/>
@@ -3673,7 +4302,6 @@
               <w:ind/>
               <w:jc w:val="center"/>
               <w:rPr>
-                <w:rFonts w:cs="Calibri" w:cstheme="minorAscii"/>
                 <w:b/>
                 <w:bCs/>
                 <w:sz w:val="18"/>
@@ -3682,7 +4310,15 @@
             </w:pPr>
             <w:r>
               <w:rPr>
-                <w:rFonts w:cs="Calibri" w:cstheme="minorAscii"/>
+                <w:b/>
+                <w:bCs/>
+                <w:sz w:val="18"/>
+                <w:szCs w:val="18"/>
+              </w:rPr>
+              <w:t xml:space="preserve">X</w:t>
+            </w:r>
+            <w:r>
+              <w:rPr>
                 <w:b/>
                 <w:bCs/>
                 <w:sz w:val="18"/>
@@ -3691,7 +4327,6 @@
             </w:r>
             <w:r>
               <w:rPr>
-                <w:rFonts w:cs="Calibri" w:cstheme="minorAscii"/>
                 <w:b/>
                 <w:bCs/>
                 <w:sz w:val="18"/>
@@ -3712,7 +4347,6 @@
               <w:ind/>
               <w:jc w:val="center"/>
               <w:rPr>
-                <w:rFonts w:cs="Calibri" w:cstheme="minorAscii"/>
                 <w:b/>
                 <w:bCs/>
                 <w:sz w:val="18"/>
@@ -3721,7 +4355,6 @@
             </w:pPr>
             <w:r>
               <w:rPr>
-                <w:rFonts w:cs="Calibri" w:cstheme="minorAscii"/>
                 <w:b/>
                 <w:bCs/>
                 <w:sz w:val="18"/>
@@ -3730,7 +4363,14 @@
             </w:r>
             <w:r>
               <w:rPr>
-                <w:rFonts w:cs="Calibri" w:cstheme="minorAscii"/>
+                <w:b/>
+                <w:bCs/>
+                <w:sz w:val="18"/>
+                <w:szCs w:val="18"/>
+              </w:rPr>
+            </w:r>
+            <w:r>
+              <w:rPr>
                 <w:b/>
                 <w:bCs/>
                 <w:sz w:val="18"/>
@@ -3751,7 +4391,6 @@
               <w:ind/>
               <w:jc w:val="center"/>
               <w:rPr>
-                <w:rFonts w:cs="Calibri" w:cstheme="minorAscii"/>
                 <w:b/>
                 <w:bCs/>
                 <w:sz w:val="18"/>
@@ -3760,7 +4399,6 @@
             </w:pPr>
             <w:r>
               <w:rPr>
-                <w:rFonts w:cs="Calibri" w:cstheme="minorAscii"/>
                 <w:b/>
                 <w:bCs/>
                 <w:sz w:val="18"/>
@@ -3769,7 +4407,14 @@
             </w:r>
             <w:r>
               <w:rPr>
-                <w:rFonts w:cs="Calibri" w:cstheme="minorAscii"/>
+                <w:b/>
+                <w:bCs/>
+                <w:sz w:val="18"/>
+                <w:szCs w:val="18"/>
+              </w:rPr>
+            </w:r>
+            <w:r>
+              <w:rPr>
                 <w:b/>
                 <w:bCs/>
                 <w:sz w:val="18"/>
@@ -3815,6 +4460,15 @@
                 <w:szCs w:val="18"/>
               </w:rPr>
             </w:r>
+            <w:r>
+              <w:rPr>
+                <w:rFonts w:cs="Calibri" w:cstheme="minorAscii"/>
+                <w:b/>
+                <w:bCs/>
+                <w:sz w:val="18"/>
+                <w:szCs w:val="18"/>
+              </w:rPr>
+            </w:r>
           </w:p>
         </w:tc>
       </w:tr>
@@ -3835,27 +4489,47 @@
               <w:ind/>
               <w:jc w:val="center"/>
               <w:rPr>
-                <w:rFonts w:cs="Calibri" w:cstheme="minorAscii"/>
                 <w:b/>
                 <w:bCs/>
+                <w:color w:val="ee0000"/>
                 <w:sz w:val="18"/>
                 <w:szCs w:val="18"/>
               </w:rPr>
             </w:pPr>
             <w:r>
               <w:rPr>
-                <w:rFonts w:cs="Calibri" w:cstheme="minorAscii"/>
                 <w:b/>
                 <w:bCs/>
+                <w:color w:val="ee0000"/>
+                <w:sz w:val="18"/>
+                <w:szCs w:val="18"/>
+              </w:rPr>
+              <w:t xml:space="preserve">Desarrollo </w:t>
+            </w:r>
+            <w:r>
+              <w:rPr>
+                <w:b/>
+                <w:bCs/>
+                <w:color w:val="ee0000"/>
+                <w:sz w:val="18"/>
+                <w:szCs w:val="18"/>
+              </w:rPr>
+              <w:t xml:space="preserve">mobil</w:t>
+            </w:r>
+            <w:r>
+              <w:rPr>
+                <w:b/>
+                <w:bCs/>
+                <w:color w:val="ee0000"/>
                 <w:sz w:val="18"/>
                 <w:szCs w:val="18"/>
               </w:rPr>
             </w:r>
             <w:r>
               <w:rPr>
-                <w:rFonts w:cs="Calibri" w:cstheme="minorAscii"/>
                 <w:b/>
                 <w:bCs/>
+                <w:color w:val="ee0000"/>
                 <w:sz w:val="18"/>
                 <w:szCs w:val="18"/>
               </w:rPr>
@@ -3874,7 +4548,6 @@
               <w:ind/>
               <w:jc w:val="center"/>
               <w:rPr>
-                <w:rFonts w:cs="Calibri" w:cstheme="minorAscii"/>
                 <w:b/>
                 <w:bCs/>
                 <w:sz w:val="18"/>
@@ -3883,7 +4556,15 @@
             </w:pPr>
             <w:r>
               <w:rPr>
-                <w:rFonts w:cs="Calibri" w:cstheme="minorAscii"/>
+                <w:b/>
+                <w:bCs/>
+                <w:sz w:val="18"/>
+                <w:szCs w:val="18"/>
+              </w:rPr>
+              <w:t xml:space="preserve">x</w:t>
+            </w:r>
+            <w:r>
+              <w:rPr>
                 <w:b/>
                 <w:bCs/>
                 <w:sz w:val="18"/>
@@ -3892,7 +4573,6 @@
             </w:r>
             <w:r>
               <w:rPr>
-                <w:rFonts w:cs="Calibri" w:cstheme="minorAscii"/>
                 <w:b/>
                 <w:bCs/>
                 <w:sz w:val="18"/>
@@ -3913,7 +4593,6 @@
               <w:ind/>
               <w:jc w:val="center"/>
               <w:rPr>
-                <w:rFonts w:cs="Calibri" w:cstheme="minorAscii"/>
                 <w:b/>
                 <w:bCs/>
                 <w:sz w:val="18"/>
@@ -3922,7 +4601,6 @@
             </w:pPr>
             <w:r>
               <w:rPr>
-                <w:rFonts w:cs="Calibri" w:cstheme="minorAscii"/>
                 <w:b/>
                 <w:bCs/>
                 <w:sz w:val="18"/>
@@ -3931,7 +4609,14 @@
             </w:r>
             <w:r>
               <w:rPr>
-                <w:rFonts w:cs="Calibri" w:cstheme="minorAscii"/>
+                <w:b/>
+                <w:bCs/>
+                <w:sz w:val="18"/>
+                <w:szCs w:val="18"/>
+              </w:rPr>
+            </w:r>
+            <w:r>
+              <w:rPr>
                 <w:b/>
                 <w:bCs/>
                 <w:sz w:val="18"/>
@@ -3952,7 +4637,6 @@
               <w:ind/>
               <w:jc w:val="center"/>
               <w:rPr>
-                <w:rFonts w:cs="Calibri" w:cstheme="minorAscii"/>
                 <w:b/>
                 <w:bCs/>
                 <w:sz w:val="18"/>
@@ -3961,7 +4645,6 @@
             </w:pPr>
             <w:r>
               <w:rPr>
-                <w:rFonts w:cs="Calibri" w:cstheme="minorAscii"/>
                 <w:b/>
                 <w:bCs/>
                 <w:sz w:val="18"/>
@@ -3970,7 +4653,6 @@
             </w:r>
             <w:r>
               <w:rPr>
-                <w:rFonts w:cs="Calibri" w:cstheme="minorAscii"/>
                 <w:b/>
                 <w:bCs/>
                 <w:sz w:val="18"/>
@@ -3991,7 +4673,6 @@
               <w:ind/>
               <w:jc w:val="center"/>
               <w:rPr>
-                <w:rFonts w:cs="Calibri" w:cstheme="minorAscii"/>
                 <w:b/>
                 <w:bCs/>
                 <w:sz w:val="18"/>
@@ -4000,7 +4681,6 @@
             </w:pPr>
             <w:r>
               <w:rPr>
-                <w:rFonts w:cs="Calibri" w:cstheme="minorAscii"/>
                 <w:b/>
                 <w:bCs/>
                 <w:sz w:val="18"/>
@@ -4009,7 +4689,14 @@
             </w:r>
             <w:r>
               <w:rPr>
-                <w:rFonts w:cs="Calibri" w:cstheme="minorAscii"/>
+                <w:b/>
+                <w:bCs/>
+                <w:sz w:val="18"/>
+                <w:szCs w:val="18"/>
+              </w:rPr>
+            </w:r>
+            <w:r>
+              <w:rPr>
                 <w:b/>
                 <w:bCs/>
                 <w:sz w:val="18"/>
@@ -4030,7 +4717,6 @@
               <w:ind/>
               <w:jc w:val="center"/>
               <w:rPr>
-                <w:rFonts w:cs="Calibri" w:cstheme="minorAscii"/>
                 <w:b/>
                 <w:bCs/>
                 <w:sz w:val="18"/>
@@ -4039,7 +4725,6 @@
             </w:pPr>
             <w:r>
               <w:rPr>
-                <w:rFonts w:cs="Calibri" w:cstheme="minorAscii"/>
                 <w:b/>
                 <w:bCs/>
                 <w:sz w:val="18"/>
@@ -4048,7 +4733,14 @@
             </w:r>
             <w:r>
               <w:rPr>
-                <w:rFonts w:cs="Calibri" w:cstheme="minorAscii"/>
+                <w:b/>
+                <w:bCs/>
+                <w:sz w:val="18"/>
+                <w:szCs w:val="18"/>
+              </w:rPr>
+            </w:r>
+            <w:r>
+              <w:rPr>
                 <w:b/>
                 <w:bCs/>
                 <w:sz w:val="18"/>
@@ -4094,6 +4786,15 @@
                 <w:szCs w:val="18"/>
               </w:rPr>
             </w:r>
+            <w:r>
+              <w:rPr>
+                <w:rFonts w:cs="Calibri" w:cstheme="minorAscii"/>
+                <w:b/>
+                <w:bCs/>
+                <w:sz w:val="18"/>
+                <w:szCs w:val="18"/>
+              </w:rPr>
+            </w:r>
           </w:p>
         </w:tc>
       </w:tr>
@@ -4114,7 +4815,6 @@
               <w:ind/>
               <w:jc w:val="center"/>
               <w:rPr>
-                <w:rFonts w:cs="Calibri" w:cstheme="minorAscii"/>
                 <w:b/>
                 <w:bCs/>
                 <w:sz w:val="18"/>
@@ -4123,7 +4823,6 @@
             </w:pPr>
             <w:r>
               <w:rPr>
-                <w:rFonts w:cs="Calibri" w:cstheme="minorAscii"/>
                 <w:b/>
                 <w:bCs/>
                 <w:sz w:val="18"/>
@@ -4132,7 +4831,14 @@
             </w:r>
             <w:r>
               <w:rPr>
-                <w:rFonts w:cs="Calibri" w:cstheme="minorAscii"/>
+                <w:b/>
+                <w:bCs/>
+                <w:sz w:val="18"/>
+                <w:szCs w:val="18"/>
+              </w:rPr>
+            </w:r>
+            <w:r>
+              <w:rPr>
                 <w:b/>
                 <w:bCs/>
                 <w:sz w:val="18"/>
@@ -4153,7 +4859,6 @@
               <w:ind/>
               <w:jc w:val="center"/>
               <w:rPr>
-                <w:rFonts w:cs="Calibri" w:cstheme="minorAscii"/>
                 <w:b/>
                 <w:bCs/>
                 <w:sz w:val="18"/>
@@ -4162,7 +4867,6 @@
             </w:pPr>
             <w:r>
               <w:rPr>
-                <w:rFonts w:cs="Calibri" w:cstheme="minorAscii"/>
                 <w:b/>
                 <w:bCs/>
                 <w:sz w:val="18"/>
@@ -4171,7 +4875,14 @@
             </w:r>
             <w:r>
               <w:rPr>
-                <w:rFonts w:cs="Calibri" w:cstheme="minorAscii"/>
+                <w:b/>
+                <w:bCs/>
+                <w:sz w:val="18"/>
+                <w:szCs w:val="18"/>
+              </w:rPr>
+            </w:r>
+            <w:r>
+              <w:rPr>
                 <w:b/>
                 <w:bCs/>
                 <w:sz w:val="18"/>
@@ -4192,7 +4903,6 @@
               <w:ind/>
               <w:jc w:val="center"/>
               <w:rPr>
-                <w:rFonts w:cs="Calibri" w:cstheme="minorAscii"/>
                 <w:b/>
                 <w:bCs/>
                 <w:sz w:val="18"/>
@@ -4201,7 +4911,6 @@
             </w:pPr>
             <w:r>
               <w:rPr>
-                <w:rFonts w:cs="Calibri" w:cstheme="minorAscii"/>
                 <w:b/>
                 <w:bCs/>
                 <w:sz w:val="18"/>
@@ -4210,7 +4919,14 @@
             </w:r>
             <w:r>
               <w:rPr>
-                <w:rFonts w:cs="Calibri" w:cstheme="minorAscii"/>
+                <w:b/>
+                <w:bCs/>
+                <w:sz w:val="18"/>
+                <w:szCs w:val="18"/>
+              </w:rPr>
+            </w:r>
+            <w:r>
+              <w:rPr>
                 <w:b/>
                 <w:bCs/>
                 <w:sz w:val="18"/>
@@ -4231,7 +4947,6 @@
               <w:ind/>
               <w:jc w:val="center"/>
               <w:rPr>
-                <w:rFonts w:cs="Calibri" w:cstheme="minorAscii"/>
                 <w:b/>
                 <w:bCs/>
                 <w:sz w:val="18"/>
@@ -4240,7 +4955,6 @@
             </w:pPr>
             <w:r>
               <w:rPr>
-                <w:rFonts w:cs="Calibri" w:cstheme="minorAscii"/>
                 <w:b/>
                 <w:bCs/>
                 <w:sz w:val="18"/>
@@ -4249,7 +4963,14 @@
             </w:r>
             <w:r>
               <w:rPr>
-                <w:rFonts w:cs="Calibri" w:cstheme="minorAscii"/>
+                <w:b/>
+                <w:bCs/>
+                <w:sz w:val="18"/>
+                <w:szCs w:val="18"/>
+              </w:rPr>
+            </w:r>
+            <w:r>
+              <w:rPr>
                 <w:b/>
                 <w:bCs/>
                 <w:sz w:val="18"/>
@@ -4270,7 +4991,6 @@
               <w:ind/>
               <w:jc w:val="center"/>
               <w:rPr>
-                <w:rFonts w:cs="Calibri" w:cstheme="minorAscii"/>
                 <w:b/>
                 <w:bCs/>
                 <w:sz w:val="18"/>
@@ -4279,7 +4999,6 @@
             </w:pPr>
             <w:r>
               <w:rPr>
-                <w:rFonts w:cs="Calibri" w:cstheme="minorAscii"/>
                 <w:b/>
                 <w:bCs/>
                 <w:sz w:val="18"/>
@@ -4288,7 +5007,14 @@
             </w:r>
             <w:r>
               <w:rPr>
-                <w:rFonts w:cs="Calibri" w:cstheme="minorAscii"/>
+                <w:b/>
+                <w:bCs/>
+                <w:sz w:val="18"/>
+                <w:szCs w:val="18"/>
+              </w:rPr>
+            </w:r>
+            <w:r>
+              <w:rPr>
                 <w:b/>
                 <w:bCs/>
                 <w:sz w:val="18"/>
@@ -4309,7 +5035,6 @@
               <w:ind/>
               <w:jc w:val="center"/>
               <w:rPr>
-                <w:rFonts w:cs="Calibri" w:cstheme="minorAscii"/>
                 <w:b/>
                 <w:bCs/>
                 <w:sz w:val="18"/>
@@ -4318,7 +5043,6 @@
             </w:pPr>
             <w:r>
               <w:rPr>
-                <w:rFonts w:cs="Calibri" w:cstheme="minorAscii"/>
                 <w:b/>
                 <w:bCs/>
                 <w:sz w:val="18"/>
@@ -4327,7 +5051,14 @@
             </w:r>
             <w:r>
               <w:rPr>
-                <w:rFonts w:cs="Calibri" w:cstheme="minorAscii"/>
+                <w:b/>
+                <w:bCs/>
+                <w:sz w:val="18"/>
+                <w:szCs w:val="18"/>
+              </w:rPr>
+            </w:r>
+            <w:r>
+              <w:rPr>
                 <w:b/>
                 <w:bCs/>
                 <w:sz w:val="18"/>
@@ -4373,13 +5104,22 @@
                 <w:szCs w:val="18"/>
               </w:rPr>
             </w:r>
+            <w:r>
+              <w:rPr>
+                <w:rFonts w:cs="Calibri" w:cstheme="minorAscii"/>
+                <w:b/>
+                <w:bCs/>
+                <w:sz w:val="18"/>
+                <w:szCs w:val="18"/>
+              </w:rPr>
+            </w:r>
           </w:p>
         </w:tc>
       </w:tr>
     </w:tbl>
     <w:p>
       <w:pPr>
-        <w:pStyle w:val="1017"/>
+        <w:pStyle w:val="1192"/>
         <w:pBdr/>
         <w:spacing/>
         <w:ind w:left="435"/>
@@ -4389,6 +5129,13 @@
           <w:szCs w:val="20"/>
         </w:rPr>
       </w:pPr>
+      <w:r>
+        <w:rPr>
+          <w:rFonts w:cstheme="minorHAnsi"/>
+          <w:sz w:val="20"/>
+          <w:szCs w:val="20"/>
+        </w:rPr>
+      </w:r>
       <w:r>
         <w:rPr>
           <w:rFonts w:cstheme="minorHAnsi"/>
@@ -4415,6 +5162,13 @@
           <w:szCs w:val="20"/>
         </w:rPr>
       </w:pPr>
+      <w:r>
+        <w:rPr>
+          <w:rFonts w:cstheme="minorHAnsi"/>
+          <w:sz w:val="20"/>
+          <w:szCs w:val="20"/>
+        </w:rPr>
+      </w:r>
       <w:r>
         <w:rPr>
           <w:rFonts w:cstheme="minorHAnsi"/>
@@ -4497,7 +5251,7 @@
     <w:sdtContent>
       <w:p>
         <w:pPr>
-          <w:pStyle w:val="1014"/>
+          <w:pStyle w:val="1189"/>
           <w:pBdr/>
           <w:spacing/>
           <w:ind/>
@@ -4737,7 +5491,7 @@
 <w:ftr xmlns:wpc="http://schemas.microsoft.com/office/word/2010/wordprocessingCanvas" xmlns:mc="http://schemas.openxmlformats.org/markup-compatibility/2006" xmlns:o="urn:schemas-microsoft-com:office:office" xmlns:r="http://schemas.openxmlformats.org/officeDocument/2006/relationships" xmlns:m="http://schemas.openxmlformats.org/officeDocument/2006/math" xmlns:v="urn:schemas-microsoft-com:vml" xmlns:wp14="http://schemas.microsoft.com/office/word/2010/wordprocessingDrawing" xmlns:wp="http://schemas.openxmlformats.org/drawingml/2006/wordprocessingDrawing" xmlns:w10="urn:schemas-microsoft-com:office:word" xmlns:w="http://schemas.openxmlformats.org/wordprocessingml/2006/main" xmlns:w14="http://schemas.microsoft.com/office/word/2010/wordml" xmlns:w15="http://schemas.microsoft.com/office/word/2012/wordml" xmlns:wpg="http://schemas.microsoft.com/office/word/2010/wordprocessingGroup" xmlns:wpi="http://schemas.microsoft.com/office/word/2010/wordprocessingInk" xmlns:wne="http://schemas.microsoft.com/office/word/2006/wordml" xmlns:a="http://schemas.openxmlformats.org/drawingml/2006/main" xmlns:wps="http://schemas.microsoft.com/office/word/2010/wordprocessingShape" mc:Ignorable="w14 w15 wp14">
   <w:p>
     <w:pPr>
-      <w:pStyle w:val="1014"/>
+      <w:pStyle w:val="1189"/>
       <w:pBdr/>
       <w:spacing/>
       <w:ind/>
@@ -4753,7 +5507,7 @@
 <w:ftr xmlns:wpc="http://schemas.microsoft.com/office/word/2010/wordprocessingCanvas" xmlns:mc="http://schemas.openxmlformats.org/markup-compatibility/2006" xmlns:o="urn:schemas-microsoft-com:office:office" xmlns:r="http://schemas.openxmlformats.org/officeDocument/2006/relationships" xmlns:m="http://schemas.openxmlformats.org/officeDocument/2006/math" xmlns:v="urn:schemas-microsoft-com:vml" xmlns:wp14="http://schemas.microsoft.com/office/word/2010/wordprocessingDrawing" xmlns:wp="http://schemas.openxmlformats.org/drawingml/2006/wordprocessingDrawing" xmlns:w10="urn:schemas-microsoft-com:office:word" xmlns:w="http://schemas.openxmlformats.org/wordprocessingml/2006/main" xmlns:w14="http://schemas.microsoft.com/office/word/2010/wordml" xmlns:w15="http://schemas.microsoft.com/office/word/2012/wordml" xmlns:wpg="http://schemas.microsoft.com/office/word/2010/wordprocessingGroup" xmlns:wpi="http://schemas.microsoft.com/office/word/2010/wordprocessingInk" xmlns:wne="http://schemas.microsoft.com/office/word/2006/wordml" xmlns:a="http://schemas.openxmlformats.org/drawingml/2006/main" xmlns:wps="http://schemas.microsoft.com/office/word/2010/wordprocessingShape" mc:Ignorable="w14 w15 wp14">
   <w:p>
     <w:pPr>
-      <w:pStyle w:val="1014"/>
+      <w:pStyle w:val="1189"/>
       <w:pBdr/>
       <w:spacing/>
       <w:ind/>
@@ -4802,7 +5556,7 @@
 <w:hdr xmlns:wpc="http://schemas.microsoft.com/office/word/2010/wordprocessingCanvas" xmlns:mc="http://schemas.openxmlformats.org/markup-compatibility/2006" xmlns:o="urn:schemas-microsoft-com:office:office" xmlns:r="http://schemas.openxmlformats.org/officeDocument/2006/relationships" xmlns:m="http://schemas.openxmlformats.org/officeDocument/2006/math" xmlns:v="urn:schemas-microsoft-com:vml" xmlns:wp14="http://schemas.microsoft.com/office/word/2010/wordprocessingDrawing" xmlns:wp="http://schemas.openxmlformats.org/drawingml/2006/wordprocessingDrawing" xmlns:w10="urn:schemas-microsoft-com:office:word" xmlns:w="http://schemas.openxmlformats.org/wordprocessingml/2006/main" xmlns:w14="http://schemas.microsoft.com/office/word/2010/wordml" xmlns:w15="http://schemas.microsoft.com/office/word/2012/wordml" xmlns:wpg="http://schemas.microsoft.com/office/word/2010/wordprocessingGroup" xmlns:wpi="http://schemas.microsoft.com/office/word/2010/wordprocessingInk" xmlns:wne="http://schemas.microsoft.com/office/word/2006/wordml" xmlns:a="http://schemas.openxmlformats.org/drawingml/2006/main" xmlns:wps="http://schemas.microsoft.com/office/word/2010/wordprocessingShape" mc:Ignorable="w14 w15 wp14">
   <w:tbl>
     <w:tblPr>
-      <w:tblStyle w:val="1011"/>
+      <w:tblStyle w:val="1186"/>
       <w:tblW w:w="0" w:type="auto"/>
       <w:tblBorders/>
       <w:tblLook w:val="04A0" w:firstRow="1" w:lastRow="0" w:firstColumn="1" w:lastColumn="0" w:noHBand="0" w:noVBand="1"/>
@@ -4867,6 +5621,15 @@
               <w:szCs w:val="24"/>
             </w:rPr>
           </w:r>
+          <w:r>
+            <w:rPr>
+              <w:rFonts w:ascii="Century Gothic" w:hAnsi="Century Gothic" w:eastAsia="Century Gothic" w:cs="Century Gothic"/>
+              <w:b/>
+              <w:color w:val="1d2763"/>
+              <w:sz w:val="24"/>
+              <w:szCs w:val="24"/>
+            </w:rPr>
+          </w:r>
         </w:p>
         <w:p>
           <w:pPr>
@@ -4889,6 +5652,14 @@
               <w:szCs w:val="24"/>
             </w:rPr>
             <w:t xml:space="preserve">Fase 1</w:t>
+          </w:r>
+          <w:r>
+            <w:rPr>
+              <w:rFonts w:ascii="Century Gothic" w:hAnsi="Century Gothic" w:eastAsiaTheme="minorEastAsia"/>
+              <w:sz w:val="2"/>
+              <w:szCs w:val="2"/>
+              <w:lang w:val="es-ES_tradnl" w:eastAsia="es-ES"/>
+            </w:rPr>
           </w:r>
           <w:r>
             <w:rPr>
@@ -5005,13 +5776,22 @@
               <w:lang w:val="es-ES_tradnl" w:eastAsia="es-ES"/>
             </w:rPr>
           </w:r>
+          <w:r>
+            <w:rPr>
+              <w:rFonts w:ascii="Century Gothic" w:hAnsi="Century Gothic" w:eastAsiaTheme="minorEastAsia"/>
+              <w:b/>
+              <w:sz w:val="30"/>
+              <w:szCs w:val="30"/>
+              <w:lang w:val="es-ES_tradnl" w:eastAsia="es-ES"/>
+            </w:rPr>
+          </w:r>
         </w:p>
       </w:tc>
     </w:tr>
   </w:tbl>
   <w:p>
     <w:pPr>
-      <w:pStyle w:val="1012"/>
+      <w:pStyle w:val="1187"/>
       <w:pBdr/>
       <w:spacing/>
       <w:ind/>
@@ -5027,7 +5807,7 @@
 <w:hdr xmlns:wpc="http://schemas.microsoft.com/office/word/2010/wordprocessingCanvas" xmlns:mc="http://schemas.openxmlformats.org/markup-compatibility/2006" xmlns:o="urn:schemas-microsoft-com:office:office" xmlns:r="http://schemas.openxmlformats.org/officeDocument/2006/relationships" xmlns:m="http://schemas.openxmlformats.org/officeDocument/2006/math" xmlns:v="urn:schemas-microsoft-com:vml" xmlns:wp14="http://schemas.microsoft.com/office/word/2010/wordprocessingDrawing" xmlns:wp="http://schemas.openxmlformats.org/drawingml/2006/wordprocessingDrawing" xmlns:w10="urn:schemas-microsoft-com:office:word" xmlns:w="http://schemas.openxmlformats.org/wordprocessingml/2006/main" xmlns:w14="http://schemas.microsoft.com/office/word/2010/wordml" xmlns:w15="http://schemas.microsoft.com/office/word/2012/wordml" xmlns:wpg="http://schemas.microsoft.com/office/word/2010/wordprocessingGroup" xmlns:wpi="http://schemas.microsoft.com/office/word/2010/wordprocessingInk" xmlns:wne="http://schemas.microsoft.com/office/word/2006/wordml" xmlns:a="http://schemas.openxmlformats.org/drawingml/2006/main" xmlns:wps="http://schemas.microsoft.com/office/word/2010/wordprocessingShape" mc:Ignorable="w14 w15 wp14">
   <w:p>
     <w:pPr>
-      <w:pStyle w:val="1012"/>
+      <w:pStyle w:val="1187"/>
       <w:pBdr/>
       <w:spacing/>
       <w:ind/>
@@ -5043,7 +5823,7 @@
 <w:hdr xmlns:wpc="http://schemas.microsoft.com/office/word/2010/wordprocessingCanvas" xmlns:mc="http://schemas.openxmlformats.org/markup-compatibility/2006" xmlns:o="urn:schemas-microsoft-com:office:office" xmlns:r="http://schemas.openxmlformats.org/officeDocument/2006/relationships" xmlns:m="http://schemas.openxmlformats.org/officeDocument/2006/math" xmlns:v="urn:schemas-microsoft-com:vml" xmlns:wp14="http://schemas.microsoft.com/office/word/2010/wordprocessingDrawing" xmlns:wp="http://schemas.openxmlformats.org/drawingml/2006/wordprocessingDrawing" xmlns:w10="urn:schemas-microsoft-com:office:word" xmlns:w="http://schemas.openxmlformats.org/wordprocessingml/2006/main" xmlns:w14="http://schemas.microsoft.com/office/word/2010/wordml" xmlns:w15="http://schemas.microsoft.com/office/word/2012/wordml" xmlns:wpg="http://schemas.microsoft.com/office/word/2010/wordprocessingGroup" xmlns:wpi="http://schemas.microsoft.com/office/word/2010/wordprocessingInk" xmlns:wne="http://schemas.microsoft.com/office/word/2006/wordml" xmlns:a="http://schemas.openxmlformats.org/drawingml/2006/main" xmlns:wps="http://schemas.microsoft.com/office/word/2010/wordprocessingShape" mc:Ignorable="w14 w15 wp14">
   <w:tbl>
     <w:tblPr>
-      <w:tblStyle w:val="1011"/>
+      <w:tblStyle w:val="1186"/>
       <w:tblW w:w="0" w:type="auto"/>
       <w:tblBorders/>
       <w:tblLook w:val="04A0" w:firstRow="1" w:lastRow="0" w:firstColumn="1" w:lastColumn="0" w:noHBand="0" w:noVBand="1"/>
@@ -5175,6 +5955,15 @@
               <w:lang w:val="es-ES_tradnl" w:eastAsia="es-ES"/>
             </w:rPr>
           </w:r>
+          <w:r>
+            <w:rPr>
+              <w:rFonts w:ascii="Century Gothic" w:hAnsi="Century Gothic" w:eastAsiaTheme="minorEastAsia"/>
+              <w:b/>
+              <w:sz w:val="30"/>
+              <w:szCs w:val="30"/>
+              <w:lang w:val="es-ES_tradnl" w:eastAsia="es-ES"/>
+            </w:rPr>
+          </w:r>
         </w:p>
       </w:tc>
       <w:tc>
@@ -5211,6 +6000,16 @@
               <w:lang w:val="es-ES" w:eastAsia="es-ES"/>
             </w:rPr>
             <w:t xml:space="preserve">PTR7862</w:t>
+          </w:r>
+          <w:r>
+            <w:rPr>
+              <w:rFonts w:ascii="Century Gothic" w:hAnsi="Century Gothic" w:eastAsiaTheme="minorEastAsia"/>
+              <w:b/>
+              <w:color w:val="1d2763"/>
+              <w:sz w:val="24"/>
+              <w:szCs w:val="24"/>
+              <w:lang w:val="es-ES" w:eastAsia="es-ES"/>
+            </w:rPr>
           </w:r>
           <w:r>
             <w:rPr>
@@ -5270,6 +6069,14 @@
               <w:szCs w:val="24"/>
             </w:rPr>
           </w:r>
+          <w:r>
+            <w:rPr>
+              <w:rFonts w:ascii="Century Gothic" w:hAnsi="Century Gothic" w:eastAsia="Century Gothic" w:cs="Century Gothic"/>
+              <w:color w:val="1d2763"/>
+              <w:sz w:val="24"/>
+              <w:szCs w:val="24"/>
+            </w:rPr>
+          </w:r>
         </w:p>
         <w:p>
           <w:pPr>
@@ -5303,6 +6110,15 @@
               <w:lang w:eastAsia="es-ES"/>
             </w:rPr>
           </w:r>
+          <w:r>
+            <w:rPr>
+              <w:rFonts w:ascii="Century Gothic" w:hAnsi="Century Gothic" w:eastAsiaTheme="minorEastAsia"/>
+              <w:color w:val="1d2763"/>
+              <w:sz w:val="24"/>
+              <w:szCs w:val="24"/>
+              <w:lang w:eastAsia="es-ES"/>
+            </w:rPr>
+          </w:r>
         </w:p>
         <w:p>
           <w:pPr>
@@ -5316,6 +6132,14 @@
               <w:lang w:val="es-ES_tradnl" w:eastAsia="es-ES"/>
             </w:rPr>
           </w:pPr>
+          <w:r>
+            <w:rPr>
+              <w:rFonts w:ascii="Century Gothic" w:hAnsi="Century Gothic" w:eastAsiaTheme="minorEastAsia"/>
+              <w:sz w:val="2"/>
+              <w:szCs w:val="2"/>
+              <w:lang w:val="es-ES_tradnl" w:eastAsia="es-ES"/>
+            </w:rPr>
+          </w:r>
           <w:r>
             <w:rPr>
               <w:rFonts w:ascii="Century Gothic" w:hAnsi="Century Gothic" w:eastAsiaTheme="minorEastAsia"/>
@@ -5453,13 +6277,22 @@
               <w:lang w:val="es-ES_tradnl" w:eastAsia="es-ES"/>
             </w:rPr>
           </w:r>
+          <w:r>
+            <w:rPr>
+              <w:rFonts w:ascii="Century Gothic" w:hAnsi="Century Gothic" w:eastAsiaTheme="minorEastAsia"/>
+              <w:b/>
+              <w:sz w:val="30"/>
+              <w:szCs w:val="30"/>
+              <w:lang w:val="es-ES_tradnl" w:eastAsia="es-ES"/>
+            </w:rPr>
+          </w:r>
         </w:p>
       </w:tc>
     </w:tr>
   </w:tbl>
   <w:p>
     <w:pPr>
-      <w:pStyle w:val="1012"/>
+      <w:pStyle w:val="1187"/>
       <w:pBdr/>
       <w:spacing/>
       <w:ind/>
@@ -11920,9 +12753,9 @@
     <w:lsdException w:name="Bibliography" w:uiPriority="37"/>
     <w:lsdException w:name="TOC Heading" w:uiPriority="39" w:qFormat="1"/>
   </w:latentStyles>
-  <w:style w:type="table" w:styleId="13">
+  <w:style w:type="table" w:styleId="1010">
     <w:name w:val="Table Grid Light"/>
-    <w:basedOn w:val="1005"/>
+    <w:basedOn w:val="1180"/>
     <w:uiPriority w:val="59"/>
     <w:pPr>
       <w:pBdr/>
@@ -12119,9 +12952,9 @@
       </w:tcPr>
     </w:tblStylePr>
   </w:style>
-  <w:style w:type="table" w:styleId="15">
+  <w:style w:type="table" w:styleId="1011">
     <w:name w:val="Plain Table 2"/>
-    <w:basedOn w:val="1005"/>
+    <w:basedOn w:val="1180"/>
     <w:uiPriority w:val="59"/>
     <w:pPr>
       <w:pBdr/>
@@ -12352,9 +13185,9 @@
       </w:tcPr>
     </w:tblStylePr>
   </w:style>
-  <w:style w:type="table" w:styleId="16">
+  <w:style w:type="table" w:styleId="1012">
     <w:name w:val="Plain Table 3"/>
-    <w:basedOn w:val="1005"/>
+    <w:basedOn w:val="1180"/>
     <w:uiPriority w:val="99"/>
     <w:pPr>
       <w:pBdr/>
@@ -12582,9 +13415,9 @@
       </w:tcPr>
     </w:tblStylePr>
   </w:style>
-  <w:style w:type="table" w:styleId="17">
+  <w:style w:type="table" w:styleId="1013">
     <w:name w:val="Plain Table 4"/>
-    <w:basedOn w:val="1005"/>
+    <w:basedOn w:val="1180"/>
     <w:uiPriority w:val="99"/>
     <w:pPr>
       <w:pBdr/>
@@ -12798,9 +13631,9 @@
       </w:tcPr>
     </w:tblStylePr>
   </w:style>
-  <w:style w:type="table" w:styleId="19">
+  <w:style w:type="table" w:styleId="1014">
     <w:name w:val="Grid Table 1 Light"/>
-    <w:basedOn w:val="1005"/>
+    <w:basedOn w:val="1180"/>
     <w:uiPriority w:val="99"/>
     <w:pPr>
       <w:pBdr/>
@@ -13021,9 +13854,9 @@
       </w:tcPr>
     </w:tblStylePr>
   </w:style>
-  <w:style w:type="table" w:styleId="20">
+  <w:style w:type="table" w:styleId="1015">
     <w:name w:val="Grid Table 1 Light - Accent 1"/>
-    <w:basedOn w:val="1005"/>
+    <w:basedOn w:val="1180"/>
     <w:uiPriority w:val="99"/>
     <w:pPr>
       <w:pBdr/>
@@ -13244,9 +14077,9 @@
       </w:tcPr>
     </w:tblStylePr>
   </w:style>
-  <w:style w:type="table" w:styleId="21">
+  <w:style w:type="table" w:styleId="1016">
     <w:name w:val="Grid Table 1 Light - Accent 2"/>
-    <w:basedOn w:val="1005"/>
+    <w:basedOn w:val="1180"/>
     <w:uiPriority w:val="99"/>
     <w:pPr>
       <w:pBdr/>
@@ -13467,9 +14300,9 @@
       </w:tcPr>
     </w:tblStylePr>
   </w:style>
-  <w:style w:type="table" w:styleId="22">
+  <w:style w:type="table" w:styleId="1017">
     <w:name w:val="Grid Table 1 Light - Accent 3"/>
-    <w:basedOn w:val="1005"/>
+    <w:basedOn w:val="1180"/>
     <w:uiPriority w:val="99"/>
     <w:pPr>
       <w:pBdr/>
@@ -13690,9 +14523,9 @@
       </w:tcPr>
     </w:tblStylePr>
   </w:style>
-  <w:style w:type="table" w:styleId="23">
+  <w:style w:type="table" w:styleId="1018">
     <w:name w:val="Grid Table 1 Light - Accent 4"/>
-    <w:basedOn w:val="1005"/>
+    <w:basedOn w:val="1180"/>
     <w:uiPriority w:val="99"/>
     <w:pPr>
       <w:pBdr/>
@@ -13913,9 +14746,9 @@
       </w:tcPr>
     </w:tblStylePr>
   </w:style>
-  <w:style w:type="table" w:styleId="24">
+  <w:style w:type="table" w:styleId="1019">
     <w:name w:val="Grid Table 1 Light - Accent 5"/>
-    <w:basedOn w:val="1005"/>
+    <w:basedOn w:val="1180"/>
     <w:uiPriority w:val="99"/>
     <w:pPr>
       <w:pBdr/>
@@ -14136,9 +14969,9 @@
       </w:tcPr>
     </w:tblStylePr>
   </w:style>
-  <w:style w:type="table" w:styleId="25">
+  <w:style w:type="table" w:styleId="1020">
     <w:name w:val="Grid Table 1 Light - Accent 6"/>
-    <w:basedOn w:val="1005"/>
+    <w:basedOn w:val="1180"/>
     <w:uiPriority w:val="99"/>
     <w:pPr>
       <w:pBdr/>
@@ -14359,9 +15192,9 @@
       </w:tcPr>
     </w:tblStylePr>
   </w:style>
-  <w:style w:type="table" w:styleId="26">
+  <w:style w:type="table" w:styleId="1021">
     <w:name w:val="Grid Table 2"/>
-    <w:basedOn w:val="1005"/>
+    <w:basedOn w:val="1180"/>
     <w:uiPriority w:val="99"/>
     <w:pPr>
       <w:pBdr/>
@@ -14591,9 +15424,9 @@
       </w:tcPr>
     </w:tblStylePr>
   </w:style>
-  <w:style w:type="table" w:styleId="27">
+  <w:style w:type="table" w:styleId="1022">
     <w:name w:val="Grid Table 2 - Accent 1"/>
-    <w:basedOn w:val="1005"/>
+    <w:basedOn w:val="1180"/>
     <w:uiPriority w:val="99"/>
     <w:pPr>
       <w:pBdr/>
@@ -14823,9 +15656,9 @@
       </w:tcPr>
     </w:tblStylePr>
   </w:style>
-  <w:style w:type="table" w:styleId="28">
+  <w:style w:type="table" w:styleId="1023">
     <w:name w:val="Grid Table 2 - Accent 2"/>
-    <w:basedOn w:val="1005"/>
+    <w:basedOn w:val="1180"/>
     <w:uiPriority w:val="99"/>
     <w:pPr>
       <w:pBdr/>
@@ -15055,9 +15888,9 @@
       </w:tcPr>
     </w:tblStylePr>
   </w:style>
-  <w:style w:type="table" w:styleId="29">
+  <w:style w:type="table" w:styleId="1024">
     <w:name w:val="Grid Table 2 - Accent 3"/>
-    <w:basedOn w:val="1005"/>
+    <w:basedOn w:val="1180"/>
     <w:uiPriority w:val="99"/>
     <w:pPr>
       <w:pBdr/>
@@ -15287,9 +16120,9 @@
       </w:tcPr>
     </w:tblStylePr>
   </w:style>
-  <w:style w:type="table" w:styleId="30">
+  <w:style w:type="table" w:styleId="1025">
     <w:name w:val="Grid Table 2 - Accent 4"/>
-    <w:basedOn w:val="1005"/>
+    <w:basedOn w:val="1180"/>
     <w:uiPriority w:val="99"/>
     <w:pPr>
       <w:pBdr/>
@@ -15519,9 +16352,9 @@
       </w:tcPr>
     </w:tblStylePr>
   </w:style>
-  <w:style w:type="table" w:styleId="31">
+  <w:style w:type="table" w:styleId="1026">
     <w:name w:val="Grid Table 2 - Accent 5"/>
-    <w:basedOn w:val="1005"/>
+    <w:basedOn w:val="1180"/>
     <w:uiPriority w:val="99"/>
     <w:pPr>
       <w:pBdr/>
@@ -15751,9 +16584,9 @@
       </w:tcPr>
     </w:tblStylePr>
   </w:style>
-  <w:style w:type="table" w:styleId="32">
+  <w:style w:type="table" w:styleId="1027">
     <w:name w:val="Grid Table 2 - Accent 6"/>
-    <w:basedOn w:val="1005"/>
+    <w:basedOn w:val="1180"/>
     <w:uiPriority w:val="99"/>
     <w:pPr>
       <w:pBdr/>
@@ -15983,9 +16816,9 @@
       </w:tcPr>
     </w:tblStylePr>
   </w:style>
-  <w:style w:type="table" w:styleId="33">
+  <w:style w:type="table" w:styleId="1028">
     <w:name w:val="Grid Table 3"/>
-    <w:basedOn w:val="1005"/>
+    <w:basedOn w:val="1180"/>
     <w:uiPriority w:val="99"/>
     <w:pPr>
       <w:pBdr/>
@@ -16084,29 +16917,6 @@
         <w:tblBorders/>
       </w:tblPr>
       <w:tcPr>
-        <w:shd w:color="ffffff"/>
-        <w:tcBorders>
-          <w:top w:val="none" w:color="000000" w:sz="4" w:space="0"/>
-          <w:left w:val="none" w:color="000000" w:sz="4" w:space="0"/>
-          <w:bottom w:val="none" w:color="000000" w:sz="4" w:space="0"/>
-          <w:right w:val="none" w:color="000000" w:sz="4" w:space="0"/>
-        </w:tcBorders>
-      </w:tcPr>
-    </w:tblStylePr>
-    <w:tblStylePr w:type="firstRow">
-      <w:rPr>
-        <w:b/>
-        <w:color w:val="404040"/>
-      </w:rPr>
-      <w:pPr>
-        <w:pBdr/>
-        <w:spacing/>
-        <w:ind/>
-      </w:pPr>
-      <w:tblPr>
-        <w:tblBorders/>
-      </w:tblPr>
-      <w:tcPr>
         <w:shd w:val="clear" w:color="ffffff"/>
         <w:tcBorders>
           <w:top w:val="none" w:color="000000" w:sz="4" w:space="0"/>
@@ -16116,30 +16926,7 @@
         </w:tcBorders>
       </w:tcPr>
     </w:tblStylePr>
-    <w:tblStylePr w:type="lastCol">
-      <w:rPr>
-        <w:i/>
-        <w:color w:val="404040"/>
-      </w:rPr>
-      <w:pPr>
-        <w:pBdr/>
-        <w:spacing/>
-        <w:ind/>
-      </w:pPr>
-      <w:tblPr>
-        <w:tblBorders/>
-      </w:tblPr>
-      <w:tcPr>
-        <w:shd w:color="ffffff"/>
-        <w:tcBorders>
-          <w:top w:val="none" w:color="000000" w:sz="4" w:space="0"/>
-          <w:left w:val="none" w:color="000000" w:sz="4" w:space="0"/>
-          <w:bottom w:val="none" w:color="000000" w:sz="4" w:space="0"/>
-          <w:right w:val="none" w:color="000000" w:sz="4" w:space="0"/>
-        </w:tcBorders>
-      </w:tcPr>
-    </w:tblStylePr>
-    <w:tblStylePr w:type="lastRow">
+    <w:tblStylePr w:type="firstRow">
       <w:rPr>
         <w:b/>
         <w:color w:val="404040"/>
@@ -16162,6 +16949,52 @@
         </w:tcBorders>
       </w:tcPr>
     </w:tblStylePr>
+    <w:tblStylePr w:type="lastCol">
+      <w:rPr>
+        <w:i/>
+        <w:color w:val="404040"/>
+      </w:rPr>
+      <w:pPr>
+        <w:pBdr/>
+        <w:spacing/>
+        <w:ind/>
+      </w:pPr>
+      <w:tblPr>
+        <w:tblBorders/>
+      </w:tblPr>
+      <w:tcPr>
+        <w:shd w:val="clear" w:color="ffffff"/>
+        <w:tcBorders>
+          <w:top w:val="none" w:color="000000" w:sz="4" w:space="0"/>
+          <w:left w:val="none" w:color="000000" w:sz="4" w:space="0"/>
+          <w:bottom w:val="none" w:color="000000" w:sz="4" w:space="0"/>
+          <w:right w:val="none" w:color="000000" w:sz="4" w:space="0"/>
+        </w:tcBorders>
+      </w:tcPr>
+    </w:tblStylePr>
+    <w:tblStylePr w:type="lastRow">
+      <w:rPr>
+        <w:b/>
+        <w:color w:val="404040"/>
+      </w:rPr>
+      <w:pPr>
+        <w:pBdr/>
+        <w:spacing/>
+        <w:ind/>
+      </w:pPr>
+      <w:tblPr>
+        <w:tblBorders/>
+      </w:tblPr>
+      <w:tcPr>
+        <w:shd w:val="clear" w:color="ffffff"/>
+        <w:tcBorders>
+          <w:top w:val="none" w:color="000000" w:sz="4" w:space="0"/>
+          <w:left w:val="none" w:color="000000" w:sz="4" w:space="0"/>
+          <w:bottom w:val="none" w:color="000000" w:sz="4" w:space="0"/>
+          <w:right w:val="none" w:color="000000" w:sz="4" w:space="0"/>
+        </w:tcBorders>
+      </w:tcPr>
+    </w:tblStylePr>
     <w:tblStylePr w:type="nwCell">
       <w:pPr>
         <w:pBdr/>
@@ -16228,9 +17061,9 @@
       </w:tcPr>
     </w:tblStylePr>
   </w:style>
-  <w:style w:type="table" w:styleId="34">
+  <w:style w:type="table" w:styleId="1029">
     <w:name w:val="Grid Table 3 - Accent 1"/>
-    <w:basedOn w:val="1005"/>
+    <w:basedOn w:val="1180"/>
     <w:uiPriority w:val="99"/>
     <w:pPr>
       <w:pBdr/>
@@ -16329,29 +17162,6 @@
         <w:tblBorders/>
       </w:tblPr>
       <w:tcPr>
-        <w:shd w:color="ffffff"/>
-        <w:tcBorders>
-          <w:top w:val="none" w:color="000000" w:sz="4" w:space="0"/>
-          <w:left w:val="none" w:color="000000" w:sz="4" w:space="0"/>
-          <w:bottom w:val="none" w:color="000000" w:sz="4" w:space="0"/>
-          <w:right w:val="none" w:color="000000" w:sz="4" w:space="0"/>
-        </w:tcBorders>
-      </w:tcPr>
-    </w:tblStylePr>
-    <w:tblStylePr w:type="firstRow">
-      <w:rPr>
-        <w:b/>
-        <w:color w:val="404040"/>
-      </w:rPr>
-      <w:pPr>
-        <w:pBdr/>
-        <w:spacing/>
-        <w:ind/>
-      </w:pPr>
-      <w:tblPr>
-        <w:tblBorders/>
-      </w:tblPr>
-      <w:tcPr>
         <w:shd w:val="clear" w:color="ffffff"/>
         <w:tcBorders>
           <w:top w:val="none" w:color="000000" w:sz="4" w:space="0"/>
@@ -16361,30 +17171,7 @@
         </w:tcBorders>
       </w:tcPr>
     </w:tblStylePr>
-    <w:tblStylePr w:type="lastCol">
-      <w:rPr>
-        <w:i/>
-        <w:color w:val="404040"/>
-      </w:rPr>
-      <w:pPr>
-        <w:pBdr/>
-        <w:spacing/>
-        <w:ind/>
-      </w:pPr>
-      <w:tblPr>
-        <w:tblBorders/>
-      </w:tblPr>
-      <w:tcPr>
-        <w:shd w:color="ffffff"/>
-        <w:tcBorders>
-          <w:top w:val="none" w:color="000000" w:sz="4" w:space="0"/>
-          <w:left w:val="none" w:color="000000" w:sz="4" w:space="0"/>
-          <w:bottom w:val="none" w:color="000000" w:sz="4" w:space="0"/>
-          <w:right w:val="none" w:color="000000" w:sz="4" w:space="0"/>
-        </w:tcBorders>
-      </w:tcPr>
-    </w:tblStylePr>
-    <w:tblStylePr w:type="lastRow">
+    <w:tblStylePr w:type="firstRow">
       <w:rPr>
         <w:b/>
         <w:color w:val="404040"/>
@@ -16407,6 +17194,52 @@
         </w:tcBorders>
       </w:tcPr>
     </w:tblStylePr>
+    <w:tblStylePr w:type="lastCol">
+      <w:rPr>
+        <w:i/>
+        <w:color w:val="404040"/>
+      </w:rPr>
+      <w:pPr>
+        <w:pBdr/>
+        <w:spacing/>
+        <w:ind/>
+      </w:pPr>
+      <w:tblPr>
+        <w:tblBorders/>
+      </w:tblPr>
+      <w:tcPr>
+        <w:shd w:val="clear" w:color="ffffff"/>
+        <w:tcBorders>
+          <w:top w:val="none" w:color="000000" w:sz="4" w:space="0"/>
+          <w:left w:val="none" w:color="000000" w:sz="4" w:space="0"/>
+          <w:bottom w:val="none" w:color="000000" w:sz="4" w:space="0"/>
+          <w:right w:val="none" w:color="000000" w:sz="4" w:space="0"/>
+        </w:tcBorders>
+      </w:tcPr>
+    </w:tblStylePr>
+    <w:tblStylePr w:type="lastRow">
+      <w:rPr>
+        <w:b/>
+        <w:color w:val="404040"/>
+      </w:rPr>
+      <w:pPr>
+        <w:pBdr/>
+        <w:spacing/>
+        <w:ind/>
+      </w:pPr>
+      <w:tblPr>
+        <w:tblBorders/>
+      </w:tblPr>
+      <w:tcPr>
+        <w:shd w:val="clear" w:color="ffffff"/>
+        <w:tcBorders>
+          <w:top w:val="none" w:color="000000" w:sz="4" w:space="0"/>
+          <w:left w:val="none" w:color="000000" w:sz="4" w:space="0"/>
+          <w:bottom w:val="none" w:color="000000" w:sz="4" w:space="0"/>
+          <w:right w:val="none" w:color="000000" w:sz="4" w:space="0"/>
+        </w:tcBorders>
+      </w:tcPr>
+    </w:tblStylePr>
     <w:tblStylePr w:type="nwCell">
       <w:pPr>
         <w:pBdr/>
@@ -16473,9 +17306,9 @@
       </w:tcPr>
     </w:tblStylePr>
   </w:style>
-  <w:style w:type="table" w:styleId="35">
+  <w:style w:type="table" w:styleId="1030">
     <w:name w:val="Grid Table 3 - Accent 2"/>
-    <w:basedOn w:val="1005"/>
+    <w:basedOn w:val="1180"/>
     <w:uiPriority w:val="99"/>
     <w:pPr>
       <w:pBdr/>
@@ -16574,29 +17407,6 @@
         <w:tblBorders/>
       </w:tblPr>
       <w:tcPr>
-        <w:shd w:color="ffffff"/>
-        <w:tcBorders>
-          <w:top w:val="none" w:color="000000" w:sz="4" w:space="0"/>
-          <w:left w:val="none" w:color="000000" w:sz="4" w:space="0"/>
-          <w:bottom w:val="none" w:color="000000" w:sz="4" w:space="0"/>
-          <w:right w:val="none" w:color="000000" w:sz="4" w:space="0"/>
-        </w:tcBorders>
-      </w:tcPr>
-    </w:tblStylePr>
-    <w:tblStylePr w:type="firstRow">
-      <w:rPr>
-        <w:b/>
-        <w:color w:val="404040"/>
-      </w:rPr>
-      <w:pPr>
-        <w:pBdr/>
-        <w:spacing/>
-        <w:ind/>
-      </w:pPr>
-      <w:tblPr>
-        <w:tblBorders/>
-      </w:tblPr>
-      <w:tcPr>
         <w:shd w:val="clear" w:color="ffffff"/>
         <w:tcBorders>
           <w:top w:val="none" w:color="000000" w:sz="4" w:space="0"/>
@@ -16606,30 +17416,7 @@
         </w:tcBorders>
       </w:tcPr>
     </w:tblStylePr>
-    <w:tblStylePr w:type="lastCol">
-      <w:rPr>
-        <w:i/>
-        <w:color w:val="404040"/>
-      </w:rPr>
-      <w:pPr>
-        <w:pBdr/>
-        <w:spacing/>
-        <w:ind/>
-      </w:pPr>
-      <w:tblPr>
-        <w:tblBorders/>
-      </w:tblPr>
-      <w:tcPr>
-        <w:shd w:color="ffffff"/>
-        <w:tcBorders>
-          <w:top w:val="none" w:color="000000" w:sz="4" w:space="0"/>
-          <w:left w:val="none" w:color="000000" w:sz="4" w:space="0"/>
-          <w:bottom w:val="none" w:color="000000" w:sz="4" w:space="0"/>
-          <w:right w:val="none" w:color="000000" w:sz="4" w:space="0"/>
-        </w:tcBorders>
-      </w:tcPr>
-    </w:tblStylePr>
-    <w:tblStylePr w:type="lastRow">
+    <w:tblStylePr w:type="firstRow">
       <w:rPr>
         <w:b/>
         <w:color w:val="404040"/>
@@ -16652,6 +17439,52 @@
         </w:tcBorders>
       </w:tcPr>
     </w:tblStylePr>
+    <w:tblStylePr w:type="lastCol">
+      <w:rPr>
+        <w:i/>
+        <w:color w:val="404040"/>
+      </w:rPr>
+      <w:pPr>
+        <w:pBdr/>
+        <w:spacing/>
+        <w:ind/>
+      </w:pPr>
+      <w:tblPr>
+        <w:tblBorders/>
+      </w:tblPr>
+      <w:tcPr>
+        <w:shd w:val="clear" w:color="ffffff"/>
+        <w:tcBorders>
+          <w:top w:val="none" w:color="000000" w:sz="4" w:space="0"/>
+          <w:left w:val="none" w:color="000000" w:sz="4" w:space="0"/>
+          <w:bottom w:val="none" w:color="000000" w:sz="4" w:space="0"/>
+          <w:right w:val="none" w:color="000000" w:sz="4" w:space="0"/>
+        </w:tcBorders>
+      </w:tcPr>
+    </w:tblStylePr>
+    <w:tblStylePr w:type="lastRow">
+      <w:rPr>
+        <w:b/>
+        <w:color w:val="404040"/>
+      </w:rPr>
+      <w:pPr>
+        <w:pBdr/>
+        <w:spacing/>
+        <w:ind/>
+      </w:pPr>
+      <w:tblPr>
+        <w:tblBorders/>
+      </w:tblPr>
+      <w:tcPr>
+        <w:shd w:val="clear" w:color="ffffff"/>
+        <w:tcBorders>
+          <w:top w:val="none" w:color="000000" w:sz="4" w:space="0"/>
+          <w:left w:val="none" w:color="000000" w:sz="4" w:space="0"/>
+          <w:bottom w:val="none" w:color="000000" w:sz="4" w:space="0"/>
+          <w:right w:val="none" w:color="000000" w:sz="4" w:space="0"/>
+        </w:tcBorders>
+      </w:tcPr>
+    </w:tblStylePr>
     <w:tblStylePr w:type="nwCell">
       <w:pPr>
         <w:pBdr/>
@@ -16718,9 +17551,9 @@
       </w:tcPr>
     </w:tblStylePr>
   </w:style>
-  <w:style w:type="table" w:styleId="36">
+  <w:style w:type="table" w:styleId="1031">
     <w:name w:val="Grid Table 3 - Accent 3"/>
-    <w:basedOn w:val="1005"/>
+    <w:basedOn w:val="1180"/>
     <w:uiPriority w:val="99"/>
     <w:pPr>
       <w:pBdr/>
@@ -16819,29 +17652,6 @@
         <w:tblBorders/>
       </w:tblPr>
       <w:tcPr>
-        <w:shd w:color="ffffff"/>
-        <w:tcBorders>
-          <w:top w:val="none" w:color="000000" w:sz="4" w:space="0"/>
-          <w:left w:val="none" w:color="000000" w:sz="4" w:space="0"/>
-          <w:bottom w:val="none" w:color="000000" w:sz="4" w:space="0"/>
-          <w:right w:val="none" w:color="000000" w:sz="4" w:space="0"/>
-        </w:tcBorders>
-      </w:tcPr>
-    </w:tblStylePr>
-    <w:tblStylePr w:type="firstRow">
-      <w:rPr>
-        <w:b/>
-        <w:color w:val="404040"/>
-      </w:rPr>
-      <w:pPr>
-        <w:pBdr/>
-        <w:spacing/>
-        <w:ind/>
-      </w:pPr>
-      <w:tblPr>
-        <w:tblBorders/>
-      </w:tblPr>
-      <w:tcPr>
         <w:shd w:val="clear" w:color="ffffff"/>
         <w:tcBorders>
           <w:top w:val="none" w:color="000000" w:sz="4" w:space="0"/>
@@ -16851,30 +17661,7 @@
         </w:tcBorders>
       </w:tcPr>
     </w:tblStylePr>
-    <w:tblStylePr w:type="lastCol">
-      <w:rPr>
-        <w:i/>
-        <w:color w:val="404040"/>
-      </w:rPr>
-      <w:pPr>
-        <w:pBdr/>
-        <w:spacing/>
-        <w:ind/>
-      </w:pPr>
-      <w:tblPr>
-        <w:tblBorders/>
-      </w:tblPr>
-      <w:tcPr>
-        <w:shd w:color="ffffff"/>
-        <w:tcBorders>
-          <w:top w:val="none" w:color="000000" w:sz="4" w:space="0"/>
-          <w:left w:val="none" w:color="000000" w:sz="4" w:space="0"/>
-          <w:bottom w:val="none" w:color="000000" w:sz="4" w:space="0"/>
-          <w:right w:val="none" w:color="000000" w:sz="4" w:space="0"/>
-        </w:tcBorders>
-      </w:tcPr>
-    </w:tblStylePr>
-    <w:tblStylePr w:type="lastRow">
+    <w:tblStylePr w:type="firstRow">
       <w:rPr>
         <w:b/>
         <w:color w:val="404040"/>
@@ -16897,6 +17684,52 @@
         </w:tcBorders>
       </w:tcPr>
     </w:tblStylePr>
+    <w:tblStylePr w:type="lastCol">
+      <w:rPr>
+        <w:i/>
+        <w:color w:val="404040"/>
+      </w:rPr>
+      <w:pPr>
+        <w:pBdr/>
+        <w:spacing/>
+        <w:ind/>
+      </w:pPr>
+      <w:tblPr>
+        <w:tblBorders/>
+      </w:tblPr>
+      <w:tcPr>
+        <w:shd w:val="clear" w:color="ffffff"/>
+        <w:tcBorders>
+          <w:top w:val="none" w:color="000000" w:sz="4" w:space="0"/>
+          <w:left w:val="none" w:color="000000" w:sz="4" w:space="0"/>
+          <w:bottom w:val="none" w:color="000000" w:sz="4" w:space="0"/>
+          <w:right w:val="none" w:color="000000" w:sz="4" w:space="0"/>
+        </w:tcBorders>
+      </w:tcPr>
+    </w:tblStylePr>
+    <w:tblStylePr w:type="lastRow">
+      <w:rPr>
+        <w:b/>
+        <w:color w:val="404040"/>
+      </w:rPr>
+      <w:pPr>
+        <w:pBdr/>
+        <w:spacing/>
+        <w:ind/>
+      </w:pPr>
+      <w:tblPr>
+        <w:tblBorders/>
+      </w:tblPr>
+      <w:tcPr>
+        <w:shd w:val="clear" w:color="ffffff"/>
+        <w:tcBorders>
+          <w:top w:val="none" w:color="000000" w:sz="4" w:space="0"/>
+          <w:left w:val="none" w:color="000000" w:sz="4" w:space="0"/>
+          <w:bottom w:val="none" w:color="000000" w:sz="4" w:space="0"/>
+          <w:right w:val="none" w:color="000000" w:sz="4" w:space="0"/>
+        </w:tcBorders>
+      </w:tcPr>
+    </w:tblStylePr>
     <w:tblStylePr w:type="nwCell">
       <w:pPr>
         <w:pBdr/>
@@ -16963,9 +17796,9 @@
       </w:tcPr>
     </w:tblStylePr>
   </w:style>
-  <w:style w:type="table" w:styleId="37">
+  <w:style w:type="table" w:styleId="1032">
     <w:name w:val="Grid Table 3 - Accent 4"/>
-    <w:basedOn w:val="1005"/>
+    <w:basedOn w:val="1180"/>
     <w:uiPriority w:val="99"/>
     <w:pPr>
       <w:pBdr/>
@@ -17064,29 +17897,6 @@
         <w:tblBorders/>
       </w:tblPr>
       <w:tcPr>
-        <w:shd w:color="ffffff"/>
-        <w:tcBorders>
-          <w:top w:val="none" w:color="000000" w:sz="4" w:space="0"/>
-          <w:left w:val="none" w:color="000000" w:sz="4" w:space="0"/>
-          <w:bottom w:val="none" w:color="000000" w:sz="4" w:space="0"/>
-          <w:right w:val="none" w:color="000000" w:sz="4" w:space="0"/>
-        </w:tcBorders>
-      </w:tcPr>
-    </w:tblStylePr>
-    <w:tblStylePr w:type="firstRow">
-      <w:rPr>
-        <w:b/>
-        <w:color w:val="404040"/>
-      </w:rPr>
-      <w:pPr>
-        <w:pBdr/>
-        <w:spacing/>
-        <w:ind/>
-      </w:pPr>
-      <w:tblPr>
-        <w:tblBorders/>
-      </w:tblPr>
-      <w:tcPr>
         <w:shd w:val="clear" w:color="ffffff"/>
         <w:tcBorders>
           <w:top w:val="none" w:color="000000" w:sz="4" w:space="0"/>
@@ -17096,30 +17906,7 @@
         </w:tcBorders>
       </w:tcPr>
     </w:tblStylePr>
-    <w:tblStylePr w:type="lastCol">
-      <w:rPr>
-        <w:i/>
-        <w:color w:val="404040"/>
-      </w:rPr>
-      <w:pPr>
-        <w:pBdr/>
-        <w:spacing/>
-        <w:ind/>
-      </w:pPr>
-      <w:tblPr>
-        <w:tblBorders/>
-      </w:tblPr>
-      <w:tcPr>
-        <w:shd w:color="ffffff"/>
-        <w:tcBorders>
-          <w:top w:val="none" w:color="000000" w:sz="4" w:space="0"/>
-          <w:left w:val="none" w:color="000000" w:sz="4" w:space="0"/>
-          <w:bottom w:val="none" w:color="000000" w:sz="4" w:space="0"/>
-          <w:right w:val="none" w:color="000000" w:sz="4" w:space="0"/>
-        </w:tcBorders>
-      </w:tcPr>
-    </w:tblStylePr>
-    <w:tblStylePr w:type="lastRow">
+    <w:tblStylePr w:type="firstRow">
       <w:rPr>
         <w:b/>
         <w:color w:val="404040"/>
@@ -17142,6 +17929,52 @@
         </w:tcBorders>
       </w:tcPr>
     </w:tblStylePr>
+    <w:tblStylePr w:type="lastCol">
+      <w:rPr>
+        <w:i/>
+        <w:color w:val="404040"/>
+      </w:rPr>
+      <w:pPr>
+        <w:pBdr/>
+        <w:spacing/>
+        <w:ind/>
+      </w:pPr>
+      <w:tblPr>
+        <w:tblBorders/>
+      </w:tblPr>
+      <w:tcPr>
+        <w:shd w:val="clear" w:color="ffffff"/>
+        <w:tcBorders>
+          <w:top w:val="none" w:color="000000" w:sz="4" w:space="0"/>
+          <w:left w:val="none" w:color="000000" w:sz="4" w:space="0"/>
+          <w:bottom w:val="none" w:color="000000" w:sz="4" w:space="0"/>
+          <w:right w:val="none" w:color="000000" w:sz="4" w:space="0"/>
+        </w:tcBorders>
+      </w:tcPr>
+    </w:tblStylePr>
+    <w:tblStylePr w:type="lastRow">
+      <w:rPr>
+        <w:b/>
+        <w:color w:val="404040"/>
+      </w:rPr>
+      <w:pPr>
+        <w:pBdr/>
+        <w:spacing/>
+        <w:ind/>
+      </w:pPr>
+      <w:tblPr>
+        <w:tblBorders/>
+      </w:tblPr>
+      <w:tcPr>
+        <w:shd w:val="clear" w:color="ffffff"/>
+        <w:tcBorders>
+          <w:top w:val="none" w:color="000000" w:sz="4" w:space="0"/>
+          <w:left w:val="none" w:color="000000" w:sz="4" w:space="0"/>
+          <w:bottom w:val="none" w:color="000000" w:sz="4" w:space="0"/>
+          <w:right w:val="none" w:color="000000" w:sz="4" w:space="0"/>
+        </w:tcBorders>
+      </w:tcPr>
+    </w:tblStylePr>
     <w:tblStylePr w:type="nwCell">
       <w:pPr>
         <w:pBdr/>
@@ -17208,9 +18041,9 @@
       </w:tcPr>
     </w:tblStylePr>
   </w:style>
-  <w:style w:type="table" w:styleId="38">
+  <w:style w:type="table" w:styleId="1033">
     <w:name w:val="Grid Table 3 - Accent 5"/>
-    <w:basedOn w:val="1005"/>
+    <w:basedOn w:val="1180"/>
     <w:uiPriority w:val="99"/>
     <w:pPr>
       <w:pBdr/>
@@ -17309,29 +18142,6 @@
         <w:tblBorders/>
       </w:tblPr>
       <w:tcPr>
-        <w:shd w:color="ffffff"/>
-        <w:tcBorders>
-          <w:top w:val="none" w:color="000000" w:sz="4" w:space="0"/>
-          <w:left w:val="none" w:color="000000" w:sz="4" w:space="0"/>
-          <w:bottom w:val="none" w:color="000000" w:sz="4" w:space="0"/>
-          <w:right w:val="none" w:color="000000" w:sz="4" w:space="0"/>
-        </w:tcBorders>
-      </w:tcPr>
-    </w:tblStylePr>
-    <w:tblStylePr w:type="firstRow">
-      <w:rPr>
-        <w:b/>
-        <w:color w:val="404040"/>
-      </w:rPr>
-      <w:pPr>
-        <w:pBdr/>
-        <w:spacing/>
-        <w:ind/>
-      </w:pPr>
-      <w:tblPr>
-        <w:tblBorders/>
-      </w:tblPr>
-      <w:tcPr>
         <w:shd w:val="clear" w:color="ffffff"/>
         <w:tcBorders>
           <w:top w:val="none" w:color="000000" w:sz="4" w:space="0"/>
@@ -17341,30 +18151,7 @@
         </w:tcBorders>
       </w:tcPr>
     </w:tblStylePr>
-    <w:tblStylePr w:type="lastCol">
-      <w:rPr>
-        <w:i/>
-        <w:color w:val="404040"/>
-      </w:rPr>
-      <w:pPr>
-        <w:pBdr/>
-        <w:spacing/>
-        <w:ind/>
-      </w:pPr>
-      <w:tblPr>
-        <w:tblBorders/>
-      </w:tblPr>
-      <w:tcPr>
-        <w:shd w:color="ffffff"/>
-        <w:tcBorders>
-          <w:top w:val="none" w:color="000000" w:sz="4" w:space="0"/>
-          <w:left w:val="none" w:color="000000" w:sz="4" w:space="0"/>
-          <w:bottom w:val="none" w:color="000000" w:sz="4" w:space="0"/>
-          <w:right w:val="none" w:color="000000" w:sz="4" w:space="0"/>
-        </w:tcBorders>
-      </w:tcPr>
-    </w:tblStylePr>
-    <w:tblStylePr w:type="lastRow">
+    <w:tblStylePr w:type="firstRow">
       <w:rPr>
         <w:b/>
         <w:color w:val="404040"/>
@@ -17387,6 +18174,52 @@
         </w:tcBorders>
       </w:tcPr>
     </w:tblStylePr>
+    <w:tblStylePr w:type="lastCol">
+      <w:rPr>
+        <w:i/>
+        <w:color w:val="404040"/>
+      </w:rPr>
+      <w:pPr>
+        <w:pBdr/>
+        <w:spacing/>
+        <w:ind/>
+      </w:pPr>
+      <w:tblPr>
+        <w:tblBorders/>
+      </w:tblPr>
+      <w:tcPr>
+        <w:shd w:val="clear" w:color="ffffff"/>
+        <w:tcBorders>
+          <w:top w:val="none" w:color="000000" w:sz="4" w:space="0"/>
+          <w:left w:val="none" w:color="000000" w:sz="4" w:space="0"/>
+          <w:bottom w:val="none" w:color="000000" w:sz="4" w:space="0"/>
+          <w:right w:val="none" w:color="000000" w:sz="4" w:space="0"/>
+        </w:tcBorders>
+      </w:tcPr>
+    </w:tblStylePr>
+    <w:tblStylePr w:type="lastRow">
+      <w:rPr>
+        <w:b/>
+        <w:color w:val="404040"/>
+      </w:rPr>
+      <w:pPr>
+        <w:pBdr/>
+        <w:spacing/>
+        <w:ind/>
+      </w:pPr>
+      <w:tblPr>
+        <w:tblBorders/>
+      </w:tblPr>
+      <w:tcPr>
+        <w:shd w:val="clear" w:color="ffffff"/>
+        <w:tcBorders>
+          <w:top w:val="none" w:color="000000" w:sz="4" w:space="0"/>
+          <w:left w:val="none" w:color="000000" w:sz="4" w:space="0"/>
+          <w:bottom w:val="none" w:color="000000" w:sz="4" w:space="0"/>
+          <w:right w:val="none" w:color="000000" w:sz="4" w:space="0"/>
+        </w:tcBorders>
+      </w:tcPr>
+    </w:tblStylePr>
     <w:tblStylePr w:type="nwCell">
       <w:pPr>
         <w:pBdr/>
@@ -17453,9 +18286,9 @@
       </w:tcPr>
     </w:tblStylePr>
   </w:style>
-  <w:style w:type="table" w:styleId="39">
+  <w:style w:type="table" w:styleId="1034">
     <w:name w:val="Grid Table 3 - Accent 6"/>
-    <w:basedOn w:val="1005"/>
+    <w:basedOn w:val="1180"/>
     <w:uiPriority w:val="99"/>
     <w:pPr>
       <w:pBdr/>
@@ -17554,29 +18387,6 @@
         <w:tblBorders/>
       </w:tblPr>
       <w:tcPr>
-        <w:shd w:color="ffffff"/>
-        <w:tcBorders>
-          <w:top w:val="none" w:color="000000" w:sz="4" w:space="0"/>
-          <w:left w:val="none" w:color="000000" w:sz="4" w:space="0"/>
-          <w:bottom w:val="none" w:color="000000" w:sz="4" w:space="0"/>
-          <w:right w:val="none" w:color="000000" w:sz="4" w:space="0"/>
-        </w:tcBorders>
-      </w:tcPr>
-    </w:tblStylePr>
-    <w:tblStylePr w:type="firstRow">
-      <w:rPr>
-        <w:b/>
-        <w:color w:val="404040"/>
-      </w:rPr>
-      <w:pPr>
-        <w:pBdr/>
-        <w:spacing/>
-        <w:ind/>
-      </w:pPr>
-      <w:tblPr>
-        <w:tblBorders/>
-      </w:tblPr>
-      <w:tcPr>
         <w:shd w:val="clear" w:color="ffffff"/>
         <w:tcBorders>
           <w:top w:val="none" w:color="000000" w:sz="4" w:space="0"/>
@@ -17586,30 +18396,7 @@
         </w:tcBorders>
       </w:tcPr>
     </w:tblStylePr>
-    <w:tblStylePr w:type="lastCol">
-      <w:rPr>
-        <w:i/>
-        <w:color w:val="404040"/>
-      </w:rPr>
-      <w:pPr>
-        <w:pBdr/>
-        <w:spacing/>
-        <w:ind/>
-      </w:pPr>
-      <w:tblPr>
-        <w:tblBorders/>
-      </w:tblPr>
-      <w:tcPr>
-        <w:shd w:color="ffffff"/>
-        <w:tcBorders>
-          <w:top w:val="none" w:color="000000" w:sz="4" w:space="0"/>
-          <w:left w:val="none" w:color="000000" w:sz="4" w:space="0"/>
-          <w:bottom w:val="none" w:color="000000" w:sz="4" w:space="0"/>
-          <w:right w:val="none" w:color="000000" w:sz="4" w:space="0"/>
-        </w:tcBorders>
-      </w:tcPr>
-    </w:tblStylePr>
-    <w:tblStylePr w:type="lastRow">
+    <w:tblStylePr w:type="firstRow">
       <w:rPr>
         <w:b/>
         <w:color w:val="404040"/>
@@ -17632,6 +18419,52 @@
         </w:tcBorders>
       </w:tcPr>
     </w:tblStylePr>
+    <w:tblStylePr w:type="lastCol">
+      <w:rPr>
+        <w:i/>
+        <w:color w:val="404040"/>
+      </w:rPr>
+      <w:pPr>
+        <w:pBdr/>
+        <w:spacing/>
+        <w:ind/>
+      </w:pPr>
+      <w:tblPr>
+        <w:tblBorders/>
+      </w:tblPr>
+      <w:tcPr>
+        <w:shd w:val="clear" w:color="ffffff"/>
+        <w:tcBorders>
+          <w:top w:val="none" w:color="000000" w:sz="4" w:space="0"/>
+          <w:left w:val="none" w:color="000000" w:sz="4" w:space="0"/>
+          <w:bottom w:val="none" w:color="000000" w:sz="4" w:space="0"/>
+          <w:right w:val="none" w:color="000000" w:sz="4" w:space="0"/>
+        </w:tcBorders>
+      </w:tcPr>
+    </w:tblStylePr>
+    <w:tblStylePr w:type="lastRow">
+      <w:rPr>
+        <w:b/>
+        <w:color w:val="404040"/>
+      </w:rPr>
+      <w:pPr>
+        <w:pBdr/>
+        <w:spacing/>
+        <w:ind/>
+      </w:pPr>
+      <w:tblPr>
+        <w:tblBorders/>
+      </w:tblPr>
+      <w:tcPr>
+        <w:shd w:val="clear" w:color="ffffff"/>
+        <w:tcBorders>
+          <w:top w:val="none" w:color="000000" w:sz="4" w:space="0"/>
+          <w:left w:val="none" w:color="000000" w:sz="4" w:space="0"/>
+          <w:bottom w:val="none" w:color="000000" w:sz="4" w:space="0"/>
+          <w:right w:val="none" w:color="000000" w:sz="4" w:space="0"/>
+        </w:tcBorders>
+      </w:tcPr>
+    </w:tblStylePr>
     <w:tblStylePr w:type="nwCell">
       <w:pPr>
         <w:pBdr/>
@@ -17698,9 +18531,9 @@
       </w:tcPr>
     </w:tblStylePr>
   </w:style>
-  <w:style w:type="table" w:styleId="40">
+  <w:style w:type="table" w:styleId="1035">
     <w:name w:val="Grid Table 4"/>
-    <w:basedOn w:val="1005"/>
+    <w:basedOn w:val="1180"/>
     <w:uiPriority w:val="59"/>
     <w:pPr>
       <w:pBdr/>
@@ -17931,9 +18764,9 @@
       </w:tcPr>
     </w:tblStylePr>
   </w:style>
-  <w:style w:type="table" w:styleId="41">
+  <w:style w:type="table" w:styleId="1036">
     <w:name w:val="Grid Table 4 - Accent 1"/>
-    <w:basedOn w:val="1005"/>
+    <w:basedOn w:val="1180"/>
     <w:uiPriority w:val="59"/>
     <w:pPr>
       <w:pBdr/>
@@ -18164,9 +18997,9 @@
       </w:tcPr>
     </w:tblStylePr>
   </w:style>
-  <w:style w:type="table" w:styleId="42">
+  <w:style w:type="table" w:styleId="1037">
     <w:name w:val="Grid Table 4 - Accent 2"/>
-    <w:basedOn w:val="1005"/>
+    <w:basedOn w:val="1180"/>
     <w:uiPriority w:val="59"/>
     <w:pPr>
       <w:pBdr/>
@@ -18397,9 +19230,9 @@
       </w:tcPr>
     </w:tblStylePr>
   </w:style>
-  <w:style w:type="table" w:styleId="43">
+  <w:style w:type="table" w:styleId="1038">
     <w:name w:val="Grid Table 4 - Accent 3"/>
-    <w:basedOn w:val="1005"/>
+    <w:basedOn w:val="1180"/>
     <w:uiPriority w:val="59"/>
     <w:pPr>
       <w:pBdr/>
@@ -18630,9 +19463,9 @@
       </w:tcPr>
     </w:tblStylePr>
   </w:style>
-  <w:style w:type="table" w:styleId="44">
+  <w:style w:type="table" w:styleId="1039">
     <w:name w:val="Grid Table 4 - Accent 4"/>
-    <w:basedOn w:val="1005"/>
+    <w:basedOn w:val="1180"/>
     <w:uiPriority w:val="59"/>
     <w:pPr>
       <w:pBdr/>
@@ -18863,9 +19696,9 @@
       </w:tcPr>
     </w:tblStylePr>
   </w:style>
-  <w:style w:type="table" w:styleId="45">
+  <w:style w:type="table" w:styleId="1040">
     <w:name w:val="Grid Table 4 - Accent 5"/>
-    <w:basedOn w:val="1005"/>
+    <w:basedOn w:val="1180"/>
     <w:uiPriority w:val="59"/>
     <w:pPr>
       <w:pBdr/>
@@ -19096,9 +19929,9 @@
       </w:tcPr>
     </w:tblStylePr>
   </w:style>
-  <w:style w:type="table" w:styleId="46">
+  <w:style w:type="table" w:styleId="1041">
     <w:name w:val="Grid Table 4 - Accent 6"/>
-    <w:basedOn w:val="1005"/>
+    <w:basedOn w:val="1180"/>
     <w:uiPriority w:val="59"/>
     <w:pPr>
       <w:pBdr/>
@@ -19329,9 +20162,9 @@
       </w:tcPr>
     </w:tblStylePr>
   </w:style>
-  <w:style w:type="table" w:styleId="47">
+  <w:style w:type="table" w:styleId="1042">
     <w:name w:val="Grid Table 5 Dark"/>
-    <w:basedOn w:val="1005"/>
+    <w:basedOn w:val="1180"/>
     <w:uiPriority w:val="99"/>
     <w:pPr>
       <w:pBdr/>
@@ -19557,9 +20390,9 @@
       </w:tcPr>
     </w:tblStylePr>
   </w:style>
-  <w:style w:type="table" w:styleId="48">
+  <w:style w:type="table" w:styleId="1043">
     <w:name w:val="Grid Table 5 Dark- Accent 1"/>
-    <w:basedOn w:val="1005"/>
+    <w:basedOn w:val="1180"/>
     <w:uiPriority w:val="99"/>
     <w:pPr>
       <w:pBdr/>
@@ -19785,9 +20618,9 @@
       </w:tcPr>
     </w:tblStylePr>
   </w:style>
-  <w:style w:type="table" w:styleId="49">
+  <w:style w:type="table" w:styleId="1044">
     <w:name w:val="Grid Table 5 Dark - Accent 2"/>
-    <w:basedOn w:val="1005"/>
+    <w:basedOn w:val="1180"/>
     <w:uiPriority w:val="99"/>
     <w:pPr>
       <w:pBdr/>
@@ -20013,9 +20846,9 @@
       </w:tcPr>
     </w:tblStylePr>
   </w:style>
-  <w:style w:type="table" w:styleId="50">
+  <w:style w:type="table" w:styleId="1045">
     <w:name w:val="Grid Table 5 Dark - Accent 3"/>
-    <w:basedOn w:val="1005"/>
+    <w:basedOn w:val="1180"/>
     <w:uiPriority w:val="99"/>
     <w:pPr>
       <w:pBdr/>
@@ -20241,9 +21074,9 @@
       </w:tcPr>
     </w:tblStylePr>
   </w:style>
-  <w:style w:type="table" w:styleId="51">
+  <w:style w:type="table" w:styleId="1046">
     <w:name w:val="Grid Table 5 Dark- Accent 4"/>
-    <w:basedOn w:val="1005"/>
+    <w:basedOn w:val="1180"/>
     <w:uiPriority w:val="99"/>
     <w:pPr>
       <w:pBdr/>
@@ -20469,9 +21302,9 @@
       </w:tcPr>
     </w:tblStylePr>
   </w:style>
-  <w:style w:type="table" w:styleId="52">
+  <w:style w:type="table" w:styleId="1047">
     <w:name w:val="Grid Table 5 Dark - Accent 5"/>
-    <w:basedOn w:val="1005"/>
+    <w:basedOn w:val="1180"/>
     <w:uiPriority w:val="99"/>
     <w:pPr>
       <w:pBdr/>
@@ -20697,9 +21530,9 @@
       </w:tcPr>
     </w:tblStylePr>
   </w:style>
-  <w:style w:type="table" w:styleId="53">
+  <w:style w:type="table" w:styleId="1048">
     <w:name w:val="Grid Table 5 Dark - Accent 6"/>
-    <w:basedOn w:val="1005"/>
+    <w:basedOn w:val="1180"/>
     <w:uiPriority w:val="99"/>
     <w:pPr>
       <w:pBdr/>
@@ -20925,9 +21758,9 @@
       </w:tcPr>
     </w:tblStylePr>
   </w:style>
-  <w:style w:type="table" w:styleId="54">
+  <w:style w:type="table" w:styleId="1049">
     <w:name w:val="Grid Table 6 Colorful"/>
-    <w:basedOn w:val="1005"/>
+    <w:basedOn w:val="1180"/>
     <w:uiPriority w:val="99"/>
     <w:pPr>
       <w:pBdr/>
@@ -21155,9 +21988,9 @@
       </w:tcPr>
     </w:tblStylePr>
   </w:style>
-  <w:style w:type="table" w:styleId="55">
+  <w:style w:type="table" w:styleId="1050">
     <w:name w:val="Grid Table 6 Colorful - Accent 1"/>
-    <w:basedOn w:val="1005"/>
+    <w:basedOn w:val="1180"/>
     <w:uiPriority w:val="99"/>
     <w:pPr>
       <w:pBdr/>
@@ -21385,9 +22218,9 @@
       </w:tcPr>
     </w:tblStylePr>
   </w:style>
-  <w:style w:type="table" w:styleId="56">
+  <w:style w:type="table" w:styleId="1051">
     <w:name w:val="Grid Table 6 Colorful - Accent 2"/>
-    <w:basedOn w:val="1005"/>
+    <w:basedOn w:val="1180"/>
     <w:uiPriority w:val="99"/>
     <w:pPr>
       <w:pBdr/>
@@ -21615,9 +22448,9 @@
       </w:tcPr>
     </w:tblStylePr>
   </w:style>
-  <w:style w:type="table" w:styleId="57">
+  <w:style w:type="table" w:styleId="1052">
     <w:name w:val="Grid Table 6 Colorful - Accent 3"/>
-    <w:basedOn w:val="1005"/>
+    <w:basedOn w:val="1180"/>
     <w:uiPriority w:val="99"/>
     <w:pPr>
       <w:pBdr/>
@@ -21845,9 +22678,9 @@
       </w:tcPr>
     </w:tblStylePr>
   </w:style>
-  <w:style w:type="table" w:styleId="58">
+  <w:style w:type="table" w:styleId="1053">
     <w:name w:val="Grid Table 6 Colorful - Accent 4"/>
-    <w:basedOn w:val="1005"/>
+    <w:basedOn w:val="1180"/>
     <w:uiPriority w:val="99"/>
     <w:pPr>
       <w:pBdr/>
@@ -22075,9 +22908,9 @@
       </w:tcPr>
     </w:tblStylePr>
   </w:style>
-  <w:style w:type="table" w:styleId="59">
+  <w:style w:type="table" w:styleId="1054">
     <w:name w:val="Grid Table 6 Colorful - Accent 5"/>
-    <w:basedOn w:val="1005"/>
+    <w:basedOn w:val="1180"/>
     <w:uiPriority w:val="99"/>
     <w:pPr>
       <w:pBdr/>
@@ -22305,9 +23138,9 @@
       </w:tcPr>
     </w:tblStylePr>
   </w:style>
-  <w:style w:type="table" w:styleId="60">
+  <w:style w:type="table" w:styleId="1055">
     <w:name w:val="Grid Table 6 Colorful - Accent 6"/>
-    <w:basedOn w:val="1005"/>
+    <w:basedOn w:val="1180"/>
     <w:uiPriority w:val="99"/>
     <w:pPr>
       <w:pBdr/>
@@ -22535,9 +23368,9 @@
       </w:tcPr>
     </w:tblStylePr>
   </w:style>
-  <w:style w:type="table" w:styleId="61">
+  <w:style w:type="table" w:styleId="1056">
     <w:name w:val="Grid Table 7 Colorful"/>
-    <w:basedOn w:val="1005"/>
+    <w:basedOn w:val="1180"/>
     <w:uiPriority w:val="99"/>
     <w:pPr>
       <w:pBdr/>
@@ -22639,11 +23472,11 @@
         <w:tblBorders/>
       </w:tblPr>
       <w:tcPr>
-        <w:shd w:color="ffffff"/>
+        <w:shd w:val="clear" w:color="ffffff"/>
         <w:tcBorders>
-          <w:top w:val="none"/>
-          <w:left w:val="none"/>
-          <w:bottom w:val="none"/>
+          <w:top w:val="none" w:color="000000" w:sz="4" w:space="0"/>
+          <w:left w:val="none" w:color="000000" w:sz="4" w:space="0"/>
+          <w:bottom w:val="none" w:color="000000" w:sz="4" w:space="0"/>
           <w:right w:val="single" w:color="000000" w:themeColor="text1" w:themeTint="80" w:sz="4" w:space="0"/>
         </w:tcBorders>
       </w:tcPr>
@@ -22666,10 +23499,10 @@
       <w:tcPr>
         <w:shd w:val="clear" w:color="ffffff" w:themeColor="light1" w:fill="ffffff" w:themeFill="light1"/>
         <w:tcBorders>
-          <w:top w:val="none"/>
-          <w:left w:val="none"/>
+          <w:top w:val="none" w:color="000000" w:sz="4" w:space="0"/>
+          <w:left w:val="none" w:color="000000" w:sz="4" w:space="0"/>
           <w:bottom w:val="single" w:color="000000" w:themeColor="text1" w:themeTint="80" w:sz="4" w:space="0"/>
-          <w:right w:val="none"/>
+          <w:right w:val="none" w:color="000000" w:sz="4" w:space="0"/>
         </w:tcBorders>
       </w:tcPr>
     </w:tblStylePr>
@@ -22689,12 +23522,12 @@
         <w:tblBorders/>
       </w:tblPr>
       <w:tcPr>
-        <w:shd w:color="ffffff"/>
+        <w:shd w:val="clear" w:color="ffffff"/>
         <w:tcBorders>
-          <w:top w:val="none"/>
+          <w:top w:val="none" w:color="000000" w:sz="4" w:space="0"/>
           <w:left w:val="single" w:color="000000" w:themeColor="text1" w:themeTint="80" w:sz="4" w:space="0"/>
-          <w:bottom w:val="none"/>
-          <w:right w:val="none"/>
+          <w:bottom w:val="none" w:color="000000" w:sz="4" w:space="0"/>
+          <w:right w:val="none" w:color="000000" w:sz="4" w:space="0"/>
         </w:tcBorders>
       </w:tcPr>
     </w:tblStylePr>
@@ -22717,9 +23550,9 @@
         <w:shd w:val="clear" w:color="ffffff" w:themeColor="light1" w:fill="ffffff" w:themeFill="light1"/>
         <w:tcBorders>
           <w:top w:val="single" w:color="000000" w:themeColor="text1" w:themeTint="80" w:sz="4" w:space="0"/>
-          <w:left w:val="none"/>
-          <w:bottom w:val="none"/>
-          <w:right w:val="none"/>
+          <w:left w:val="none" w:color="000000" w:sz="4" w:space="0"/>
+          <w:bottom w:val="none" w:color="000000" w:sz="4" w:space="0"/>
+          <w:right w:val="none" w:color="000000" w:sz="4" w:space="0"/>
         </w:tcBorders>
       </w:tcPr>
     </w:tblStylePr>
@@ -22789,9 +23622,9 @@
       </w:tcPr>
     </w:tblStylePr>
   </w:style>
-  <w:style w:type="table" w:styleId="62">
+  <w:style w:type="table" w:styleId="1057">
     <w:name w:val="Grid Table 7 Colorful - Accent 1"/>
-    <w:basedOn w:val="1005"/>
+    <w:basedOn w:val="1180"/>
     <w:uiPriority w:val="99"/>
     <w:pPr>
       <w:pBdr/>
@@ -22893,11 +23726,11 @@
         <w:tblBorders/>
       </w:tblPr>
       <w:tcPr>
-        <w:shd w:color="ffffff"/>
+        <w:shd w:val="clear" w:color="ffffff"/>
         <w:tcBorders>
-          <w:top w:val="none"/>
-          <w:left w:val="none"/>
-          <w:bottom w:val="none"/>
+          <w:top w:val="none" w:color="000000" w:sz="4" w:space="0"/>
+          <w:left w:val="none" w:color="000000" w:sz="4" w:space="0"/>
+          <w:bottom w:val="none" w:color="000000" w:sz="4" w:space="0"/>
           <w:right w:val="single" w:color="000000" w:themeColor="accent1" w:themeTint="80" w:sz="4" w:space="0"/>
         </w:tcBorders>
       </w:tcPr>
@@ -22920,10 +23753,10 @@
       <w:tcPr>
         <w:shd w:val="clear" w:color="ffffff" w:themeColor="light1" w:fill="ffffff" w:themeFill="light1"/>
         <w:tcBorders>
-          <w:top w:val="none"/>
-          <w:left w:val="none"/>
+          <w:top w:val="none" w:color="000000" w:sz="4" w:space="0"/>
+          <w:left w:val="none" w:color="000000" w:sz="4" w:space="0"/>
           <w:bottom w:val="single" w:color="000000" w:themeColor="accent1" w:themeTint="80" w:sz="4" w:space="0"/>
-          <w:right w:val="none"/>
+          <w:right w:val="none" w:color="000000" w:sz="4" w:space="0"/>
         </w:tcBorders>
       </w:tcPr>
     </w:tblStylePr>
@@ -22943,12 +23776,12 @@
         <w:tblBorders/>
       </w:tblPr>
       <w:tcPr>
-        <w:shd w:color="ffffff"/>
+        <w:shd w:val="clear" w:color="ffffff"/>
         <w:tcBorders>
-          <w:top w:val="none"/>
+          <w:top w:val="none" w:color="000000" w:sz="4" w:space="0"/>
           <w:left w:val="single" w:color="000000" w:themeColor="accent1" w:themeTint="80" w:sz="4" w:space="0"/>
-          <w:bottom w:val="none"/>
-          <w:right w:val="none"/>
+          <w:bottom w:val="none" w:color="000000" w:sz="4" w:space="0"/>
+          <w:right w:val="none" w:color="000000" w:sz="4" w:space="0"/>
         </w:tcBorders>
       </w:tcPr>
     </w:tblStylePr>
@@ -22971,9 +23804,9 @@
         <w:shd w:val="clear" w:color="ffffff" w:themeColor="light1" w:fill="ffffff" w:themeFill="light1"/>
         <w:tcBorders>
           <w:top w:val="single" w:color="000000" w:themeColor="accent1" w:themeTint="80" w:sz="4" w:space="0"/>
-          <w:left w:val="none"/>
-          <w:bottom w:val="none"/>
-          <w:right w:val="none"/>
+          <w:left w:val="none" w:color="000000" w:sz="4" w:space="0"/>
+          <w:bottom w:val="none" w:color="000000" w:sz="4" w:space="0"/>
+          <w:right w:val="none" w:color="000000" w:sz="4" w:space="0"/>
         </w:tcBorders>
       </w:tcPr>
     </w:tblStylePr>
@@ -23043,9 +23876,9 @@
       </w:tcPr>
     </w:tblStylePr>
   </w:style>
-  <w:style w:type="table" w:styleId="63">
+  <w:style w:type="table" w:styleId="1058">
     <w:name w:val="Grid Table 7 Colorful - Accent 2"/>
-    <w:basedOn w:val="1005"/>
+    <w:basedOn w:val="1180"/>
     <w:uiPriority w:val="99"/>
     <w:pPr>
       <w:pBdr/>
@@ -23147,11 +23980,11 @@
         <w:tblBorders/>
       </w:tblPr>
       <w:tcPr>
-        <w:shd w:color="ffffff"/>
+        <w:shd w:val="clear" w:color="ffffff"/>
         <w:tcBorders>
-          <w:top w:val="none"/>
-          <w:left w:val="none"/>
-          <w:bottom w:val="none"/>
+          <w:top w:val="none" w:color="000000" w:sz="4" w:space="0"/>
+          <w:left w:val="none" w:color="000000" w:sz="4" w:space="0"/>
+          <w:bottom w:val="none" w:color="000000" w:sz="4" w:space="0"/>
           <w:right w:val="single" w:color="000000" w:themeColor="accent2" w:themeTint="97" w:sz="4" w:space="0"/>
         </w:tcBorders>
       </w:tcPr>
@@ -23174,10 +24007,10 @@
       <w:tcPr>
         <w:shd w:val="clear" w:color="ffffff" w:themeColor="light1" w:fill="ffffff" w:themeFill="light1"/>
         <w:tcBorders>
-          <w:top w:val="none"/>
-          <w:left w:val="none"/>
+          <w:top w:val="none" w:color="000000" w:sz="4" w:space="0"/>
+          <w:left w:val="none" w:color="000000" w:sz="4" w:space="0"/>
           <w:bottom w:val="single" w:color="000000" w:themeColor="accent2" w:themeTint="97" w:sz="4" w:space="0"/>
-          <w:right w:val="none"/>
+          <w:right w:val="none" w:color="000000" w:sz="4" w:space="0"/>
         </w:tcBorders>
       </w:tcPr>
     </w:tblStylePr>
@@ -23197,12 +24030,12 @@
         <w:tblBorders/>
       </w:tblPr>
       <w:tcPr>
-        <w:shd w:color="ffffff"/>
+        <w:shd w:val="clear" w:color="ffffff"/>
         <w:tcBorders>
-          <w:top w:val="none"/>
+          <w:top w:val="none" w:color="000000" w:sz="4" w:space="0"/>
           <w:left w:val="single" w:color="000000" w:themeColor="accent2" w:themeTint="97" w:sz="4" w:space="0"/>
-          <w:bottom w:val="none"/>
-          <w:right w:val="none"/>
+          <w:bottom w:val="none" w:color="000000" w:sz="4" w:space="0"/>
+          <w:right w:val="none" w:color="000000" w:sz="4" w:space="0"/>
         </w:tcBorders>
       </w:tcPr>
     </w:tblStylePr>
@@ -23225,9 +24058,9 @@
         <w:shd w:val="clear" w:color="ffffff" w:themeColor="light1" w:fill="ffffff" w:themeFill="light1"/>
         <w:tcBorders>
           <w:top w:val="single" w:color="000000" w:themeColor="accent2" w:themeTint="97" w:sz="4" w:space="0"/>
-          <w:left w:val="none"/>
-          <w:bottom w:val="none"/>
-          <w:right w:val="none"/>
+          <w:left w:val="none" w:color="000000" w:sz="4" w:space="0"/>
+          <w:bottom w:val="none" w:color="000000" w:sz="4" w:space="0"/>
+          <w:right w:val="none" w:color="000000" w:sz="4" w:space="0"/>
         </w:tcBorders>
       </w:tcPr>
     </w:tblStylePr>
@@ -23297,9 +24130,9 @@
       </w:tcPr>
     </w:tblStylePr>
   </w:style>
-  <w:style w:type="table" w:styleId="64">
+  <w:style w:type="table" w:styleId="1059">
     <w:name w:val="Grid Table 7 Colorful - Accent 3"/>
-    <w:basedOn w:val="1005"/>
+    <w:basedOn w:val="1180"/>
     <w:uiPriority w:val="99"/>
     <w:pPr>
       <w:pBdr/>
@@ -23401,11 +24234,11 @@
         <w:tblBorders/>
       </w:tblPr>
       <w:tcPr>
-        <w:shd w:color="ffffff"/>
+        <w:shd w:val="clear" w:color="ffffff"/>
         <w:tcBorders>
-          <w:top w:val="none"/>
-          <w:left w:val="none"/>
-          <w:bottom w:val="none"/>
+          <w:top w:val="none" w:color="000000" w:sz="4" w:space="0"/>
+          <w:left w:val="none" w:color="000000" w:sz="4" w:space="0"/>
+          <w:bottom w:val="none" w:color="000000" w:sz="4" w:space="0"/>
           <w:right w:val="single" w:color="000000" w:themeColor="accent3" w:themeTint="FE" w:sz="4" w:space="0"/>
         </w:tcBorders>
       </w:tcPr>
@@ -23428,10 +24261,10 @@
       <w:tcPr>
         <w:shd w:val="clear" w:color="ffffff" w:themeColor="light1" w:fill="ffffff" w:themeFill="light1"/>
         <w:tcBorders>
-          <w:top w:val="none"/>
-          <w:left w:val="none"/>
+          <w:top w:val="none" w:color="000000" w:sz="4" w:space="0"/>
+          <w:left w:val="none" w:color="000000" w:sz="4" w:space="0"/>
           <w:bottom w:val="single" w:color="000000" w:themeColor="accent3" w:themeTint="FE" w:sz="4" w:space="0"/>
-          <w:right w:val="none"/>
+          <w:right w:val="none" w:color="000000" w:sz="4" w:space="0"/>
         </w:tcBorders>
       </w:tcPr>
     </w:tblStylePr>
@@ -23451,12 +24284,12 @@
         <w:tblBorders/>
       </w:tblPr>
       <w:tcPr>
-        <w:shd w:color="ffffff"/>
+        <w:shd w:val="clear" w:color="ffffff"/>
         <w:tcBorders>
-          <w:top w:val="none"/>
+          <w:top w:val="none" w:color="000000" w:sz="4" w:space="0"/>
           <w:left w:val="single" w:color="000000" w:themeColor="accent3" w:themeTint="FE" w:sz="4" w:space="0"/>
-          <w:bottom w:val="none"/>
-          <w:right w:val="none"/>
+          <w:bottom w:val="none" w:color="000000" w:sz="4" w:space="0"/>
+          <w:right w:val="none" w:color="000000" w:sz="4" w:space="0"/>
         </w:tcBorders>
       </w:tcPr>
     </w:tblStylePr>
@@ -23479,9 +24312,9 @@
         <w:shd w:val="clear" w:color="ffffff" w:themeColor="light1" w:fill="ffffff" w:themeFill="light1"/>
         <w:tcBorders>
           <w:top w:val="single" w:color="000000" w:themeColor="accent3" w:themeTint="FE" w:sz="4" w:space="0"/>
-          <w:left w:val="none"/>
-          <w:bottom w:val="none"/>
-          <w:right w:val="none"/>
+          <w:left w:val="none" w:color="000000" w:sz="4" w:space="0"/>
+          <w:bottom w:val="none" w:color="000000" w:sz="4" w:space="0"/>
+          <w:right w:val="none" w:color="000000" w:sz="4" w:space="0"/>
         </w:tcBorders>
       </w:tcPr>
     </w:tblStylePr>
@@ -23551,9 +24384,9 @@
       </w:tcPr>
     </w:tblStylePr>
   </w:style>
-  <w:style w:type="table" w:styleId="65">
+  <w:style w:type="table" w:styleId="1060">
     <w:name w:val="Grid Table 7 Colorful - Accent 4"/>
-    <w:basedOn w:val="1005"/>
+    <w:basedOn w:val="1180"/>
     <w:uiPriority w:val="99"/>
     <w:pPr>
       <w:pBdr/>
@@ -23655,11 +24488,11 @@
         <w:tblBorders/>
       </w:tblPr>
       <w:tcPr>
-        <w:shd w:color="ffffff"/>
+        <w:shd w:val="clear" w:color="ffffff"/>
         <w:tcBorders>
-          <w:top w:val="none"/>
-          <w:left w:val="none"/>
-          <w:bottom w:val="none"/>
+          <w:top w:val="none" w:color="000000" w:sz="4" w:space="0"/>
+          <w:left w:val="none" w:color="000000" w:sz="4" w:space="0"/>
+          <w:bottom w:val="none" w:color="000000" w:sz="4" w:space="0"/>
           <w:right w:val="single" w:color="000000" w:themeColor="accent4" w:themeTint="9A" w:sz="4" w:space="0"/>
         </w:tcBorders>
       </w:tcPr>
@@ -23682,10 +24515,10 @@
       <w:tcPr>
         <w:shd w:val="clear" w:color="ffffff" w:themeColor="light1" w:fill="ffffff" w:themeFill="light1"/>
         <w:tcBorders>
-          <w:top w:val="none"/>
-          <w:left w:val="none"/>
+          <w:top w:val="none" w:color="000000" w:sz="4" w:space="0"/>
+          <w:left w:val="none" w:color="000000" w:sz="4" w:space="0"/>
           <w:bottom w:val="single" w:color="000000" w:themeColor="accent4" w:themeTint="9A" w:sz="4" w:space="0"/>
-          <w:right w:val="none"/>
+          <w:right w:val="none" w:color="000000" w:sz="4" w:space="0"/>
         </w:tcBorders>
       </w:tcPr>
     </w:tblStylePr>
@@ -23705,12 +24538,12 @@
         <w:tblBorders/>
       </w:tblPr>
       <w:tcPr>
-        <w:shd w:color="ffffff"/>
+        <w:shd w:val="clear" w:color="ffffff"/>
         <w:tcBorders>
-          <w:top w:val="none"/>
+          <w:top w:val="none" w:color="000000" w:sz="4" w:space="0"/>
           <w:left w:val="single" w:color="000000" w:themeColor="accent4" w:themeTint="9A" w:sz="4" w:space="0"/>
-          <w:bottom w:val="none"/>
-          <w:right w:val="none"/>
+          <w:bottom w:val="none" w:color="000000" w:sz="4" w:space="0"/>
+          <w:right w:val="none" w:color="000000" w:sz="4" w:space="0"/>
         </w:tcBorders>
       </w:tcPr>
     </w:tblStylePr>
@@ -23733,9 +24566,9 @@
         <w:shd w:val="clear" w:color="ffffff" w:themeColor="light1" w:fill="ffffff" w:themeFill="light1"/>
         <w:tcBorders>
           <w:top w:val="single" w:color="000000" w:themeColor="accent4" w:themeTint="9A" w:sz="4" w:space="0"/>
-          <w:left w:val="none"/>
-          <w:bottom w:val="none"/>
-          <w:right w:val="none"/>
+          <w:left w:val="none" w:color="000000" w:sz="4" w:space="0"/>
+          <w:bottom w:val="none" w:color="000000" w:sz="4" w:space="0"/>
+          <w:right w:val="none" w:color="000000" w:sz="4" w:space="0"/>
         </w:tcBorders>
       </w:tcPr>
     </w:tblStylePr>
@@ -23805,9 +24638,9 @@
       </w:tcPr>
     </w:tblStylePr>
   </w:style>
-  <w:style w:type="table" w:styleId="66">
+  <w:style w:type="table" w:styleId="1061">
     <w:name w:val="Grid Table 7 Colorful - Accent 5"/>
-    <w:basedOn w:val="1005"/>
+    <w:basedOn w:val="1180"/>
     <w:uiPriority w:val="99"/>
     <w:pPr>
       <w:pBdr/>
@@ -23909,11 +24742,11 @@
         <w:tblBorders/>
       </w:tblPr>
       <w:tcPr>
-        <w:shd w:color="ffffff"/>
+        <w:shd w:val="clear" w:color="ffffff"/>
         <w:tcBorders>
-          <w:top w:val="none"/>
-          <w:left w:val="none"/>
-          <w:bottom w:val="none"/>
+          <w:top w:val="none" w:color="000000" w:sz="4" w:space="0"/>
+          <w:left w:val="none" w:color="000000" w:sz="4" w:space="0"/>
+          <w:bottom w:val="none" w:color="000000" w:sz="4" w:space="0"/>
           <w:right w:val="single" w:color="000000" w:themeColor="accent5" w:themeTint="90" w:sz="4" w:space="0"/>
         </w:tcBorders>
       </w:tcPr>
@@ -23936,10 +24769,10 @@
       <w:tcPr>
         <w:shd w:val="clear" w:color="ffffff" w:themeColor="light1" w:fill="ffffff" w:themeFill="light1"/>
         <w:tcBorders>
-          <w:top w:val="none"/>
-          <w:left w:val="none"/>
+          <w:top w:val="none" w:color="000000" w:sz="4" w:space="0"/>
+          <w:left w:val="none" w:color="000000" w:sz="4" w:space="0"/>
           <w:bottom w:val="single" w:color="000000" w:themeColor="accent5" w:themeTint="90" w:sz="4" w:space="0"/>
-          <w:right w:val="none"/>
+          <w:right w:val="none" w:color="000000" w:sz="4" w:space="0"/>
         </w:tcBorders>
       </w:tcPr>
     </w:tblStylePr>
@@ -23959,12 +24792,12 @@
         <w:tblBorders/>
       </w:tblPr>
       <w:tcPr>
-        <w:shd w:color="ffffff"/>
+        <w:shd w:val="clear" w:color="ffffff"/>
         <w:tcBorders>
-          <w:top w:val="none"/>
+          <w:top w:val="none" w:color="000000" w:sz="4" w:space="0"/>
           <w:left w:val="single" w:color="000000" w:themeColor="accent5" w:themeTint="90" w:sz="4" w:space="0"/>
-          <w:bottom w:val="none"/>
-          <w:right w:val="none"/>
+          <w:bottom w:val="none" w:color="000000" w:sz="4" w:space="0"/>
+          <w:right w:val="none" w:color="000000" w:sz="4" w:space="0"/>
         </w:tcBorders>
       </w:tcPr>
     </w:tblStylePr>
@@ -23987,9 +24820,9 @@
         <w:shd w:val="clear" w:color="ffffff" w:themeColor="light1" w:fill="ffffff" w:themeFill="light1"/>
         <w:tcBorders>
           <w:top w:val="single" w:color="000000" w:themeColor="accent5" w:themeTint="90" w:sz="4" w:space="0"/>
-          <w:left w:val="none"/>
-          <w:bottom w:val="none"/>
-          <w:right w:val="none"/>
+          <w:left w:val="none" w:color="000000" w:sz="4" w:space="0"/>
+          <w:bottom w:val="none" w:color="000000" w:sz="4" w:space="0"/>
+          <w:right w:val="none" w:color="000000" w:sz="4" w:space="0"/>
         </w:tcBorders>
       </w:tcPr>
     </w:tblStylePr>
@@ -24059,9 +24892,9 @@
       </w:tcPr>
     </w:tblStylePr>
   </w:style>
-  <w:style w:type="table" w:styleId="67">
+  <w:style w:type="table" w:styleId="1062">
     <w:name w:val="Grid Table 7 Colorful - Accent 6"/>
-    <w:basedOn w:val="1005"/>
+    <w:basedOn w:val="1180"/>
     <w:uiPriority w:val="99"/>
     <w:pPr>
       <w:pBdr/>
@@ -24163,11 +24996,11 @@
         <w:tblBorders/>
       </w:tblPr>
       <w:tcPr>
-        <w:shd w:color="ffffff"/>
+        <w:shd w:val="clear" w:color="ffffff"/>
         <w:tcBorders>
-          <w:top w:val="none"/>
-          <w:left w:val="none"/>
-          <w:bottom w:val="none"/>
+          <w:top w:val="none" w:color="000000" w:sz="4" w:space="0"/>
+          <w:left w:val="none" w:color="000000" w:sz="4" w:space="0"/>
+          <w:bottom w:val="none" w:color="000000" w:sz="4" w:space="0"/>
           <w:right w:val="single" w:color="000000" w:themeColor="accent6" w:themeTint="90" w:sz="4" w:space="0"/>
         </w:tcBorders>
       </w:tcPr>
@@ -24190,10 +25023,10 @@
       <w:tcPr>
         <w:shd w:val="clear" w:color="ffffff" w:themeColor="light1" w:fill="ffffff" w:themeFill="light1"/>
         <w:tcBorders>
-          <w:top w:val="none"/>
-          <w:left w:val="none"/>
+          <w:top w:val="none" w:color="000000" w:sz="4" w:space="0"/>
+          <w:left w:val="none" w:color="000000" w:sz="4" w:space="0"/>
           <w:bottom w:val="single" w:color="000000" w:themeColor="accent6" w:themeTint="90" w:sz="4" w:space="0"/>
-          <w:right w:val="none"/>
+          <w:right w:val="none" w:color="000000" w:sz="4" w:space="0"/>
         </w:tcBorders>
       </w:tcPr>
     </w:tblStylePr>
@@ -24213,12 +25046,12 @@
         <w:tblBorders/>
       </w:tblPr>
       <w:tcPr>
-        <w:shd w:color="ffffff"/>
+        <w:shd w:val="clear" w:color="ffffff"/>
         <w:tcBorders>
-          <w:top w:val="none"/>
+          <w:top w:val="none" w:color="000000" w:sz="4" w:space="0"/>
           <w:left w:val="single" w:color="000000" w:themeColor="accent6" w:themeTint="90" w:sz="4" w:space="0"/>
-          <w:bottom w:val="none"/>
-          <w:right w:val="none"/>
+          <w:bottom w:val="none" w:color="000000" w:sz="4" w:space="0"/>
+          <w:right w:val="none" w:color="000000" w:sz="4" w:space="0"/>
         </w:tcBorders>
       </w:tcPr>
     </w:tblStylePr>
@@ -24241,9 +25074,9 @@
         <w:shd w:val="clear" w:color="ffffff" w:themeColor="light1" w:fill="ffffff" w:themeFill="light1"/>
         <w:tcBorders>
           <w:top w:val="single" w:color="000000" w:themeColor="accent6" w:themeTint="90" w:sz="4" w:space="0"/>
-          <w:left w:val="none"/>
-          <w:bottom w:val="none"/>
-          <w:right w:val="none"/>
+          <w:left w:val="none" w:color="000000" w:sz="4" w:space="0"/>
+          <w:bottom w:val="none" w:color="000000" w:sz="4" w:space="0"/>
+          <w:right w:val="none" w:color="000000" w:sz="4" w:space="0"/>
         </w:tcBorders>
       </w:tcPr>
     </w:tblStylePr>
@@ -24313,9 +25146,9 @@
       </w:tcPr>
     </w:tblStylePr>
   </w:style>
-  <w:style w:type="table" w:styleId="68">
+  <w:style w:type="table" w:styleId="1063">
     <w:name w:val="List Table 1 Light"/>
-    <w:basedOn w:val="1005"/>
+    <w:basedOn w:val="1180"/>
     <w:uiPriority w:val="99"/>
     <w:pPr>
       <w:pBdr/>
@@ -24529,9 +25362,9 @@
       </w:tcPr>
     </w:tblStylePr>
   </w:style>
-  <w:style w:type="table" w:styleId="69">
+  <w:style w:type="table" w:styleId="1064">
     <w:name w:val="List Table 1 Light - Accent 1"/>
-    <w:basedOn w:val="1005"/>
+    <w:basedOn w:val="1180"/>
     <w:uiPriority w:val="99"/>
     <w:pPr>
       <w:pBdr/>
@@ -24745,9 +25578,9 @@
       </w:tcPr>
     </w:tblStylePr>
   </w:style>
-  <w:style w:type="table" w:styleId="70">
+  <w:style w:type="table" w:styleId="1065">
     <w:name w:val="List Table 1 Light - Accent 2"/>
-    <w:basedOn w:val="1005"/>
+    <w:basedOn w:val="1180"/>
     <w:uiPriority w:val="99"/>
     <w:pPr>
       <w:pBdr/>
@@ -24961,9 +25794,9 @@
       </w:tcPr>
     </w:tblStylePr>
   </w:style>
-  <w:style w:type="table" w:styleId="71">
+  <w:style w:type="table" w:styleId="1066">
     <w:name w:val="List Table 1 Light - Accent 3"/>
-    <w:basedOn w:val="1005"/>
+    <w:basedOn w:val="1180"/>
     <w:uiPriority w:val="99"/>
     <w:pPr>
       <w:pBdr/>
@@ -25177,9 +26010,9 @@
       </w:tcPr>
     </w:tblStylePr>
   </w:style>
-  <w:style w:type="table" w:styleId="72">
+  <w:style w:type="table" w:styleId="1067">
     <w:name w:val="List Table 1 Light - Accent 4"/>
-    <w:basedOn w:val="1005"/>
+    <w:basedOn w:val="1180"/>
     <w:uiPriority w:val="99"/>
     <w:pPr>
       <w:pBdr/>
@@ -25393,9 +26226,9 @@
       </w:tcPr>
     </w:tblStylePr>
   </w:style>
-  <w:style w:type="table" w:styleId="73">
+  <w:style w:type="table" w:styleId="1068">
     <w:name w:val="List Table 1 Light - Accent 5"/>
-    <w:basedOn w:val="1005"/>
+    <w:basedOn w:val="1180"/>
     <w:uiPriority w:val="99"/>
     <w:pPr>
       <w:pBdr/>
@@ -25609,9 +26442,9 @@
       </w:tcPr>
     </w:tblStylePr>
   </w:style>
-  <w:style w:type="table" w:styleId="74">
+  <w:style w:type="table" w:styleId="1069">
     <w:name w:val="List Table 1 Light - Accent 6"/>
-    <w:basedOn w:val="1005"/>
+    <w:basedOn w:val="1180"/>
     <w:uiPriority w:val="99"/>
     <w:pPr>
       <w:pBdr/>
@@ -25825,9 +26658,9 @@
       </w:tcPr>
     </w:tblStylePr>
   </w:style>
-  <w:style w:type="table" w:styleId="75">
+  <w:style w:type="table" w:styleId="1070">
     <w:name w:val="List Table 2"/>
-    <w:basedOn w:val="1005"/>
+    <w:basedOn w:val="1180"/>
     <w:uiPriority w:val="99"/>
     <w:pPr>
       <w:pBdr/>
@@ -26063,9 +26896,9 @@
       </w:tcPr>
     </w:tblStylePr>
   </w:style>
-  <w:style w:type="table" w:styleId="76">
+  <w:style w:type="table" w:styleId="1071">
     <w:name w:val="List Table 2 - Accent 1"/>
-    <w:basedOn w:val="1005"/>
+    <w:basedOn w:val="1180"/>
     <w:uiPriority w:val="99"/>
     <w:pPr>
       <w:pBdr/>
@@ -26301,9 +27134,9 @@
       </w:tcPr>
     </w:tblStylePr>
   </w:style>
-  <w:style w:type="table" w:styleId="77">
+  <w:style w:type="table" w:styleId="1072">
     <w:name w:val="List Table 2 - Accent 2"/>
-    <w:basedOn w:val="1005"/>
+    <w:basedOn w:val="1180"/>
     <w:uiPriority w:val="99"/>
     <w:pPr>
       <w:pBdr/>
@@ -26539,9 +27372,9 @@
       </w:tcPr>
     </w:tblStylePr>
   </w:style>
-  <w:style w:type="table" w:styleId="78">
+  <w:style w:type="table" w:styleId="1073">
     <w:name w:val="List Table 2 - Accent 3"/>
-    <w:basedOn w:val="1005"/>
+    <w:basedOn w:val="1180"/>
     <w:uiPriority w:val="99"/>
     <w:pPr>
       <w:pBdr/>
@@ -26777,9 +27610,9 @@
       </w:tcPr>
     </w:tblStylePr>
   </w:style>
-  <w:style w:type="table" w:styleId="79">
+  <w:style w:type="table" w:styleId="1074">
     <w:name w:val="List Table 2 - Accent 4"/>
-    <w:basedOn w:val="1005"/>
+    <w:basedOn w:val="1180"/>
     <w:uiPriority w:val="99"/>
     <w:pPr>
       <w:pBdr/>
@@ -27015,9 +27848,9 @@
       </w:tcPr>
     </w:tblStylePr>
   </w:style>
-  <w:style w:type="table" w:styleId="80">
+  <w:style w:type="table" w:styleId="1075">
     <w:name w:val="List Table 2 - Accent 5"/>
-    <w:basedOn w:val="1005"/>
+    <w:basedOn w:val="1180"/>
     <w:uiPriority w:val="99"/>
     <w:pPr>
       <w:pBdr/>
@@ -27253,9 +28086,9 @@
       </w:tcPr>
     </w:tblStylePr>
   </w:style>
-  <w:style w:type="table" w:styleId="81">
+  <w:style w:type="table" w:styleId="1076">
     <w:name w:val="List Table 2 - Accent 6"/>
-    <w:basedOn w:val="1005"/>
+    <w:basedOn w:val="1180"/>
     <w:uiPriority w:val="99"/>
     <w:pPr>
       <w:pBdr/>
@@ -27491,9 +28324,9 @@
       </w:tcPr>
     </w:tblStylePr>
   </w:style>
-  <w:style w:type="table" w:styleId="82">
+  <w:style w:type="table" w:styleId="1077">
     <w:name w:val="List Table 3"/>
-    <w:basedOn w:val="1005"/>
+    <w:basedOn w:val="1180"/>
     <w:uiPriority w:val="99"/>
     <w:pPr>
       <w:pBdr/>
@@ -27719,9 +28552,9 @@
       </w:tcPr>
     </w:tblStylePr>
   </w:style>
-  <w:style w:type="table" w:styleId="83">
+  <w:style w:type="table" w:styleId="1078">
     <w:name w:val="List Table 3 - Accent 1"/>
-    <w:basedOn w:val="1005"/>
+    <w:basedOn w:val="1180"/>
     <w:uiPriority w:val="99"/>
     <w:pPr>
       <w:pBdr/>
@@ -27947,9 +28780,9 @@
       </w:tcPr>
     </w:tblStylePr>
   </w:style>
-  <w:style w:type="table" w:styleId="84">
+  <w:style w:type="table" w:styleId="1079">
     <w:name w:val="List Table 3 - Accent 2"/>
-    <w:basedOn w:val="1005"/>
+    <w:basedOn w:val="1180"/>
     <w:uiPriority w:val="99"/>
     <w:pPr>
       <w:pBdr/>
@@ -28175,9 +29008,9 @@
       </w:tcPr>
     </w:tblStylePr>
   </w:style>
-  <w:style w:type="table" w:styleId="85">
+  <w:style w:type="table" w:styleId="1080">
     <w:name w:val="List Table 3 - Accent 3"/>
-    <w:basedOn w:val="1005"/>
+    <w:basedOn w:val="1180"/>
     <w:uiPriority w:val="99"/>
     <w:pPr>
       <w:pBdr/>
@@ -28403,9 +29236,9 @@
       </w:tcPr>
     </w:tblStylePr>
   </w:style>
-  <w:style w:type="table" w:styleId="86">
+  <w:style w:type="table" w:styleId="1081">
     <w:name w:val="List Table 3 - Accent 4"/>
-    <w:basedOn w:val="1005"/>
+    <w:basedOn w:val="1180"/>
     <w:uiPriority w:val="99"/>
     <w:pPr>
       <w:pBdr/>
@@ -28631,9 +29464,9 @@
       </w:tcPr>
     </w:tblStylePr>
   </w:style>
-  <w:style w:type="table" w:styleId="87">
+  <w:style w:type="table" w:styleId="1082">
     <w:name w:val="List Table 3 - Accent 5"/>
-    <w:basedOn w:val="1005"/>
+    <w:basedOn w:val="1180"/>
     <w:uiPriority w:val="99"/>
     <w:pPr>
       <w:pBdr/>
@@ -28859,9 +29692,9 @@
       </w:tcPr>
     </w:tblStylePr>
   </w:style>
-  <w:style w:type="table" w:styleId="88">
+  <w:style w:type="table" w:styleId="1083">
     <w:name w:val="List Table 3 - Accent 6"/>
-    <w:basedOn w:val="1005"/>
+    <w:basedOn w:val="1180"/>
     <w:uiPriority w:val="99"/>
     <w:pPr>
       <w:pBdr/>
@@ -29087,9 +29920,9 @@
       </w:tcPr>
     </w:tblStylePr>
   </w:style>
-  <w:style w:type="table" w:styleId="89">
+  <w:style w:type="table" w:styleId="1084">
     <w:name w:val="List Table 4"/>
-    <w:basedOn w:val="1005"/>
+    <w:basedOn w:val="1180"/>
     <w:uiPriority w:val="99"/>
     <w:pPr>
       <w:pBdr/>
@@ -29312,9 +30145,9 @@
       </w:tcPr>
     </w:tblStylePr>
   </w:style>
-  <w:style w:type="table" w:styleId="90">
+  <w:style w:type="table" w:styleId="1085">
     <w:name w:val="List Table 4 - Accent 1"/>
-    <w:basedOn w:val="1005"/>
+    <w:basedOn w:val="1180"/>
     <w:uiPriority w:val="99"/>
     <w:pPr>
       <w:pBdr/>
@@ -29537,9 +30370,9 @@
       </w:tcPr>
     </w:tblStylePr>
   </w:style>
-  <w:style w:type="table" w:styleId="91">
+  <w:style w:type="table" w:styleId="1086">
     <w:name w:val="List Table 4 - Accent 2"/>
-    <w:basedOn w:val="1005"/>
+    <w:basedOn w:val="1180"/>
     <w:uiPriority w:val="99"/>
     <w:pPr>
       <w:pBdr/>
@@ -29762,9 +30595,9 @@
       </w:tcPr>
     </w:tblStylePr>
   </w:style>
-  <w:style w:type="table" w:styleId="92">
+  <w:style w:type="table" w:styleId="1087">
     <w:name w:val="List Table 4 - Accent 3"/>
-    <w:basedOn w:val="1005"/>
+    <w:basedOn w:val="1180"/>
     <w:uiPriority w:val="99"/>
     <w:pPr>
       <w:pBdr/>
@@ -29987,9 +30820,9 @@
       </w:tcPr>
     </w:tblStylePr>
   </w:style>
-  <w:style w:type="table" w:styleId="93">
+  <w:style w:type="table" w:styleId="1088">
     <w:name w:val="List Table 4 - Accent 4"/>
-    <w:basedOn w:val="1005"/>
+    <w:basedOn w:val="1180"/>
     <w:uiPriority w:val="99"/>
     <w:pPr>
       <w:pBdr/>
@@ -30212,9 +31045,9 @@
       </w:tcPr>
     </w:tblStylePr>
   </w:style>
-  <w:style w:type="table" w:styleId="94">
+  <w:style w:type="table" w:styleId="1089">
     <w:name w:val="List Table 4 - Accent 5"/>
-    <w:basedOn w:val="1005"/>
+    <w:basedOn w:val="1180"/>
     <w:uiPriority w:val="99"/>
     <w:pPr>
       <w:pBdr/>
@@ -30437,9 +31270,9 @@
       </w:tcPr>
     </w:tblStylePr>
   </w:style>
-  <w:style w:type="table" w:styleId="95">
+  <w:style w:type="table" w:styleId="1090">
     <w:name w:val="List Table 4 - Accent 6"/>
-    <w:basedOn w:val="1005"/>
+    <w:basedOn w:val="1180"/>
     <w:uiPriority w:val="99"/>
     <w:pPr>
       <w:pBdr/>
@@ -30662,9 +31495,9 @@
       </w:tcPr>
     </w:tblStylePr>
   </w:style>
-  <w:style w:type="table" w:styleId="96">
+  <w:style w:type="table" w:styleId="1091">
     <w:name w:val="List Table 5 Dark"/>
-    <w:basedOn w:val="1005"/>
+    <w:basedOn w:val="1180"/>
     <w:uiPriority w:val="99"/>
     <w:pPr>
       <w:pBdr/>
@@ -30904,9 +31737,9 @@
       </w:tcPr>
     </w:tblStylePr>
   </w:style>
-  <w:style w:type="table" w:styleId="97">
+  <w:style w:type="table" w:styleId="1092">
     <w:name w:val="List Table 5 Dark - Accent 1"/>
-    <w:basedOn w:val="1005"/>
+    <w:basedOn w:val="1180"/>
     <w:uiPriority w:val="99"/>
     <w:pPr>
       <w:pBdr/>
@@ -31146,9 +31979,9 @@
       </w:tcPr>
     </w:tblStylePr>
   </w:style>
-  <w:style w:type="table" w:styleId="98">
+  <w:style w:type="table" w:styleId="1093">
     <w:name w:val="List Table 5 Dark - Accent 2"/>
-    <w:basedOn w:val="1005"/>
+    <w:basedOn w:val="1180"/>
     <w:uiPriority w:val="99"/>
     <w:pPr>
       <w:pBdr/>
@@ -31388,9 +32221,9 @@
       </w:tcPr>
     </w:tblStylePr>
   </w:style>
-  <w:style w:type="table" w:styleId="99">
+  <w:style w:type="table" w:styleId="1094">
     <w:name w:val="List Table 5 Dark - Accent 3"/>
-    <w:basedOn w:val="1005"/>
+    <w:basedOn w:val="1180"/>
     <w:uiPriority w:val="99"/>
     <w:pPr>
       <w:pBdr/>
@@ -31630,9 +32463,9 @@
       </w:tcPr>
     </w:tblStylePr>
   </w:style>
-  <w:style w:type="table" w:styleId="100">
+  <w:style w:type="table" w:styleId="1095">
     <w:name w:val="List Table 5 Dark - Accent 4"/>
-    <w:basedOn w:val="1005"/>
+    <w:basedOn w:val="1180"/>
     <w:uiPriority w:val="99"/>
     <w:pPr>
       <w:pBdr/>
@@ -31872,9 +32705,9 @@
       </w:tcPr>
     </w:tblStylePr>
   </w:style>
-  <w:style w:type="table" w:styleId="101">
+  <w:style w:type="table" w:styleId="1096">
     <w:name w:val="List Table 5 Dark - Accent 5"/>
-    <w:basedOn w:val="1005"/>
+    <w:basedOn w:val="1180"/>
     <w:uiPriority w:val="99"/>
     <w:pPr>
       <w:pBdr/>
@@ -32114,9 +32947,9 @@
       </w:tcPr>
     </w:tblStylePr>
   </w:style>
-  <w:style w:type="table" w:styleId="102">
+  <w:style w:type="table" w:styleId="1097">
     <w:name w:val="List Table 5 Dark - Accent 6"/>
-    <w:basedOn w:val="1005"/>
+    <w:basedOn w:val="1180"/>
     <w:uiPriority w:val="99"/>
     <w:pPr>
       <w:pBdr/>
@@ -32356,9 +33189,9 @@
       </w:tcPr>
     </w:tblStylePr>
   </w:style>
-  <w:style w:type="table" w:styleId="103">
+  <w:style w:type="table" w:styleId="1098">
     <w:name w:val="List Table 6 Colorful"/>
-    <w:basedOn w:val="1005"/>
+    <w:basedOn w:val="1180"/>
     <w:uiPriority w:val="99"/>
     <w:pPr>
       <w:pBdr/>
@@ -32579,9 +33412,9 @@
       </w:tcPr>
     </w:tblStylePr>
   </w:style>
-  <w:style w:type="table" w:styleId="104">
+  <w:style w:type="table" w:styleId="1099">
     <w:name w:val="List Table 6 Colorful - Accent 1"/>
-    <w:basedOn w:val="1005"/>
+    <w:basedOn w:val="1180"/>
     <w:uiPriority w:val="99"/>
     <w:pPr>
       <w:pBdr/>
@@ -32802,9 +33635,9 @@
       </w:tcPr>
     </w:tblStylePr>
   </w:style>
-  <w:style w:type="table" w:styleId="105">
+  <w:style w:type="table" w:styleId="1100">
     <w:name w:val="List Table 6 Colorful - Accent 2"/>
-    <w:basedOn w:val="1005"/>
+    <w:basedOn w:val="1180"/>
     <w:uiPriority w:val="99"/>
     <w:pPr>
       <w:pBdr/>
@@ -33025,9 +33858,9 @@
       </w:tcPr>
     </w:tblStylePr>
   </w:style>
-  <w:style w:type="table" w:styleId="106">
+  <w:style w:type="table" w:styleId="1101">
     <w:name w:val="List Table 6 Colorful - Accent 3"/>
-    <w:basedOn w:val="1005"/>
+    <w:basedOn w:val="1180"/>
     <w:uiPriority w:val="99"/>
     <w:pPr>
       <w:pBdr/>
@@ -33248,9 +34081,9 @@
       </w:tcPr>
     </w:tblStylePr>
   </w:style>
-  <w:style w:type="table" w:styleId="107">
+  <w:style w:type="table" w:styleId="1102">
     <w:name w:val="List Table 6 Colorful - Accent 4"/>
-    <w:basedOn w:val="1005"/>
+    <w:basedOn w:val="1180"/>
     <w:uiPriority w:val="99"/>
     <w:pPr>
       <w:pBdr/>
@@ -33471,9 +34304,9 @@
       </w:tcPr>
     </w:tblStylePr>
   </w:style>
-  <w:style w:type="table" w:styleId="108">
+  <w:style w:type="table" w:styleId="1103">
     <w:name w:val="List Table 6 Colorful - Accent 5"/>
-    <w:basedOn w:val="1005"/>
+    <w:basedOn w:val="1180"/>
     <w:uiPriority w:val="99"/>
     <w:pPr>
       <w:pBdr/>
@@ -33694,9 +34527,9 @@
       </w:tcPr>
     </w:tblStylePr>
   </w:style>
-  <w:style w:type="table" w:styleId="109">
+  <w:style w:type="table" w:styleId="1104">
     <w:name w:val="List Table 6 Colorful - Accent 6"/>
-    <w:basedOn w:val="1005"/>
+    <w:basedOn w:val="1180"/>
     <w:uiPriority w:val="99"/>
     <w:pPr>
       <w:pBdr/>
@@ -33917,9 +34750,9 @@
       </w:tcPr>
     </w:tblStylePr>
   </w:style>
-  <w:style w:type="table" w:styleId="110">
+  <w:style w:type="table" w:styleId="1105">
     <w:name w:val="List Table 7 Colorful"/>
-    <w:basedOn w:val="1005"/>
+    <w:basedOn w:val="1180"/>
     <w:uiPriority w:val="99"/>
     <w:pPr>
       <w:pBdr/>
@@ -34018,11 +34851,11 @@
         <w:tblBorders/>
       </w:tblPr>
       <w:tcPr>
-        <w:shd w:color="ffffff"/>
+        <w:shd w:val="clear" w:color="ffffff"/>
         <w:tcBorders>
-          <w:top w:val="none"/>
-          <w:left w:val="none"/>
-          <w:bottom w:val="none"/>
+          <w:top w:val="none" w:color="000000" w:sz="4" w:space="0"/>
+          <w:left w:val="none" w:color="000000" w:sz="4" w:space="0"/>
+          <w:bottom w:val="none" w:color="000000" w:sz="4" w:space="0"/>
           <w:right w:val="single" w:color="000000" w:themeColor="text1" w:themeTint="80" w:sz="4" w:space="0"/>
         </w:tcBorders>
       </w:tcPr>
@@ -34045,10 +34878,10 @@
       <w:tcPr>
         <w:shd w:val="clear" w:color="ffffff" w:themeColor="light1" w:fill="ffffff" w:themeFill="light1"/>
         <w:tcBorders>
-          <w:top w:val="none"/>
-          <w:left w:val="none"/>
+          <w:top w:val="none" w:color="000000" w:sz="4" w:space="0"/>
+          <w:left w:val="none" w:color="000000" w:sz="4" w:space="0"/>
           <w:bottom w:val="single" w:color="000000" w:themeColor="text1" w:themeTint="80" w:sz="4" w:space="0"/>
-          <w:right w:val="none"/>
+          <w:right w:val="none" w:color="000000" w:sz="4" w:space="0"/>
         </w:tcBorders>
       </w:tcPr>
     </w:tblStylePr>
@@ -34068,12 +34901,12 @@
         <w:tblBorders/>
       </w:tblPr>
       <w:tcPr>
-        <w:shd w:color="ffffff"/>
+        <w:shd w:val="clear" w:color="ffffff"/>
         <w:tcBorders>
-          <w:top w:val="none"/>
+          <w:top w:val="none" w:color="000000" w:sz="4" w:space="0"/>
           <w:left w:val="single" w:color="000000" w:themeColor="text1" w:themeTint="80" w:sz="4" w:space="0"/>
-          <w:bottom w:val="none"/>
-          <w:right w:val="none"/>
+          <w:bottom w:val="none" w:color="000000" w:sz="4" w:space="0"/>
+          <w:right w:val="none" w:color="000000" w:sz="4" w:space="0"/>
         </w:tcBorders>
       </w:tcPr>
     </w:tblStylePr>
@@ -34096,9 +34929,9 @@
         <w:shd w:val="clear" w:color="ffffff" w:themeColor="light1" w:fill="ffffff" w:themeFill="light1"/>
         <w:tcBorders>
           <w:top w:val="single" w:color="000000" w:themeColor="text1" w:themeTint="80" w:sz="4" w:space="0"/>
-          <w:left w:val="none"/>
-          <w:bottom w:val="none"/>
-          <w:right w:val="none"/>
+          <w:left w:val="none" w:color="000000" w:sz="4" w:space="0"/>
+          <w:bottom w:val="none" w:color="000000" w:sz="4" w:space="0"/>
+          <w:right w:val="none" w:color="000000" w:sz="4" w:space="0"/>
         </w:tcBorders>
       </w:tcPr>
     </w:tblStylePr>
@@ -34173,9 +35006,9 @@
       </w:tcPr>
     </w:tblStylePr>
   </w:style>
-  <w:style w:type="table" w:styleId="111">
+  <w:style w:type="table" w:styleId="1106">
     <w:name w:val="List Table 7 Colorful - Accent 1"/>
-    <w:basedOn w:val="1005"/>
+    <w:basedOn w:val="1180"/>
     <w:uiPriority w:val="99"/>
     <w:pPr>
       <w:pBdr/>
@@ -34274,11 +35107,11 @@
         <w:tblBorders/>
       </w:tblPr>
       <w:tcPr>
-        <w:shd w:color="ffffff"/>
+        <w:shd w:val="clear" w:color="ffffff"/>
         <w:tcBorders>
-          <w:top w:val="none"/>
-          <w:left w:val="none"/>
-          <w:bottom w:val="none"/>
+          <w:top w:val="none" w:color="000000" w:sz="4" w:space="0"/>
+          <w:left w:val="none" w:color="000000" w:sz="4" w:space="0"/>
+          <w:bottom w:val="none" w:color="000000" w:sz="4" w:space="0"/>
           <w:right w:val="single" w:color="000000" w:themeColor="accent1" w:sz="4" w:space="0"/>
         </w:tcBorders>
       </w:tcPr>
@@ -34301,10 +35134,10 @@
       <w:tcPr>
         <w:shd w:val="clear" w:color="ffffff" w:themeColor="light1" w:fill="ffffff" w:themeFill="light1"/>
         <w:tcBorders>
-          <w:top w:val="none"/>
-          <w:left w:val="none"/>
+          <w:top w:val="none" w:color="000000" w:sz="4" w:space="0"/>
+          <w:left w:val="none" w:color="000000" w:sz="4" w:space="0"/>
           <w:bottom w:val="single" w:color="000000" w:themeColor="accent1" w:sz="4" w:space="0"/>
-          <w:right w:val="none"/>
+          <w:right w:val="none" w:color="000000" w:sz="4" w:space="0"/>
         </w:tcBorders>
       </w:tcPr>
     </w:tblStylePr>
@@ -34324,12 +35157,12 @@
         <w:tblBorders/>
       </w:tblPr>
       <w:tcPr>
-        <w:shd w:color="ffffff"/>
+        <w:shd w:val="clear" w:color="ffffff"/>
         <w:tcBorders>
-          <w:top w:val="none"/>
+          <w:top w:val="none" w:color="000000" w:sz="4" w:space="0"/>
           <w:left w:val="single" w:color="000000" w:themeColor="accent1" w:sz="4" w:space="0"/>
-          <w:bottom w:val="none"/>
-          <w:right w:val="none"/>
+          <w:bottom w:val="none" w:color="000000" w:sz="4" w:space="0"/>
+          <w:right w:val="none" w:color="000000" w:sz="4" w:space="0"/>
         </w:tcBorders>
       </w:tcPr>
     </w:tblStylePr>
@@ -34352,9 +35185,9 @@
         <w:shd w:val="clear" w:color="ffffff" w:themeColor="light1" w:fill="ffffff" w:themeFill="light1"/>
         <w:tcBorders>
           <w:top w:val="single" w:color="000000" w:themeColor="accent1" w:sz="4" w:space="0"/>
-          <w:left w:val="none"/>
-          <w:bottom w:val="none"/>
-          <w:right w:val="none"/>
+          <w:left w:val="none" w:color="000000" w:sz="4" w:space="0"/>
+          <w:bottom w:val="none" w:color="000000" w:sz="4" w:space="0"/>
+          <w:right w:val="none" w:color="000000" w:sz="4" w:space="0"/>
         </w:tcBorders>
       </w:tcPr>
     </w:tblStylePr>
@@ -34429,9 +35262,9 @@
       </w:tcPr>
     </w:tblStylePr>
   </w:style>
-  <w:style w:type="table" w:styleId="112">
+  <w:style w:type="table" w:styleId="1107">
     <w:name w:val="List Table 7 Colorful - Accent 2"/>
-    <w:basedOn w:val="1005"/>
+    <w:basedOn w:val="1180"/>
     <w:uiPriority w:val="99"/>
     <w:pPr>
       <w:pBdr/>
@@ -34530,11 +35363,11 @@
         <w:tblBorders/>
       </w:tblPr>
       <w:tcPr>
-        <w:shd w:color="ffffff"/>
+        <w:shd w:val="clear" w:color="ffffff"/>
         <w:tcBorders>
-          <w:top w:val="none"/>
-          <w:left w:val="none"/>
-          <w:bottom w:val="none"/>
+          <w:top w:val="none" w:color="000000" w:sz="4" w:space="0"/>
+          <w:left w:val="none" w:color="000000" w:sz="4" w:space="0"/>
+          <w:bottom w:val="none" w:color="000000" w:sz="4" w:space="0"/>
           <w:right w:val="single" w:color="000000" w:themeColor="accent2" w:themeTint="97" w:sz="4" w:space="0"/>
         </w:tcBorders>
       </w:tcPr>
@@ -34557,10 +35390,10 @@
       <w:tcPr>
         <w:shd w:val="clear" w:color="ffffff" w:themeColor="light1" w:fill="ffffff" w:themeFill="light1"/>
         <w:tcBorders>
-          <w:top w:val="none"/>
-          <w:left w:val="none"/>
+          <w:top w:val="none" w:color="000000" w:sz="4" w:space="0"/>
+          <w:left w:val="none" w:color="000000" w:sz="4" w:space="0"/>
           <w:bottom w:val="single" w:color="000000" w:themeColor="accent2" w:themeTint="97" w:sz="4" w:space="0"/>
-          <w:right w:val="none"/>
+          <w:right w:val="none" w:color="000000" w:sz="4" w:space="0"/>
         </w:tcBorders>
       </w:tcPr>
     </w:tblStylePr>
@@ -34580,12 +35413,12 @@
         <w:tblBorders/>
       </w:tblPr>
       <w:tcPr>
-        <w:shd w:color="ffffff"/>
+        <w:shd w:val="clear" w:color="ffffff"/>
         <w:tcBorders>
-          <w:top w:val="none"/>
+          <w:top w:val="none" w:color="000000" w:sz="4" w:space="0"/>
           <w:left w:val="single" w:color="000000" w:themeColor="accent2" w:themeTint="97" w:sz="4" w:space="0"/>
-          <w:bottom w:val="none"/>
-          <w:right w:val="none"/>
+          <w:bottom w:val="none" w:color="000000" w:sz="4" w:space="0"/>
+          <w:right w:val="none" w:color="000000" w:sz="4" w:space="0"/>
         </w:tcBorders>
       </w:tcPr>
     </w:tblStylePr>
@@ -34608,9 +35441,9 @@
         <w:shd w:val="clear" w:color="ffffff" w:themeColor="light1" w:fill="ffffff" w:themeFill="light1"/>
         <w:tcBorders>
           <w:top w:val="single" w:color="000000" w:themeColor="accent2" w:themeTint="97" w:sz="4" w:space="0"/>
-          <w:left w:val="none"/>
-          <w:bottom w:val="none"/>
-          <w:right w:val="none"/>
+          <w:left w:val="none" w:color="000000" w:sz="4" w:space="0"/>
+          <w:bottom w:val="none" w:color="000000" w:sz="4" w:space="0"/>
+          <w:right w:val="none" w:color="000000" w:sz="4" w:space="0"/>
         </w:tcBorders>
       </w:tcPr>
     </w:tblStylePr>
@@ -34685,9 +35518,9 @@
       </w:tcPr>
     </w:tblStylePr>
   </w:style>
-  <w:style w:type="table" w:styleId="113">
+  <w:style w:type="table" w:styleId="1108">
     <w:name w:val="List Table 7 Colorful - Accent 3"/>
-    <w:basedOn w:val="1005"/>
+    <w:basedOn w:val="1180"/>
     <w:uiPriority w:val="99"/>
     <w:pPr>
       <w:pBdr/>
@@ -34786,11 +35619,11 @@
         <w:tblBorders/>
       </w:tblPr>
       <w:tcPr>
-        <w:shd w:color="ffffff"/>
+        <w:shd w:val="clear" w:color="ffffff"/>
         <w:tcBorders>
-          <w:top w:val="none"/>
-          <w:left w:val="none"/>
-          <w:bottom w:val="none"/>
+          <w:top w:val="none" w:color="000000" w:sz="4" w:space="0"/>
+          <w:left w:val="none" w:color="000000" w:sz="4" w:space="0"/>
+          <w:bottom w:val="none" w:color="000000" w:sz="4" w:space="0"/>
           <w:right w:val="single" w:color="000000" w:themeColor="accent3" w:themeTint="98" w:sz="4" w:space="0"/>
         </w:tcBorders>
       </w:tcPr>
@@ -34813,10 +35646,10 @@
       <w:tcPr>
         <w:shd w:val="clear" w:color="ffffff" w:themeColor="light1" w:fill="ffffff" w:themeFill="light1"/>
         <w:tcBorders>
-          <w:top w:val="none"/>
-          <w:left w:val="none"/>
+          <w:top w:val="none" w:color="000000" w:sz="4" w:space="0"/>
+          <w:left w:val="none" w:color="000000" w:sz="4" w:space="0"/>
           <w:bottom w:val="single" w:color="000000" w:themeColor="accent3" w:themeTint="98" w:sz="4" w:space="0"/>
-          <w:right w:val="none"/>
+          <w:right w:val="none" w:color="000000" w:sz="4" w:space="0"/>
         </w:tcBorders>
       </w:tcPr>
     </w:tblStylePr>
@@ -34836,12 +35669,12 @@
         <w:tblBorders/>
       </w:tblPr>
       <w:tcPr>
-        <w:shd w:color="ffffff"/>
+        <w:shd w:val="clear" w:color="ffffff"/>
         <w:tcBorders>
-          <w:top w:val="none"/>
+          <w:top w:val="none" w:color="000000" w:sz="4" w:space="0"/>
           <w:left w:val="single" w:color="000000" w:themeColor="accent3" w:themeTint="98" w:sz="4" w:space="0"/>
-          <w:bottom w:val="none"/>
-          <w:right w:val="none"/>
+          <w:bottom w:val="none" w:color="000000" w:sz="4" w:space="0"/>
+          <w:right w:val="none" w:color="000000" w:sz="4" w:space="0"/>
         </w:tcBorders>
       </w:tcPr>
     </w:tblStylePr>
@@ -34864,9 +35697,9 @@
         <w:shd w:val="clear" w:color="ffffff" w:themeColor="light1" w:fill="ffffff" w:themeFill="light1"/>
         <w:tcBorders>
           <w:top w:val="single" w:color="000000" w:themeColor="accent3" w:themeTint="98" w:sz="4" w:space="0"/>
-          <w:left w:val="none"/>
-          <w:bottom w:val="none"/>
-          <w:right w:val="none"/>
+          <w:left w:val="none" w:color="000000" w:sz="4" w:space="0"/>
+          <w:bottom w:val="none" w:color="000000" w:sz="4" w:space="0"/>
+          <w:right w:val="none" w:color="000000" w:sz="4" w:space="0"/>
         </w:tcBorders>
       </w:tcPr>
     </w:tblStylePr>
@@ -34941,9 +35774,9 @@
       </w:tcPr>
     </w:tblStylePr>
   </w:style>
-  <w:style w:type="table" w:styleId="114">
+  <w:style w:type="table" w:styleId="1109">
     <w:name w:val="List Table 7 Colorful - Accent 4"/>
-    <w:basedOn w:val="1005"/>
+    <w:basedOn w:val="1180"/>
     <w:uiPriority w:val="99"/>
     <w:pPr>
       <w:pBdr/>
@@ -35042,11 +35875,11 @@
         <w:tblBorders/>
       </w:tblPr>
       <w:tcPr>
-        <w:shd w:color="ffffff"/>
+        <w:shd w:val="clear" w:color="ffffff"/>
         <w:tcBorders>
-          <w:top w:val="none"/>
-          <w:left w:val="none"/>
-          <w:bottom w:val="none"/>
+          <w:top w:val="none" w:color="000000" w:sz="4" w:space="0"/>
+          <w:left w:val="none" w:color="000000" w:sz="4" w:space="0"/>
+          <w:bottom w:val="none" w:color="000000" w:sz="4" w:space="0"/>
           <w:right w:val="single" w:color="000000" w:themeColor="accent4" w:themeTint="9A" w:sz="4" w:space="0"/>
         </w:tcBorders>
       </w:tcPr>
@@ -35069,10 +35902,10 @@
       <w:tcPr>
         <w:shd w:val="clear" w:color="ffffff" w:themeColor="light1" w:fill="ffffff" w:themeFill="light1"/>
         <w:tcBorders>
-          <w:top w:val="none"/>
-          <w:left w:val="none"/>
+          <w:top w:val="none" w:color="000000" w:sz="4" w:space="0"/>
+          <w:left w:val="none" w:color="000000" w:sz="4" w:space="0"/>
           <w:bottom w:val="single" w:color="000000" w:themeColor="accent4" w:themeTint="9A" w:sz="4" w:space="0"/>
-          <w:right w:val="none"/>
+          <w:right w:val="none" w:color="000000" w:sz="4" w:space="0"/>
         </w:tcBorders>
       </w:tcPr>
     </w:tblStylePr>
@@ -35092,12 +35925,12 @@
         <w:tblBorders/>
       </w:tblPr>
       <w:tcPr>
-        <w:shd w:color="ffffff"/>
+        <w:shd w:val="clear" w:color="ffffff"/>
         <w:tcBorders>
-          <w:top w:val="none"/>
+          <w:top w:val="none" w:color="000000" w:sz="4" w:space="0"/>
           <w:left w:val="single" w:color="000000" w:themeColor="accent4" w:themeTint="9A" w:sz="4" w:space="0"/>
-          <w:bottom w:val="none"/>
-          <w:right w:val="none"/>
+          <w:bottom w:val="none" w:color="000000" w:sz="4" w:space="0"/>
+          <w:right w:val="none" w:color="000000" w:sz="4" w:space="0"/>
         </w:tcBorders>
       </w:tcPr>
     </w:tblStylePr>
@@ -35120,9 +35953,9 @@
         <w:shd w:val="clear" w:color="ffffff" w:themeColor="light1" w:fill="ffffff" w:themeFill="light1"/>
         <w:tcBorders>
           <w:top w:val="single" w:color="000000" w:themeColor="accent4" w:themeTint="9A" w:sz="4" w:space="0"/>
-          <w:left w:val="none"/>
-          <w:bottom w:val="none"/>
-          <w:right w:val="none"/>
+          <w:left w:val="none" w:color="000000" w:sz="4" w:space="0"/>
+          <w:bottom w:val="none" w:color="000000" w:sz="4" w:space="0"/>
+          <w:right w:val="none" w:color="000000" w:sz="4" w:space="0"/>
         </w:tcBorders>
       </w:tcPr>
     </w:tblStylePr>
@@ -35197,9 +36030,9 @@
       </w:tcPr>
     </w:tblStylePr>
   </w:style>
-  <w:style w:type="table" w:styleId="115">
+  <w:style w:type="table" w:styleId="1110">
     <w:name w:val="List Table 7 Colorful - Accent 5"/>
-    <w:basedOn w:val="1005"/>
+    <w:basedOn w:val="1180"/>
     <w:uiPriority w:val="99"/>
     <w:pPr>
       <w:pBdr/>
@@ -35298,11 +36131,11 @@
         <w:tblBorders/>
       </w:tblPr>
       <w:tcPr>
-        <w:shd w:color="ffffff"/>
+        <w:shd w:val="clear" w:color="ffffff"/>
         <w:tcBorders>
-          <w:top w:val="none"/>
-          <w:left w:val="none"/>
-          <w:bottom w:val="none"/>
+          <w:top w:val="none" w:color="000000" w:sz="4" w:space="0"/>
+          <w:left w:val="none" w:color="000000" w:sz="4" w:space="0"/>
+          <w:bottom w:val="none" w:color="000000" w:sz="4" w:space="0"/>
           <w:right w:val="single" w:color="000000" w:themeColor="accent5" w:themeTint="9A" w:sz="4" w:space="0"/>
         </w:tcBorders>
       </w:tcPr>
@@ -35325,10 +36158,10 @@
       <w:tcPr>
         <w:shd w:val="clear" w:color="ffffff" w:themeColor="light1" w:fill="ffffff" w:themeFill="light1"/>
         <w:tcBorders>
-          <w:top w:val="none"/>
-          <w:left w:val="none"/>
+          <w:top w:val="none" w:color="000000" w:sz="4" w:space="0"/>
+          <w:left w:val="none" w:color="000000" w:sz="4" w:space="0"/>
           <w:bottom w:val="single" w:color="000000" w:themeColor="accent5" w:themeTint="9A" w:sz="4" w:space="0"/>
-          <w:right w:val="none"/>
+          <w:right w:val="none" w:color="000000" w:sz="4" w:space="0"/>
         </w:tcBorders>
       </w:tcPr>
     </w:tblStylePr>
@@ -35348,12 +36181,12 @@
         <w:tblBorders/>
       </w:tblPr>
       <w:tcPr>
-        <w:shd w:color="ffffff"/>
+        <w:shd w:val="clear" w:color="ffffff"/>
         <w:tcBorders>
-          <w:top w:val="none"/>
+          <w:top w:val="none" w:color="000000" w:sz="4" w:space="0"/>
           <w:left w:val="single" w:color="000000" w:themeColor="accent5" w:themeTint="9A" w:sz="4" w:space="0"/>
-          <w:bottom w:val="none"/>
-          <w:right w:val="none"/>
+          <w:bottom w:val="none" w:color="000000" w:sz="4" w:space="0"/>
+          <w:right w:val="none" w:color="000000" w:sz="4" w:space="0"/>
         </w:tcBorders>
       </w:tcPr>
     </w:tblStylePr>
@@ -35376,9 +36209,9 @@
         <w:shd w:val="clear" w:color="ffffff" w:themeColor="light1" w:fill="ffffff" w:themeFill="light1"/>
         <w:tcBorders>
           <w:top w:val="single" w:color="000000" w:themeColor="accent5" w:themeTint="9A" w:sz="4" w:space="0"/>
-          <w:left w:val="none"/>
-          <w:bottom w:val="none"/>
-          <w:right w:val="none"/>
+          <w:left w:val="none" w:color="000000" w:sz="4" w:space="0"/>
+          <w:bottom w:val="none" w:color="000000" w:sz="4" w:space="0"/>
+          <w:right w:val="none" w:color="000000" w:sz="4" w:space="0"/>
         </w:tcBorders>
       </w:tcPr>
     </w:tblStylePr>
@@ -35453,9 +36286,9 @@
       </w:tcPr>
     </w:tblStylePr>
   </w:style>
-  <w:style w:type="table" w:styleId="116">
+  <w:style w:type="table" w:styleId="1111">
     <w:name w:val="List Table 7 Colorful - Accent 6"/>
-    <w:basedOn w:val="1005"/>
+    <w:basedOn w:val="1180"/>
     <w:uiPriority w:val="99"/>
     <w:pPr>
       <w:pBdr/>
@@ -35554,11 +36387,11 @@
         <w:tblBorders/>
       </w:tblPr>
       <w:tcPr>
-        <w:shd w:color="ffffff"/>
+        <w:shd w:val="clear" w:color="ffffff"/>
         <w:tcBorders>
-          <w:top w:val="none"/>
-          <w:left w:val="none"/>
-          <w:bottom w:val="none"/>
+          <w:top w:val="none" w:color="000000" w:sz="4" w:space="0"/>
+          <w:left w:val="none" w:color="000000" w:sz="4" w:space="0"/>
+          <w:bottom w:val="none" w:color="000000" w:sz="4" w:space="0"/>
           <w:right w:val="single" w:color="000000" w:themeColor="accent6" w:themeTint="98" w:sz="4" w:space="0"/>
         </w:tcBorders>
       </w:tcPr>
@@ -35581,10 +36414,10 @@
       <w:tcPr>
         <w:shd w:val="clear" w:color="ffffff" w:themeColor="light1" w:fill="ffffff" w:themeFill="light1"/>
         <w:tcBorders>
-          <w:top w:val="none"/>
-          <w:left w:val="none"/>
+          <w:top w:val="none" w:color="000000" w:sz="4" w:space="0"/>
+          <w:left w:val="none" w:color="000000" w:sz="4" w:space="0"/>
           <w:bottom w:val="single" w:color="000000" w:themeColor="accent6" w:themeTint="98" w:sz="4" w:space="0"/>
-          <w:right w:val="none"/>
+          <w:right w:val="none" w:color="000000" w:sz="4" w:space="0"/>
         </w:tcBorders>
       </w:tcPr>
     </w:tblStylePr>
@@ -35604,12 +36437,12 @@
         <w:tblBorders/>
       </w:tblPr>
       <w:tcPr>
-        <w:shd w:color="ffffff"/>
+        <w:shd w:val="clear" w:color="ffffff"/>
         <w:tcBorders>
-          <w:top w:val="none"/>
+          <w:top w:val="none" w:color="000000" w:sz="4" w:space="0"/>
           <w:left w:val="single" w:color="000000" w:themeColor="accent6" w:themeTint="98" w:sz="4" w:space="0"/>
-          <w:bottom w:val="none"/>
-          <w:right w:val="none"/>
+          <w:bottom w:val="none" w:color="000000" w:sz="4" w:space="0"/>
+          <w:right w:val="none" w:color="000000" w:sz="4" w:space="0"/>
         </w:tcBorders>
       </w:tcPr>
     </w:tblStylePr>
@@ -35632,9 +36465,9 @@
         <w:shd w:val="clear" w:color="ffffff" w:themeColor="light1" w:fill="ffffff" w:themeFill="light1"/>
         <w:tcBorders>
           <w:top w:val="single" w:color="000000" w:themeColor="accent6" w:themeTint="98" w:sz="4" w:space="0"/>
-          <w:left w:val="none"/>
-          <w:bottom w:val="none"/>
-          <w:right w:val="none"/>
+          <w:left w:val="none" w:color="000000" w:sz="4" w:space="0"/>
+          <w:bottom w:val="none" w:color="000000" w:sz="4" w:space="0"/>
+          <w:right w:val="none" w:color="000000" w:sz="4" w:space="0"/>
         </w:tcBorders>
       </w:tcPr>
     </w:tblStylePr>
@@ -35709,9 +36542,9 @@
       </w:tcPr>
     </w:tblStylePr>
   </w:style>
-  <w:style w:type="table" w:styleId="117">
+  <w:style w:type="table" w:styleId="1112">
     <w:name w:val="Lined - Accent"/>
-    <w:basedOn w:val="1005"/>
+    <w:basedOn w:val="1180"/>
     <w:uiPriority w:val="99"/>
     <w:pPr>
       <w:pBdr/>
@@ -35946,9 +36779,9 @@
       </w:tcPr>
     </w:tblStylePr>
   </w:style>
-  <w:style w:type="table" w:styleId="118">
+  <w:style w:type="table" w:styleId="1113">
     <w:name w:val="Lined - Accent 1"/>
-    <w:basedOn w:val="1005"/>
+    <w:basedOn w:val="1180"/>
     <w:uiPriority w:val="99"/>
     <w:pPr>
       <w:pBdr/>
@@ -36183,9 +37016,9 @@
       </w:tcPr>
     </w:tblStylePr>
   </w:style>
-  <w:style w:type="table" w:styleId="119">
+  <w:style w:type="table" w:styleId="1114">
     <w:name w:val="Lined - Accent 2"/>
-    <w:basedOn w:val="1005"/>
+    <w:basedOn w:val="1180"/>
     <w:uiPriority w:val="99"/>
     <w:pPr>
       <w:pBdr/>
@@ -36420,9 +37253,9 @@
       </w:tcPr>
     </w:tblStylePr>
   </w:style>
-  <w:style w:type="table" w:styleId="120">
+  <w:style w:type="table" w:styleId="1115">
     <w:name w:val="Lined - Accent 3"/>
-    <w:basedOn w:val="1005"/>
+    <w:basedOn w:val="1180"/>
     <w:uiPriority w:val="99"/>
     <w:pPr>
       <w:pBdr/>
@@ -36657,9 +37490,9 @@
       </w:tcPr>
     </w:tblStylePr>
   </w:style>
-  <w:style w:type="table" w:styleId="121">
+  <w:style w:type="table" w:styleId="1116">
     <w:name w:val="Lined - Accent 4"/>
-    <w:basedOn w:val="1005"/>
+    <w:basedOn w:val="1180"/>
     <w:uiPriority w:val="99"/>
     <w:pPr>
       <w:pBdr/>
@@ -36894,9 +37727,9 @@
       </w:tcPr>
     </w:tblStylePr>
   </w:style>
-  <w:style w:type="table" w:styleId="122">
+  <w:style w:type="table" w:styleId="1117">
     <w:name w:val="Lined - Accent 5"/>
-    <w:basedOn w:val="1005"/>
+    <w:basedOn w:val="1180"/>
     <w:uiPriority w:val="99"/>
     <w:pPr>
       <w:pBdr/>
@@ -37131,9 +37964,9 @@
       </w:tcPr>
     </w:tblStylePr>
   </w:style>
-  <w:style w:type="table" w:styleId="123">
+  <w:style w:type="table" w:styleId="1118">
     <w:name w:val="Lined - Accent 6"/>
-    <w:basedOn w:val="1005"/>
+    <w:basedOn w:val="1180"/>
     <w:uiPriority w:val="99"/>
     <w:pPr>
       <w:pBdr/>
@@ -37368,9 +38201,9 @@
       </w:tcPr>
     </w:tblStylePr>
   </w:style>
-  <w:style w:type="table" w:styleId="124">
+  <w:style w:type="table" w:styleId="1119">
     <w:name w:val="Bordered &amp; Lined - Accent"/>
-    <w:basedOn w:val="1005"/>
+    <w:basedOn w:val="1180"/>
     <w:uiPriority w:val="99"/>
     <w:pPr>
       <w:pBdr/>
@@ -37612,9 +38445,9 @@
       </w:tcPr>
     </w:tblStylePr>
   </w:style>
-  <w:style w:type="table" w:styleId="125">
+  <w:style w:type="table" w:styleId="1120">
     <w:name w:val="Bordered &amp; Lined - Accent 1"/>
-    <w:basedOn w:val="1005"/>
+    <w:basedOn w:val="1180"/>
     <w:uiPriority w:val="99"/>
     <w:pPr>
       <w:pBdr/>
@@ -37856,9 +38689,9 @@
       </w:tcPr>
     </w:tblStylePr>
   </w:style>
-  <w:style w:type="table" w:styleId="126">
+  <w:style w:type="table" w:styleId="1121">
     <w:name w:val="Bordered &amp; Lined - Accent 2"/>
-    <w:basedOn w:val="1005"/>
+    <w:basedOn w:val="1180"/>
     <w:uiPriority w:val="99"/>
     <w:pPr>
       <w:pBdr/>
@@ -38100,9 +38933,9 @@
       </w:tcPr>
     </w:tblStylePr>
   </w:style>
-  <w:style w:type="table" w:styleId="127">
+  <w:style w:type="table" w:styleId="1122">
     <w:name w:val="Bordered &amp; Lined - Accent 3"/>
-    <w:basedOn w:val="1005"/>
+    <w:basedOn w:val="1180"/>
     <w:uiPriority w:val="99"/>
     <w:pPr>
       <w:pBdr/>
@@ -38344,9 +39177,9 @@
       </w:tcPr>
     </w:tblStylePr>
   </w:style>
-  <w:style w:type="table" w:styleId="128">
+  <w:style w:type="table" w:styleId="1123">
     <w:name w:val="Bordered &amp; Lined - Accent 4"/>
-    <w:basedOn w:val="1005"/>
+    <w:basedOn w:val="1180"/>
     <w:uiPriority w:val="99"/>
     <w:pPr>
       <w:pBdr/>
@@ -38588,9 +39421,9 @@
       </w:tcPr>
     </w:tblStylePr>
   </w:style>
-  <w:style w:type="table" w:styleId="129">
+  <w:style w:type="table" w:styleId="1124">
     <w:name w:val="Bordered &amp; Lined - Accent 5"/>
-    <w:basedOn w:val="1005"/>
+    <w:basedOn w:val="1180"/>
     <w:uiPriority w:val="99"/>
     <w:pPr>
       <w:pBdr/>
@@ -38832,9 +39665,9 @@
       </w:tcPr>
     </w:tblStylePr>
   </w:style>
-  <w:style w:type="table" w:styleId="130">
+  <w:style w:type="table" w:styleId="1125">
     <w:name w:val="Bordered &amp; Lined - Accent 6"/>
-    <w:basedOn w:val="1005"/>
+    <w:basedOn w:val="1180"/>
     <w:uiPriority w:val="99"/>
     <w:pPr>
       <w:pBdr/>
@@ -39076,9 +39909,9 @@
       </w:tcPr>
     </w:tblStylePr>
   </w:style>
-  <w:style w:type="table" w:styleId="131">
+  <w:style w:type="table" w:styleId="1126">
     <w:name w:val="Bordered"/>
-    <w:basedOn w:val="1005"/>
+    <w:basedOn w:val="1180"/>
     <w:uiPriority w:val="99"/>
     <w:pPr>
       <w:pBdr/>
@@ -39307,9 +40140,9 @@
       </w:tcPr>
     </w:tblStylePr>
   </w:style>
-  <w:style w:type="table" w:styleId="132">
+  <w:style w:type="table" w:styleId="1127">
     <w:name w:val="Bordered - Accent 1"/>
-    <w:basedOn w:val="1005"/>
+    <w:basedOn w:val="1180"/>
     <w:uiPriority w:val="99"/>
     <w:pPr>
       <w:pBdr/>
@@ -39538,9 +40371,9 @@
       </w:tcPr>
     </w:tblStylePr>
   </w:style>
-  <w:style w:type="table" w:styleId="133">
+  <w:style w:type="table" w:styleId="1128">
     <w:name w:val="Bordered - Accent 2"/>
-    <w:basedOn w:val="1005"/>
+    <w:basedOn w:val="1180"/>
     <w:uiPriority w:val="99"/>
     <w:pPr>
       <w:pBdr/>
@@ -39769,9 +40602,9 @@
       </w:tcPr>
     </w:tblStylePr>
   </w:style>
-  <w:style w:type="table" w:styleId="134">
+  <w:style w:type="table" w:styleId="1129">
     <w:name w:val="Bordered - Accent 3"/>
-    <w:basedOn w:val="1005"/>
+    <w:basedOn w:val="1180"/>
     <w:uiPriority w:val="99"/>
     <w:pPr>
       <w:pBdr/>
@@ -40000,9 +40833,9 @@
       </w:tcPr>
     </w:tblStylePr>
   </w:style>
-  <w:style w:type="table" w:styleId="135">
+  <w:style w:type="table" w:styleId="1130">
     <w:name w:val="Bordered - Accent 4"/>
-    <w:basedOn w:val="1005"/>
+    <w:basedOn w:val="1180"/>
     <w:uiPriority w:val="99"/>
     <w:pPr>
       <w:pBdr/>
@@ -40231,9 +41064,9 @@
       </w:tcPr>
     </w:tblStylePr>
   </w:style>
-  <w:style w:type="table" w:styleId="136">
+  <w:style w:type="table" w:styleId="1131">
     <w:name w:val="Bordered - Accent 5"/>
-    <w:basedOn w:val="1005"/>
+    <w:basedOn w:val="1180"/>
     <w:uiPriority w:val="99"/>
     <w:pPr>
       <w:pBdr/>
@@ -40462,9 +41295,9 @@
       </w:tcPr>
     </w:tblStylePr>
   </w:style>
-  <w:style w:type="table" w:styleId="137">
+  <w:style w:type="table" w:styleId="1132">
     <w:name w:val="Bordered - Accent 6"/>
-    <w:basedOn w:val="1005"/>
+    <w:basedOn w:val="1180"/>
     <w:uiPriority w:val="99"/>
     <w:pPr>
       <w:pBdr/>
@@ -40693,11 +41526,11 @@
       </w:tcPr>
     </w:tblStylePr>
   </w:style>
-  <w:style w:type="paragraph" w:styleId="142">
+  <w:style w:type="paragraph" w:styleId="1133">
     <w:name w:val="Heading 4"/>
-    <w:basedOn w:val="1000"/>
-    <w:next w:val="1000"/>
-    <w:link w:val="153"/>
+    <w:basedOn w:val="1175"/>
+    <w:next w:val="1175"/>
+    <w:link w:val="1142"/>
     <w:uiPriority w:val="9"/>
     <w:unhideWhenUsed/>
     <w:qFormat/>
@@ -40716,11 +41549,11 @@
       <w:color w:val="0f4761" w:themeColor="accent1" w:themeShade="BF"/>
     </w:rPr>
   </w:style>
-  <w:style w:type="paragraph" w:styleId="143">
+  <w:style w:type="paragraph" w:styleId="1134">
     <w:name w:val="Heading 5"/>
-    <w:basedOn w:val="1000"/>
-    <w:next w:val="1000"/>
-    <w:link w:val="154"/>
+    <w:basedOn w:val="1175"/>
+    <w:next w:val="1175"/>
+    <w:link w:val="1143"/>
     <w:uiPriority w:val="9"/>
     <w:unhideWhenUsed/>
     <w:qFormat/>
@@ -40737,11 +41570,11 @@
       <w:color w:val="0f4761" w:themeColor="accent1" w:themeShade="BF"/>
     </w:rPr>
   </w:style>
-  <w:style w:type="paragraph" w:styleId="144">
+  <w:style w:type="paragraph" w:styleId="1135">
     <w:name w:val="Heading 6"/>
-    <w:basedOn w:val="1000"/>
-    <w:next w:val="1000"/>
-    <w:link w:val="155"/>
+    <w:basedOn w:val="1175"/>
+    <w:next w:val="1175"/>
+    <w:link w:val="1144"/>
     <w:uiPriority w:val="9"/>
     <w:unhideWhenUsed/>
     <w:qFormat/>
@@ -40760,11 +41593,11 @@
       <w:color w:val="595959" w:themeColor="text1" w:themeTint="A6"/>
     </w:rPr>
   </w:style>
-  <w:style w:type="paragraph" w:styleId="145">
+  <w:style w:type="paragraph" w:styleId="1136">
     <w:name w:val="Heading 7"/>
-    <w:basedOn w:val="1000"/>
-    <w:next w:val="1000"/>
-    <w:link w:val="156"/>
+    <w:basedOn w:val="1175"/>
+    <w:next w:val="1175"/>
+    <w:link w:val="1145"/>
     <w:uiPriority w:val="9"/>
     <w:unhideWhenUsed/>
     <w:qFormat/>
@@ -40781,11 +41614,11 @@
       <w:color w:val="595959" w:themeColor="text1" w:themeTint="A6"/>
     </w:rPr>
   </w:style>
-  <w:style w:type="paragraph" w:styleId="146">
+  <w:style w:type="paragraph" w:styleId="1137">
     <w:name w:val="Heading 8"/>
-    <w:basedOn w:val="1000"/>
-    <w:next w:val="1000"/>
-    <w:link w:val="157"/>
+    <w:basedOn w:val="1175"/>
+    <w:next w:val="1175"/>
+    <w:link w:val="1146"/>
     <w:uiPriority w:val="9"/>
     <w:unhideWhenUsed/>
     <w:qFormat/>
@@ -40804,11 +41637,11 @@
       <w:color w:val="272727" w:themeColor="text1" w:themeTint="D8"/>
     </w:rPr>
   </w:style>
-  <w:style w:type="paragraph" w:styleId="147">
+  <w:style w:type="paragraph" w:styleId="1138">
     <w:name w:val="Heading 9"/>
-    <w:basedOn w:val="1000"/>
-    <w:next w:val="1000"/>
-    <w:link w:val="158"/>
+    <w:basedOn w:val="1175"/>
+    <w:next w:val="1175"/>
+    <w:link w:val="1147"/>
     <w:uiPriority w:val="9"/>
     <w:unhideWhenUsed/>
     <w:qFormat/>
@@ -40827,10 +41660,10 @@
       <w:color w:val="272727" w:themeColor="text1" w:themeTint="D8"/>
     </w:rPr>
   </w:style>
-  <w:style w:type="character" w:styleId="150">
+  <w:style w:type="character" w:styleId="1139">
     <w:name w:val="Heading 1 Char"/>
-    <w:basedOn w:val="1004"/>
-    <w:link w:val="1001"/>
+    <w:basedOn w:val="1179"/>
+    <w:link w:val="1176"/>
     <w:uiPriority w:val="9"/>
     <w:pPr>
       <w:pBdr/>
@@ -40844,10 +41677,10 @@
       <w:szCs w:val="40"/>
     </w:rPr>
   </w:style>
-  <w:style w:type="character" w:styleId="151">
+  <w:style w:type="character" w:styleId="1140">
     <w:name w:val="Heading 2 Char"/>
-    <w:basedOn w:val="1004"/>
-    <w:link w:val="1002"/>
+    <w:basedOn w:val="1179"/>
+    <w:link w:val="1177"/>
     <w:uiPriority w:val="9"/>
     <w:pPr>
       <w:pBdr/>
@@ -40861,10 +41694,10 @@
       <w:szCs w:val="32"/>
     </w:rPr>
   </w:style>
-  <w:style w:type="character" w:styleId="152">
+  <w:style w:type="character" w:styleId="1141">
     <w:name w:val="Heading 3 Char"/>
-    <w:basedOn w:val="1004"/>
-    <w:link w:val="1003"/>
+    <w:basedOn w:val="1179"/>
+    <w:link w:val="1178"/>
     <w:uiPriority w:val="9"/>
     <w:pPr>
       <w:pBdr/>
@@ -40878,10 +41711,10 @@
       <w:szCs w:val="28"/>
     </w:rPr>
   </w:style>
-  <w:style w:type="character" w:styleId="153">
+  <w:style w:type="character" w:styleId="1142">
     <w:name w:val="Heading 4 Char"/>
-    <w:basedOn w:val="1004"/>
-    <w:link w:val="142"/>
+    <w:basedOn w:val="1179"/>
+    <w:link w:val="1133"/>
     <w:uiPriority w:val="9"/>
     <w:pPr>
       <w:pBdr/>
@@ -40895,10 +41728,10 @@
       <w:color w:val="0f4761" w:themeColor="accent1" w:themeShade="BF"/>
     </w:rPr>
   </w:style>
-  <w:style w:type="character" w:styleId="154">
+  <w:style w:type="character" w:styleId="1143">
     <w:name w:val="Heading 5 Char"/>
-    <w:basedOn w:val="1004"/>
-    <w:link w:val="143"/>
+    <w:basedOn w:val="1179"/>
+    <w:link w:val="1134"/>
     <w:uiPriority w:val="9"/>
     <w:pPr>
       <w:pBdr/>
@@ -40910,10 +41743,10 @@
       <w:color w:val="0f4761" w:themeColor="accent1" w:themeShade="BF"/>
     </w:rPr>
   </w:style>
-  <w:style w:type="character" w:styleId="155">
+  <w:style w:type="character" w:styleId="1144">
     <w:name w:val="Heading 6 Char"/>
-    <w:basedOn w:val="1004"/>
-    <w:link w:val="144"/>
+    <w:basedOn w:val="1179"/>
+    <w:link w:val="1135"/>
     <w:uiPriority w:val="9"/>
     <w:pPr>
       <w:pBdr/>
@@ -40927,10 +41760,10 @@
       <w:color w:val="595959" w:themeColor="text1" w:themeTint="A6"/>
     </w:rPr>
   </w:style>
-  <w:style w:type="character" w:styleId="156">
+  <w:style w:type="character" w:styleId="1145">
     <w:name w:val="Heading 7 Char"/>
-    <w:basedOn w:val="1004"/>
-    <w:link w:val="145"/>
+    <w:basedOn w:val="1179"/>
+    <w:link w:val="1136"/>
     <w:uiPriority w:val="9"/>
     <w:pPr>
       <w:pBdr/>
@@ -40942,10 +41775,10 @@
       <w:color w:val="595959" w:themeColor="text1" w:themeTint="A6"/>
     </w:rPr>
   </w:style>
-  <w:style w:type="character" w:styleId="157">
+  <w:style w:type="character" w:styleId="1146">
     <w:name w:val="Heading 8 Char"/>
-    <w:basedOn w:val="1004"/>
-    <w:link w:val="146"/>
+    <w:basedOn w:val="1179"/>
+    <w:link w:val="1137"/>
     <w:uiPriority w:val="9"/>
     <w:pPr>
       <w:pBdr/>
@@ -40959,10 +41792,10 @@
       <w:color w:val="272727" w:themeColor="text1" w:themeTint="D8"/>
     </w:rPr>
   </w:style>
-  <w:style w:type="character" w:styleId="158">
+  <w:style w:type="character" w:styleId="1147">
     <w:name w:val="Heading 9 Char"/>
-    <w:basedOn w:val="1004"/>
-    <w:link w:val="147"/>
+    <w:basedOn w:val="1179"/>
+    <w:link w:val="1138"/>
     <w:uiPriority w:val="9"/>
     <w:pPr>
       <w:pBdr/>
@@ -40976,10 +41809,10 @@
       <w:color w:val="272727" w:themeColor="text1" w:themeTint="D8"/>
     </w:rPr>
   </w:style>
-  <w:style w:type="character" w:styleId="160">
+  <w:style w:type="character" w:styleId="1148">
     <w:name w:val="Title Char"/>
-    <w:basedOn w:val="1004"/>
-    <w:link w:val="1009"/>
+    <w:basedOn w:val="1179"/>
+    <w:link w:val="1184"/>
     <w:uiPriority w:val="10"/>
     <w:pPr>
       <w:pBdr/>
@@ -40993,10 +41826,10 @@
       <w:szCs w:val="56"/>
     </w:rPr>
   </w:style>
-  <w:style w:type="character" w:styleId="162">
+  <w:style w:type="character" w:styleId="1149">
     <w:name w:val="Subtitle Char"/>
-    <w:basedOn w:val="1004"/>
-    <w:link w:val="1032"/>
+    <w:basedOn w:val="1179"/>
+    <w:link w:val="1207"/>
     <w:uiPriority w:val="11"/>
     <w:pPr>
       <w:pBdr/>
@@ -41010,11 +41843,11 @@
       <w:szCs w:val="28"/>
     </w:rPr>
   </w:style>
-  <w:style w:type="paragraph" w:styleId="163">
+  <w:style w:type="paragraph" w:styleId="1150">
     <w:name w:val="Quote"/>
-    <w:basedOn w:val="1000"/>
-    <w:next w:val="1000"/>
-    <w:link w:val="164"/>
+    <w:basedOn w:val="1175"/>
+    <w:next w:val="1175"/>
+    <w:link w:val="1151"/>
     <w:uiPriority w:val="29"/>
     <w:qFormat/>
     <w:pPr>
@@ -41029,10 +41862,10 @@
       <w:color w:val="404040" w:themeColor="text1" w:themeTint="BF"/>
     </w:rPr>
   </w:style>
-  <w:style w:type="character" w:styleId="164">
+  <w:style w:type="character" w:styleId="1151">
     <w:name w:val="Quote Char"/>
-    <w:basedOn w:val="1004"/>
-    <w:link w:val="163"/>
+    <w:basedOn w:val="1179"/>
+    <w:link w:val="1150"/>
     <w:uiPriority w:val="29"/>
     <w:pPr>
       <w:pBdr/>
@@ -41045,9 +41878,9 @@
       <w:color w:val="404040" w:themeColor="text1" w:themeTint="BF"/>
     </w:rPr>
   </w:style>
-  <w:style w:type="character" w:styleId="166">
+  <w:style w:type="character" w:styleId="1152">
     <w:name w:val="Intense Emphasis"/>
-    <w:basedOn w:val="1004"/>
+    <w:basedOn w:val="1179"/>
     <w:uiPriority w:val="21"/>
     <w:qFormat/>
     <w:pPr>
@@ -41061,10 +41894,10 @@
       <w:color w:val="0f4761" w:themeColor="accent1" w:themeShade="BF"/>
     </w:rPr>
   </w:style>
-  <w:style w:type="character" w:styleId="168">
+  <w:style w:type="character" w:styleId="1153">
     <w:name w:val="Intense Quote Char"/>
-    <w:basedOn w:val="1004"/>
-    <w:link w:val="1043"/>
+    <w:basedOn w:val="1179"/>
+    <w:link w:val="1218"/>
     <w:uiPriority w:val="30"/>
     <w:pPr>
       <w:pBdr/>
@@ -41077,9 +41910,9 @@
       <w:color w:val="0f4761" w:themeColor="accent1" w:themeShade="BF"/>
     </w:rPr>
   </w:style>
-  <w:style w:type="character" w:styleId="169">
+  <w:style w:type="character" w:styleId="1154">
     <w:name w:val="Intense Reference"/>
-    <w:basedOn w:val="1004"/>
+    <w:basedOn w:val="1179"/>
     <w:uiPriority w:val="32"/>
     <w:qFormat/>
     <w:pPr>
@@ -41095,9 +41928,9 @@
       <w:spacing w:val="5"/>
     </w:rPr>
   </w:style>
-  <w:style w:type="character" w:styleId="171">
+  <w:style w:type="character" w:styleId="1155">
     <w:name w:val="Subtle Emphasis"/>
-    <w:basedOn w:val="1004"/>
+    <w:basedOn w:val="1179"/>
     <w:uiPriority w:val="19"/>
     <w:qFormat/>
     <w:pPr>
@@ -41111,9 +41944,9 @@
       <w:color w:val="404040" w:themeColor="text1" w:themeTint="BF"/>
     </w:rPr>
   </w:style>
-  <w:style w:type="character" w:styleId="172">
+  <w:style w:type="character" w:styleId="1156">
     <w:name w:val="Emphasis"/>
-    <w:basedOn w:val="1004"/>
+    <w:basedOn w:val="1179"/>
     <w:uiPriority w:val="20"/>
     <w:qFormat/>
     <w:pPr>
@@ -41126,9 +41959,9 @@
       <w:iCs/>
     </w:rPr>
   </w:style>
-  <w:style w:type="character" w:styleId="173">
+  <w:style w:type="character" w:styleId="1157">
     <w:name w:val="Strong"/>
-    <w:basedOn w:val="1004"/>
+    <w:basedOn w:val="1179"/>
     <w:uiPriority w:val="22"/>
     <w:qFormat/>
     <w:pPr>
@@ -41141,9 +41974,9 @@
       <w:bCs/>
     </w:rPr>
   </w:style>
-  <w:style w:type="character" w:styleId="174">
+  <w:style w:type="character" w:styleId="1158">
     <w:name w:val="Subtle Reference"/>
-    <w:basedOn w:val="1004"/>
+    <w:basedOn w:val="1179"/>
     <w:uiPriority w:val="31"/>
     <w:qFormat/>
     <w:pPr>
@@ -41156,9 +41989,9 @@
       <w:color w:val="5a5a5a" w:themeColor="text1" w:themeTint="A5"/>
     </w:rPr>
   </w:style>
-  <w:style w:type="character" w:styleId="175">
+  <w:style w:type="character" w:styleId="1159">
     <w:name w:val="Book Title"/>
-    <w:basedOn w:val="1004"/>
+    <w:basedOn w:val="1179"/>
     <w:uiPriority w:val="33"/>
     <w:qFormat/>
     <w:pPr>
@@ -41174,10 +42007,10 @@
       <w:spacing w:val="5"/>
     </w:rPr>
   </w:style>
-  <w:style w:type="character" w:styleId="177">
+  <w:style w:type="character" w:styleId="1160">
     <w:name w:val="Header Char"/>
-    <w:basedOn w:val="1004"/>
-    <w:link w:val="1012"/>
+    <w:basedOn w:val="1179"/>
+    <w:link w:val="1187"/>
     <w:uiPriority w:val="99"/>
     <w:pPr>
       <w:pBdr/>
@@ -41185,10 +42018,10 @@
       <w:ind/>
     </w:pPr>
   </w:style>
-  <w:style w:type="character" w:styleId="179">
+  <w:style w:type="character" w:styleId="1161">
     <w:name w:val="Footer Char"/>
-    <w:basedOn w:val="1004"/>
-    <w:link w:val="1014"/>
+    <w:basedOn w:val="1179"/>
+    <w:link w:val="1189"/>
     <w:uiPriority w:val="99"/>
     <w:pPr>
       <w:pBdr/>
@@ -41196,10 +42029,10 @@
       <w:ind/>
     </w:pPr>
   </w:style>
-  <w:style w:type="character" w:styleId="182">
+  <w:style w:type="character" w:styleId="1162">
     <w:name w:val="Footnote Text Char"/>
-    <w:basedOn w:val="1004"/>
-    <w:link w:val="1046"/>
+    <w:basedOn w:val="1179"/>
+    <w:link w:val="1221"/>
     <w:uiPriority w:val="99"/>
     <w:semiHidden/>
     <w:pPr>
@@ -41212,10 +42045,10 @@
       <w:szCs w:val="20"/>
     </w:rPr>
   </w:style>
-  <w:style w:type="paragraph" w:styleId="184">
+  <w:style w:type="paragraph" w:styleId="1163">
     <w:name w:val="endnote text"/>
-    <w:basedOn w:val="1000"/>
-    <w:link w:val="185"/>
+    <w:basedOn w:val="1175"/>
+    <w:link w:val="1164"/>
     <w:uiPriority w:val="99"/>
     <w:semiHidden/>
     <w:unhideWhenUsed/>
@@ -41229,10 +42062,10 @@
       <w:szCs w:val="20"/>
     </w:rPr>
   </w:style>
-  <w:style w:type="character" w:styleId="185">
+  <w:style w:type="character" w:styleId="1164">
     <w:name w:val="Endnote Text Char"/>
-    <w:basedOn w:val="1004"/>
-    <w:link w:val="184"/>
+    <w:basedOn w:val="1179"/>
+    <w:link w:val="1163"/>
     <w:uiPriority w:val="99"/>
     <w:semiHidden/>
     <w:pPr>
@@ -41245,9 +42078,9 @@
       <w:szCs w:val="20"/>
     </w:rPr>
   </w:style>
-  <w:style w:type="character" w:styleId="186">
+  <w:style w:type="character" w:styleId="1165">
     <w:name w:val="endnote reference"/>
-    <w:basedOn w:val="1004"/>
+    <w:basedOn w:val="1179"/>
     <w:uiPriority w:val="99"/>
     <w:semiHidden/>
     <w:unhideWhenUsed/>
@@ -41260,9 +42093,9 @@
       <w:vertAlign w:val="superscript"/>
     </w:rPr>
   </w:style>
-  <w:style w:type="character" w:styleId="188">
+  <w:style w:type="character" w:styleId="1166">
     <w:name w:val="FollowedHyperlink"/>
-    <w:basedOn w:val="1004"/>
+    <w:basedOn w:val="1179"/>
     <w:uiPriority w:val="99"/>
     <w:semiHidden/>
     <w:unhideWhenUsed/>
@@ -41276,10 +42109,10 @@
       <w:u w:val="single"/>
     </w:rPr>
   </w:style>
-  <w:style w:type="paragraph" w:styleId="192">
+  <w:style w:type="paragraph" w:styleId="1167">
     <w:name w:val="toc 4"/>
-    <w:basedOn w:val="1000"/>
-    <w:next w:val="1000"/>
+    <w:basedOn w:val="1175"/>
+    <w:next w:val="1175"/>
     <w:uiPriority w:val="39"/>
     <w:unhideWhenUsed/>
     <w:pPr>
@@ -41288,10 +42121,10 @@
       <w:ind w:left="660"/>
     </w:pPr>
   </w:style>
-  <w:style w:type="paragraph" w:styleId="193">
+  <w:style w:type="paragraph" w:styleId="1168">
     <w:name w:val="toc 5"/>
-    <w:basedOn w:val="1000"/>
-    <w:next w:val="1000"/>
+    <w:basedOn w:val="1175"/>
+    <w:next w:val="1175"/>
     <w:uiPriority w:val="39"/>
     <w:unhideWhenUsed/>
     <w:pPr>
@@ -41300,10 +42133,10 @@
       <w:ind w:left="880"/>
     </w:pPr>
   </w:style>
-  <w:style w:type="paragraph" w:styleId="194">
+  <w:style w:type="paragraph" w:styleId="1169">
     <w:name w:val="toc 6"/>
-    <w:basedOn w:val="1000"/>
-    <w:next w:val="1000"/>
+    <w:basedOn w:val="1175"/>
+    <w:next w:val="1175"/>
     <w:uiPriority w:val="39"/>
     <w:unhideWhenUsed/>
     <w:pPr>
@@ -41312,10 +42145,10 @@
       <w:ind w:left="1100"/>
     </w:pPr>
   </w:style>
-  <w:style w:type="paragraph" w:styleId="195">
+  <w:style w:type="paragraph" w:styleId="1170">
     <w:name w:val="toc 7"/>
-    <w:basedOn w:val="1000"/>
-    <w:next w:val="1000"/>
+    <w:basedOn w:val="1175"/>
+    <w:next w:val="1175"/>
     <w:uiPriority w:val="39"/>
     <w:unhideWhenUsed/>
     <w:pPr>
@@ -41324,10 +42157,10 @@
       <w:ind w:left="1320"/>
     </w:pPr>
   </w:style>
-  <w:style w:type="paragraph" w:styleId="196">
+  <w:style w:type="paragraph" w:styleId="1171">
     <w:name w:val="toc 8"/>
-    <w:basedOn w:val="1000"/>
-    <w:next w:val="1000"/>
+    <w:basedOn w:val="1175"/>
+    <w:next w:val="1175"/>
     <w:uiPriority w:val="39"/>
     <w:unhideWhenUsed/>
     <w:pPr>
@@ -41336,10 +42169,10 @@
       <w:ind w:left="1540"/>
     </w:pPr>
   </w:style>
-  <w:style w:type="paragraph" w:styleId="197">
+  <w:style w:type="paragraph" w:styleId="1172">
     <w:name w:val="toc 9"/>
-    <w:basedOn w:val="1000"/>
-    <w:next w:val="1000"/>
+    <w:basedOn w:val="1175"/>
+    <w:next w:val="1175"/>
     <w:uiPriority w:val="39"/>
     <w:unhideWhenUsed/>
     <w:pPr>
@@ -41348,9 +42181,9 @@
       <w:ind w:left="1760"/>
     </w:pPr>
   </w:style>
-  <w:style w:type="character" w:styleId="198">
+  <w:style w:type="character" w:styleId="1173">
     <w:name w:val="Placeholder Text"/>
-    <w:basedOn w:val="1004"/>
+    <w:basedOn w:val="1179"/>
     <w:uiPriority w:val="99"/>
     <w:semiHidden/>
     <w:pPr>
@@ -41362,10 +42195,10 @@
       <w:color w:val="666666"/>
     </w:rPr>
   </w:style>
-  <w:style w:type="paragraph" w:styleId="209">
+  <w:style w:type="paragraph" w:styleId="1174">
     <w:name w:val="table of figures"/>
-    <w:basedOn w:val="1000"/>
-    <w:next w:val="1000"/>
+    <w:basedOn w:val="1175"/>
+    <w:next w:val="1175"/>
     <w:uiPriority w:val="99"/>
     <w:unhideWhenUsed/>
     <w:pPr>
@@ -41374,7 +42207,7 @@
       <w:ind/>
     </w:pPr>
   </w:style>
-  <w:style w:type="paragraph" w:styleId="1000" w:default="1">
+  <w:style w:type="paragraph" w:styleId="1175" w:default="1">
     <w:name w:val="Normal"/>
     <w:qFormat/>
     <w:pPr>
@@ -41383,11 +42216,11 @@
       <w:ind/>
     </w:pPr>
   </w:style>
-  <w:style w:type="paragraph" w:styleId="1001">
+  <w:style w:type="paragraph" w:styleId="1176">
     <w:name w:val="Heading 1"/>
-    <w:basedOn w:val="1000"/>
-    <w:next w:val="1000"/>
-    <w:link w:val="1020"/>
+    <w:basedOn w:val="1175"/>
+    <w:next w:val="1175"/>
+    <w:link w:val="1195"/>
     <w:uiPriority w:val="9"/>
     <w:qFormat/>
     <w:pPr>
@@ -41405,11 +42238,11 @@
       <w:szCs w:val="32"/>
     </w:rPr>
   </w:style>
-  <w:style w:type="paragraph" w:styleId="1002">
+  <w:style w:type="paragraph" w:styleId="1177">
     <w:name w:val="Heading 2"/>
-    <w:basedOn w:val="1000"/>
-    <w:next w:val="1000"/>
-    <w:link w:val="1021"/>
+    <w:basedOn w:val="1175"/>
+    <w:next w:val="1175"/>
+    <w:link w:val="1196"/>
     <w:uiPriority w:val="9"/>
     <w:unhideWhenUsed/>
     <w:qFormat/>
@@ -41428,11 +42261,11 @@
       <w:szCs w:val="26"/>
     </w:rPr>
   </w:style>
-  <w:style w:type="paragraph" w:styleId="1003">
+  <w:style w:type="paragraph" w:styleId="1178">
     <w:name w:val="Heading 3"/>
-    <w:basedOn w:val="1000"/>
-    <w:next w:val="1000"/>
-    <w:link w:val="1022"/>
+    <w:basedOn w:val="1175"/>
+    <w:next w:val="1175"/>
+    <w:link w:val="1197"/>
     <w:uiPriority w:val="9"/>
     <w:unhideWhenUsed/>
     <w:qFormat/>
@@ -41451,7 +42284,7 @@
       <w:szCs w:val="24"/>
     </w:rPr>
   </w:style>
-  <w:style w:type="character" w:styleId="1004" w:default="1">
+  <w:style w:type="character" w:styleId="1179" w:default="1">
     <w:name w:val="Default Paragraph Font"/>
     <w:uiPriority w:val="1"/>
     <w:semiHidden/>
@@ -41462,7 +42295,7 @@
       <w:ind/>
     </w:pPr>
   </w:style>
-  <w:style w:type="table" w:styleId="1005" w:default="1">
+  <w:style w:type="table" w:styleId="1180" w:default="1">
     <w:name w:val="Normal Table"/>
     <w:uiPriority w:val="99"/>
     <w:semiHidden/>
@@ -41655,7 +42488,7 @@
       </w:tcPr>
     </w:tblStylePr>
   </w:style>
-  <w:style w:type="numbering" w:styleId="1006" w:default="1">
+  <w:style w:type="numbering" w:styleId="1181" w:default="1">
     <w:name w:val="No List"/>
     <w:uiPriority w:val="99"/>
     <w:semiHidden/>
@@ -41666,9 +42499,9 @@
       <w:ind/>
     </w:pPr>
   </w:style>
-  <w:style w:type="paragraph" w:styleId="1007">
+  <w:style w:type="paragraph" w:styleId="1182">
     <w:name w:val="No Spacing"/>
-    <w:link w:val="1008"/>
+    <w:link w:val="1183"/>
     <w:uiPriority w:val="1"/>
     <w:qFormat/>
     <w:pPr>
@@ -41681,10 +42514,10 @@
       <w:lang w:eastAsia="es-CL"/>
     </w:rPr>
   </w:style>
-  <w:style w:type="character" w:styleId="1008" w:customStyle="1">
+  <w:style w:type="character" w:styleId="1183" w:customStyle="1">
     <w:name w:val="Sin espaciado Car"/>
-    <w:basedOn w:val="1004"/>
-    <w:link w:val="1007"/>
+    <w:basedOn w:val="1179"/>
+    <w:link w:val="1182"/>
     <w:uiPriority w:val="1"/>
     <w:pPr>
       <w:pBdr/>
@@ -41696,11 +42529,11 @@
       <w:lang w:eastAsia="es-CL"/>
     </w:rPr>
   </w:style>
-  <w:style w:type="paragraph" w:styleId="1009">
+  <w:style w:type="paragraph" w:styleId="1184">
     <w:name w:val="Title"/>
-    <w:basedOn w:val="1000"/>
-    <w:next w:val="1000"/>
-    <w:link w:val="1010"/>
+    <w:basedOn w:val="1175"/>
+    <w:next w:val="1175"/>
+    <w:link w:val="1185"/>
     <w:uiPriority w:val="10"/>
     <w:qFormat/>
     <w:pPr>
@@ -41716,10 +42549,10 @@
       <w:szCs w:val="56"/>
     </w:rPr>
   </w:style>
-  <w:style w:type="character" w:styleId="1010" w:customStyle="1">
+  <w:style w:type="character" w:styleId="1185" w:customStyle="1">
     <w:name w:val="Título Car"/>
-    <w:basedOn w:val="1004"/>
-    <w:link w:val="1009"/>
+    <w:basedOn w:val="1179"/>
+    <w:link w:val="1184"/>
     <w:uiPriority w:val="10"/>
     <w:pPr>
       <w:pBdr/>
@@ -41733,9 +42566,9 @@
       <w:szCs w:val="56"/>
     </w:rPr>
   </w:style>
-  <w:style w:type="table" w:styleId="1011">
+  <w:style w:type="table" w:styleId="1186">
     <w:name w:val="Table Grid"/>
-    <w:basedOn w:val="1005"/>
+    <w:basedOn w:val="1180"/>
     <w:uiPriority w:val="39"/>
     <w:pPr>
       <w:pBdr/>
@@ -41925,10 +42758,10 @@
       </w:tcPr>
     </w:tblStylePr>
   </w:style>
-  <w:style w:type="paragraph" w:styleId="1012">
+  <w:style w:type="paragraph" w:styleId="1187">
     <w:name w:val="Header"/>
-    <w:basedOn w:val="1000"/>
-    <w:link w:val="1013"/>
+    <w:basedOn w:val="1175"/>
+    <w:link w:val="1188"/>
     <w:unhideWhenUsed/>
     <w:pPr>
       <w:pBdr/>
@@ -41940,20 +42773,20 @@
       <w:ind/>
     </w:pPr>
   </w:style>
-  <w:style w:type="character" w:styleId="1013" w:customStyle="1">
+  <w:style w:type="character" w:styleId="1188" w:customStyle="1">
     <w:name w:val="Encabezado Car"/>
-    <w:basedOn w:val="1004"/>
-    <w:link w:val="1012"/>
+    <w:basedOn w:val="1179"/>
+    <w:link w:val="1187"/>
     <w:pPr>
       <w:pBdr/>
       <w:spacing/>
       <w:ind/>
     </w:pPr>
   </w:style>
-  <w:style w:type="paragraph" w:styleId="1014">
+  <w:style w:type="paragraph" w:styleId="1189">
     <w:name w:val="Footer"/>
-    <w:basedOn w:val="1000"/>
-    <w:link w:val="1015"/>
+    <w:basedOn w:val="1175"/>
+    <w:link w:val="1190"/>
     <w:uiPriority w:val="99"/>
     <w:unhideWhenUsed/>
     <w:pPr>
@@ -41966,10 +42799,10 @@
       <w:ind/>
     </w:pPr>
   </w:style>
-  <w:style w:type="character" w:styleId="1015" w:customStyle="1">
+  <w:style w:type="character" w:styleId="1190" w:customStyle="1">
     <w:name w:val="Pie de página Car"/>
-    <w:basedOn w:val="1004"/>
-    <w:link w:val="1014"/>
+    <w:basedOn w:val="1179"/>
+    <w:link w:val="1189"/>
     <w:uiPriority w:val="99"/>
     <w:pPr>
       <w:pBdr/>
@@ -41977,9 +42810,9 @@
       <w:ind/>
     </w:pPr>
   </w:style>
-  <w:style w:type="table" w:styleId="1016" w:customStyle="1">
+  <w:style w:type="table" w:styleId="1191" w:customStyle="1">
     <w:name w:val="Tabla normal 11"/>
-    <w:basedOn w:val="1005"/>
+    <w:basedOn w:val="1180"/>
     <w:uiPriority w:val="41"/>
     <w:pPr>
       <w:pBdr/>
@@ -42191,10 +43024,10 @@
       </w:tcPr>
     </w:tblStylePr>
   </w:style>
-  <w:style w:type="paragraph" w:styleId="1017">
+  <w:style w:type="paragraph" w:styleId="1192">
     <w:name w:val="List Paragraph"/>
-    <w:basedOn w:val="1000"/>
-    <w:link w:val="1039"/>
+    <w:basedOn w:val="1175"/>
+    <w:link w:val="1214"/>
     <w:uiPriority w:val="34"/>
     <w:qFormat/>
     <w:pPr>
@@ -42204,10 +43037,10 @@
       <w:contextualSpacing w:val="true"/>
     </w:pPr>
   </w:style>
-  <w:style w:type="paragraph" w:styleId="1018">
+  <w:style w:type="paragraph" w:styleId="1193">
     <w:name w:val="Balloon Text"/>
-    <w:basedOn w:val="1000"/>
-    <w:link w:val="1019"/>
+    <w:basedOn w:val="1175"/>
+    <w:link w:val="1194"/>
     <w:uiPriority w:val="99"/>
     <w:semiHidden/>
     <w:unhideWhenUsed/>
@@ -42222,10 +43055,10 @@
       <w:szCs w:val="18"/>
     </w:rPr>
   </w:style>
-  <w:style w:type="character" w:styleId="1019" w:customStyle="1">
+  <w:style w:type="character" w:styleId="1194" w:customStyle="1">
     <w:name w:val="Texto de globo Car"/>
-    <w:basedOn w:val="1004"/>
-    <w:link w:val="1018"/>
+    <w:basedOn w:val="1179"/>
+    <w:link w:val="1193"/>
     <w:uiPriority w:val="99"/>
     <w:semiHidden/>
     <w:pPr>
@@ -42239,10 +43072,10 @@
       <w:szCs w:val="18"/>
     </w:rPr>
   </w:style>
-  <w:style w:type="character" w:styleId="1020" w:customStyle="1">
+  <w:style w:type="character" w:styleId="1195" w:customStyle="1">
     <w:name w:val="Título 1 Car"/>
-    <w:basedOn w:val="1004"/>
-    <w:link w:val="1001"/>
+    <w:basedOn w:val="1179"/>
+    <w:link w:val="1176"/>
     <w:uiPriority w:val="9"/>
     <w:pPr>
       <w:pBdr/>
@@ -42256,10 +43089,10 @@
       <w:szCs w:val="32"/>
     </w:rPr>
   </w:style>
-  <w:style w:type="character" w:styleId="1021" w:customStyle="1">
+  <w:style w:type="character" w:styleId="1196" w:customStyle="1">
     <w:name w:val="Título 2 Car"/>
-    <w:basedOn w:val="1004"/>
-    <w:link w:val="1002"/>
+    <w:basedOn w:val="1179"/>
+    <w:link w:val="1177"/>
     <w:uiPriority w:val="9"/>
     <w:pPr>
       <w:pBdr/>
@@ -42273,10 +43106,10 @@
       <w:szCs w:val="26"/>
     </w:rPr>
   </w:style>
-  <w:style w:type="character" w:styleId="1022" w:customStyle="1">
+  <w:style w:type="character" w:styleId="1197" w:customStyle="1">
     <w:name w:val="Título 3 Car"/>
-    <w:basedOn w:val="1004"/>
-    <w:link w:val="1003"/>
+    <w:basedOn w:val="1179"/>
+    <w:link w:val="1178"/>
     <w:uiPriority w:val="9"/>
     <w:pPr>
       <w:pBdr/>
@@ -42290,9 +43123,9 @@
       <w:szCs w:val="24"/>
     </w:rPr>
   </w:style>
-  <w:style w:type="paragraph" w:styleId="1023">
+  <w:style w:type="paragraph" w:styleId="1198">
     <w:name w:val="Normal (Web)"/>
-    <w:basedOn w:val="1000"/>
+    <w:basedOn w:val="1175"/>
     <w:uiPriority w:val="99"/>
     <w:unhideWhenUsed/>
     <w:pPr>
@@ -42307,9 +43140,9 @@
       <w:lang w:eastAsia="es-CL"/>
     </w:rPr>
   </w:style>
-  <w:style w:type="character" w:styleId="1024">
+  <w:style w:type="character" w:styleId="1199">
     <w:name w:val="annotation reference"/>
-    <w:basedOn w:val="1004"/>
+    <w:basedOn w:val="1179"/>
     <w:uiPriority w:val="99"/>
     <w:semiHidden/>
     <w:unhideWhenUsed/>
@@ -42323,10 +43156,10 @@
       <w:szCs w:val="16"/>
     </w:rPr>
   </w:style>
-  <w:style w:type="paragraph" w:styleId="1025">
+  <w:style w:type="paragraph" w:styleId="1200">
     <w:name w:val="annotation text"/>
-    <w:basedOn w:val="1000"/>
-    <w:link w:val="1026"/>
+    <w:basedOn w:val="1175"/>
+    <w:link w:val="1201"/>
     <w:uiPriority w:val="99"/>
     <w:unhideWhenUsed/>
     <w:pPr>
@@ -42339,10 +43172,10 @@
       <w:szCs w:val="20"/>
     </w:rPr>
   </w:style>
-  <w:style w:type="character" w:styleId="1026" w:customStyle="1">
+  <w:style w:type="character" w:styleId="1201" w:customStyle="1">
     <w:name w:val="Texto comentario Car"/>
-    <w:basedOn w:val="1004"/>
-    <w:link w:val="1025"/>
+    <w:basedOn w:val="1179"/>
+    <w:link w:val="1200"/>
     <w:uiPriority w:val="99"/>
     <w:pPr>
       <w:pBdr/>
@@ -42354,11 +43187,11 @@
       <w:szCs w:val="20"/>
     </w:rPr>
   </w:style>
-  <w:style w:type="paragraph" w:styleId="1027">
+  <w:style w:type="paragraph" w:styleId="1202">
     <w:name w:val="annotation subject"/>
-    <w:basedOn w:val="1025"/>
-    <w:next w:val="1025"/>
-    <w:link w:val="1028"/>
+    <w:basedOn w:val="1200"/>
+    <w:next w:val="1200"/>
+    <w:link w:val="1203"/>
     <w:uiPriority w:val="99"/>
     <w:semiHidden/>
     <w:unhideWhenUsed/>
@@ -42372,10 +43205,10 @@
       <w:bCs/>
     </w:rPr>
   </w:style>
-  <w:style w:type="character" w:styleId="1028" w:customStyle="1">
+  <w:style w:type="character" w:styleId="1203" w:customStyle="1">
     <w:name w:val="Asunto del comentario Car"/>
-    <w:basedOn w:val="1026"/>
-    <w:link w:val="1027"/>
+    <w:basedOn w:val="1201"/>
+    <w:link w:val="1202"/>
     <w:uiPriority w:val="99"/>
     <w:semiHidden/>
     <w:pPr>
@@ -42390,9 +43223,9 @@
       <w:szCs w:val="20"/>
     </w:rPr>
   </w:style>
-  <w:style w:type="table" w:styleId="1029" w:customStyle="1">
+  <w:style w:type="table" w:styleId="1204" w:customStyle="1">
     <w:name w:val="Tabla con cuadrícula 1 clara - Énfasis 11"/>
-    <w:basedOn w:val="1005"/>
+    <w:basedOn w:val="1180"/>
     <w:uiPriority w:val="46"/>
     <w:pPr>
       <w:pBdr/>
@@ -42604,9 +43437,9 @@
       </w:tcPr>
     </w:tblStylePr>
   </w:style>
-  <w:style w:type="character" w:styleId="1030">
+  <w:style w:type="character" w:styleId="1205">
     <w:name w:val="Hyperlink"/>
-    <w:basedOn w:val="1004"/>
+    <w:basedOn w:val="1179"/>
     <w:uiPriority w:val="99"/>
     <w:unhideWhenUsed/>
     <w:pPr>
@@ -42619,9 +43452,9 @@
       <w:u w:val="single"/>
     </w:rPr>
   </w:style>
-  <w:style w:type="character" w:styleId="1031" w:customStyle="1">
+  <w:style w:type="character" w:styleId="1206" w:customStyle="1">
     <w:name w:val="Mención sin resolver1"/>
-    <w:basedOn w:val="1004"/>
+    <w:basedOn w:val="1179"/>
     <w:uiPriority w:val="99"/>
     <w:semiHidden/>
     <w:unhideWhenUsed/>
@@ -42635,11 +43468,11 @@
       <w:shd w:val="clear" w:color="auto" w:fill="e1dfdd"/>
     </w:rPr>
   </w:style>
-  <w:style w:type="paragraph" w:styleId="1032">
+  <w:style w:type="paragraph" w:styleId="1207">
     <w:name w:val="Subtitle"/>
-    <w:basedOn w:val="1000"/>
-    <w:next w:val="1000"/>
-    <w:link w:val="1033"/>
+    <w:basedOn w:val="1175"/>
+    <w:next w:val="1175"/>
+    <w:link w:val="1208"/>
     <w:uiPriority w:val="19"/>
     <w:unhideWhenUsed/>
     <w:qFormat/>
@@ -42660,10 +43493,10 @@
       <w:lang w:val="en-US" w:eastAsia="ja-JP"/>
     </w:rPr>
   </w:style>
-  <w:style w:type="character" w:styleId="1033" w:customStyle="1">
+  <w:style w:type="character" w:styleId="1208" w:customStyle="1">
     <w:name w:val="Subtítulo Car"/>
-    <w:basedOn w:val="1004"/>
-    <w:link w:val="1032"/>
+    <w:basedOn w:val="1179"/>
+    <w:link w:val="1207"/>
     <w:uiPriority w:val="19"/>
     <w:pPr>
       <w:pBdr/>
@@ -42679,9 +43512,9 @@
       <w:lang w:val="en-US" w:eastAsia="ja-JP"/>
     </w:rPr>
   </w:style>
-  <w:style w:type="table" w:styleId="1034" w:customStyle="1">
+  <w:style w:type="table" w:styleId="1209" w:customStyle="1">
     <w:name w:val="Tabla financiera"/>
-    <w:basedOn w:val="1005"/>
+    <w:basedOn w:val="1180"/>
     <w:uiPriority w:val="99"/>
     <w:pPr>
       <w:pBdr/>
@@ -42892,9 +43725,9 @@
       </w:tcPr>
     </w:tblStylePr>
   </w:style>
-  <w:style w:type="table" w:styleId="1035">
+  <w:style w:type="table" w:styleId="1210">
     <w:name w:val="Plain Table 5"/>
-    <w:basedOn w:val="1005"/>
+    <w:basedOn w:val="1180"/>
     <w:uiPriority w:val="45"/>
     <w:pPr>
       <w:pBdr/>
@@ -43126,9 +43959,9 @@
       </w:tcPr>
     </w:tblStylePr>
   </w:style>
-  <w:style w:type="table" w:styleId="1036">
+  <w:style w:type="table" w:styleId="1211">
     <w:name w:val="List Table 2 Accent 5"/>
-    <w:basedOn w:val="1005"/>
+    <w:basedOn w:val="1180"/>
     <w:uiPriority w:val="47"/>
     <w:pPr>
       <w:pBdr/>
@@ -43335,7 +44168,7 @@
       </w:tcPr>
     </w:tblStylePr>
   </w:style>
-  <w:style w:type="paragraph" w:styleId="1037" w:customStyle="1">
+  <w:style w:type="paragraph" w:styleId="1212" w:customStyle="1">
     <w:name w:val="3CBD5A742C28424DA5172AD252E32316"/>
     <w:pPr>
       <w:pBdr/>
@@ -43347,10 +44180,10 @@
       <w:lang w:eastAsia="es-CL"/>
     </w:rPr>
   </w:style>
-  <w:style w:type="paragraph" w:styleId="1038">
+  <w:style w:type="paragraph" w:styleId="1213">
     <w:name w:val="TOC Heading"/>
-    <w:basedOn w:val="1001"/>
-    <w:next w:val="1000"/>
+    <w:basedOn w:val="1176"/>
+    <w:next w:val="1175"/>
     <w:uiPriority w:val="39"/>
     <w:unhideWhenUsed/>
     <w:qFormat/>
@@ -43364,9 +44197,9 @@
       <w:lang w:eastAsia="es-CL"/>
     </w:rPr>
   </w:style>
-  <w:style w:type="character" w:styleId="1039" w:customStyle="1">
+  <w:style w:type="character" w:styleId="1214" w:customStyle="1">
     <w:name w:val="Párrafo de lista Car"/>
-    <w:link w:val="1017"/>
+    <w:link w:val="1192"/>
     <w:uiPriority w:val="34"/>
     <w:pPr>
       <w:pBdr/>
@@ -43374,10 +44207,10 @@
       <w:ind/>
     </w:pPr>
   </w:style>
-  <w:style w:type="paragraph" w:styleId="1040">
+  <w:style w:type="paragraph" w:styleId="1215">
     <w:name w:val="toc 1"/>
-    <w:basedOn w:val="1000"/>
-    <w:next w:val="1000"/>
+    <w:basedOn w:val="1175"/>
+    <w:next w:val="1175"/>
     <w:uiPriority w:val="39"/>
     <w:unhideWhenUsed/>
     <w:pPr>
@@ -43386,10 +44219,10 @@
       <w:ind/>
     </w:pPr>
   </w:style>
-  <w:style w:type="paragraph" w:styleId="1041">
+  <w:style w:type="paragraph" w:styleId="1216">
     <w:name w:val="toc 2"/>
-    <w:basedOn w:val="1000"/>
-    <w:next w:val="1000"/>
+    <w:basedOn w:val="1175"/>
+    <w:next w:val="1175"/>
     <w:uiPriority w:val="39"/>
     <w:unhideWhenUsed/>
     <w:pPr>
@@ -43398,10 +44231,10 @@
       <w:ind w:left="220"/>
     </w:pPr>
   </w:style>
-  <w:style w:type="paragraph" w:styleId="1042">
+  <w:style w:type="paragraph" w:styleId="1217">
     <w:name w:val="toc 3"/>
-    <w:basedOn w:val="1000"/>
-    <w:next w:val="1000"/>
+    <w:basedOn w:val="1175"/>
+    <w:next w:val="1175"/>
     <w:uiPriority w:val="39"/>
     <w:unhideWhenUsed/>
     <w:pPr>
@@ -43410,11 +44243,11 @@
       <w:ind w:left="440"/>
     </w:pPr>
   </w:style>
-  <w:style w:type="paragraph" w:styleId="1043">
+  <w:style w:type="paragraph" w:styleId="1218">
     <w:name w:val="Intense Quote"/>
-    <w:basedOn w:val="1000"/>
-    <w:next w:val="1000"/>
-    <w:link w:val="1044"/>
+    <w:basedOn w:val="1175"/>
+    <w:next w:val="1175"/>
+    <w:link w:val="1219"/>
     <w:uiPriority w:val="30"/>
     <w:qFormat/>
     <w:pPr>
@@ -43432,10 +44265,10 @@
       <w:color w:val="5b9bd5" w:themeColor="accent1"/>
     </w:rPr>
   </w:style>
-  <w:style w:type="character" w:styleId="1044" w:customStyle="1">
+  <w:style w:type="character" w:styleId="1219" w:customStyle="1">
     <w:name w:val="Cita destacada Car"/>
-    <w:basedOn w:val="1004"/>
-    <w:link w:val="1043"/>
+    <w:basedOn w:val="1179"/>
+    <w:link w:val="1218"/>
     <w:uiPriority w:val="30"/>
     <w:pPr>
       <w:pBdr/>
@@ -43450,10 +44283,10 @@
       <w:color w:val="5b9bd5" w:themeColor="accent1"/>
     </w:rPr>
   </w:style>
-  <w:style w:type="paragraph" w:styleId="1045">
+  <w:style w:type="paragraph" w:styleId="1220">
     <w:name w:val="Caption"/>
-    <w:basedOn w:val="1000"/>
-    <w:next w:val="1000"/>
+    <w:basedOn w:val="1175"/>
+    <w:next w:val="1175"/>
     <w:uiPriority w:val="35"/>
     <w:unhideWhenUsed/>
     <w:qFormat/>
@@ -43471,10 +44304,10 @@
       <w:lang w:val="en-US" w:eastAsia="ja-JP"/>
     </w:rPr>
   </w:style>
-  <w:style w:type="paragraph" w:styleId="1046">
+  <w:style w:type="paragraph" w:styleId="1221">
     <w:name w:val="footnote text"/>
-    <w:basedOn w:val="1000"/>
-    <w:link w:val="1047"/>
+    <w:basedOn w:val="1175"/>
+    <w:link w:val="1222"/>
     <w:uiPriority w:val="99"/>
     <w:semiHidden/>
     <w:unhideWhenUsed/>
@@ -43489,10 +44322,10 @@
       <w:lang w:val="es-ES"/>
     </w:rPr>
   </w:style>
-  <w:style w:type="character" w:styleId="1047" w:customStyle="1">
+  <w:style w:type="character" w:styleId="1222" w:customStyle="1">
     <w:name w:val="Texto nota pie Car"/>
-    <w:basedOn w:val="1004"/>
-    <w:link w:val="1046"/>
+    <w:basedOn w:val="1179"/>
+    <w:link w:val="1221"/>
     <w:uiPriority w:val="99"/>
     <w:semiHidden/>
     <w:pPr>
@@ -43506,9 +44339,9 @@
       <w:lang w:val="es-ES"/>
     </w:rPr>
   </w:style>
-  <w:style w:type="character" w:styleId="1048">
+  <w:style w:type="character" w:styleId="1223">
     <w:name w:val="footnote reference"/>
-    <w:basedOn w:val="1004"/>
+    <w:basedOn w:val="1179"/>
     <w:unhideWhenUsed/>
     <w:pPr>
       <w:pBdr/>
@@ -43519,16 +44352,16 @@
       <w:vertAlign w:val="superscript"/>
     </w:rPr>
   </w:style>
-  <w:style w:type="character" w:styleId="1049" w:customStyle="1">
+  <w:style w:type="character" w:styleId="1224" w:customStyle="1">
     <w:name w:val="normaltextrun"/>
-    <w:basedOn w:val="1004"/>
+    <w:basedOn w:val="1179"/>
     <w:pPr>
       <w:pBdr/>
       <w:spacing/>
       <w:ind/>
     </w:pPr>
   </w:style>
-  <w:style w:type="paragraph" w:styleId="1050" w:customStyle="1">
+  <w:style w:type="paragraph" w:styleId="1225" w:customStyle="1">
     <w:name w:val="Default"/>
     <w:pPr>
       <w:pBdr/>
@@ -43542,9 +44375,9 @@
       <w:szCs w:val="24"/>
     </w:rPr>
   </w:style>
-  <w:style w:type="table" w:styleId="1051">
+  <w:style w:type="table" w:styleId="1226">
     <w:name w:val="Grid Table Light"/>
-    <w:basedOn w:val="1005"/>
+    <w:basedOn w:val="1180"/>
     <w:uiPriority w:val="40"/>
     <w:pPr>
       <w:pBdr/>
@@ -43734,10 +44567,10 @@
       </w:tcPr>
     </w:tblStylePr>
   </w:style>
-  <w:style w:type="table" w:styleId="1052" w:customStyle="1">
+  <w:style w:type="table" w:styleId="1227" w:customStyle="1">
     <w:name w:val="Cuadrícula de tabla clara1"/>
-    <w:basedOn w:val="1005"/>
-    <w:next w:val="1051"/>
+    <w:basedOn w:val="1180"/>
+    <w:next w:val="1226"/>
     <w:uiPriority w:val="40"/>
     <w:pPr>
       <w:pBdr/>
@@ -43927,9 +44760,9 @@
       </w:tcPr>
     </w:tblStylePr>
   </w:style>
-  <w:style w:type="paragraph" w:styleId="1053" w:customStyle="1">
+  <w:style w:type="paragraph" w:styleId="1228" w:customStyle="1">
     <w:name w:val="m_4042760116434134222msolistparagraph"/>
-    <w:basedOn w:val="1000"/>
+    <w:basedOn w:val="1175"/>
     <w:pPr>
       <w:pBdr/>
       <w:spacing w:after="100" w:afterAutospacing="1" w:before="100" w:beforeAutospacing="1" w:line="240" w:lineRule="auto"/>
@@ -43942,7 +44775,7 @@
       <w:lang w:eastAsia="es-CL"/>
     </w:rPr>
   </w:style>
-  <w:style w:type="paragraph" w:styleId="1054">
+  <w:style w:type="paragraph" w:styleId="1229">
     <w:name w:val="Revision"/>
     <w:hidden/>
     <w:uiPriority w:val="99"/>
@@ -43953,9 +44786,9 @@
       <w:ind/>
     </w:pPr>
   </w:style>
-  <w:style w:type="table" w:styleId="1055">
+  <w:style w:type="table" w:styleId="1230">
     <w:name w:val="Plain Table 1"/>
-    <w:basedOn w:val="1005"/>
+    <w:basedOn w:val="1180"/>
     <w:uiPriority w:val="41"/>
     <w:pPr>
       <w:pBdr/>
